--- a/ahgResearchPlugin/docs/AtoM_Heratio_Research_Portal_Training_Manual.docx
+++ b/ahgResearchPlugin/docs/AtoM_Heratio_Research_Portal_Training_Manual.docx
@@ -7,75 +7,75 @@
         <w:pStyle w:val="Title"/>
       </w:pPr>
       <w:r>
+        <w:t xml:space="preserve">AtoM Heratio Research Portal Training Manual</w:t>
+      </w:r>
+    </w:p>
+    <w:p>
+      <w:pPr>
+        <w:pStyle w:val="Author"/>
+      </w:pPr>
+      <w:r>
+        <w:t xml:space="preserve">The Archive and Heritage Group (Pty) Ltd</w:t>
+      </w:r>
+    </w:p>
+    <w:bookmarkStart w:id="227" w:name="Xe3e047f7943f81573036ed0a08c2926d90f9c32"/>
+    <w:p>
+      <w:pPr>
+        <w:pStyle w:val="Heading1"/>
+      </w:pPr>
+      <w:r>
         <w:t xml:space="preserve">AtoM Heratio Research Portal — Training Manual</w:t>
       </w:r>
     </w:p>
     <w:p>
       <w:pPr>
-        <w:pStyle w:val="Author"/>
-      </w:pPr>
+        <w:pStyle w:val="FirstParagraph"/>
+      </w:pPr>
+      <w:r>
+        <w:rPr>
+          <w:bCs/>
+          <w:b/>
+        </w:rPr>
+        <w:t xml:space="preserve">Plugin:</w:t>
+      </w:r>
+      <w:r>
+        <w:t xml:space="preserve"> </w:t>
+      </w:r>
+      <w:r>
+        <w:t xml:space="preserve">ahgResearchPlugin v3.2.0</w:t>
+      </w:r>
+      <w:r>
+        <w:t xml:space="preserve"> </w:t>
+      </w:r>
+      <w:r>
+        <w:rPr>
+          <w:bCs/>
+          <w:b/>
+        </w:rPr>
+        <w:t xml:space="preserve">Platform:</w:t>
+      </w:r>
+      <w:r>
+        <w:t xml:space="preserve"> </w:t>
+      </w:r>
+      <w:r>
+        <w:t xml:space="preserve">AtoM Heratio (AtoM 2.10 + AHG Framework v2.8.2)</w:t>
+      </w:r>
+      <w:r>
+        <w:t xml:space="preserve"> </w:t>
+      </w:r>
+      <w:r>
+        <w:rPr>
+          <w:bCs/>
+          <w:b/>
+        </w:rPr>
+        <w:t xml:space="preserve">Author:</w:t>
+      </w:r>
+      <w:r>
+        <w:t xml:space="preserve"> </w:t>
+      </w:r>
       <w:r>
         <w:t xml:space="preserve">The Archive and Heritage Group (Pty) Ltd</w:t>
       </w:r>
-    </w:p>
-    <w:bookmarkStart w:id="220" w:name="Xe3e047f7943f81573036ed0a08c2926d90f9c32"/>
-    <w:p>
-      <w:pPr>
-        <w:pStyle w:val="Heading1"/>
-      </w:pPr>
-      <w:r>
-        <w:t xml:space="preserve">AtoM Heratio Research Portal — Training Manual</w:t>
-      </w:r>
-    </w:p>
-    <w:p>
-      <w:pPr>
-        <w:pStyle w:val="FirstParagraph"/>
-      </w:pPr>
-      <w:r>
-        <w:rPr>
-          <w:bCs/>
-          <w:b/>
-        </w:rPr>
-        <w:t xml:space="preserve">Plugin:</w:t>
-      </w:r>
-      <w:r>
-        <w:t xml:space="preserve"> </w:t>
-      </w:r>
-      <w:r>
-        <w:t xml:space="preserve">ahgResearchPlugin v3.1.0</w:t>
-      </w:r>
-      <w:r>
-        <w:t xml:space="preserve"> </w:t>
-      </w:r>
-      <w:r>
-        <w:rPr>
-          <w:bCs/>
-          <w:b/>
-        </w:rPr>
-        <w:t xml:space="preserve">Platform:</w:t>
-      </w:r>
-      <w:r>
-        <w:t xml:space="preserve"> </w:t>
-      </w:r>
-      <w:r>
-        <w:t xml:space="preserve">AtoM Heratio (AtoM 2.10 + AHG Framework v2.8.2)</w:t>
-      </w:r>
-      <w:r>
-        <w:t xml:space="preserve"> </w:t>
-      </w:r>
-      <w:r>
-        <w:rPr>
-          <w:bCs/>
-          <w:b/>
-        </w:rPr>
-        <w:t xml:space="preserve">Author:</w:t>
-      </w:r>
-      <w:r>
-        <w:t xml:space="preserve"> </w:t>
-      </w:r>
-      <w:r>
-        <w:t xml:space="preserve">The Archive and Heritage Group (Pty) Ltd</w:t>
-      </w:r>
       <w:r>
         <w:t xml:space="preserve"> </w:t>
       </w:r>
@@ -90,7 +90,7 @@
         <w:t xml:space="preserve"> </w:t>
       </w:r>
       <w:r>
-        <w:t xml:space="preserve">February 2026</w:t>
+        <w:t xml:space="preserve">April 2026</w:t>
       </w:r>
     </w:p>
     <w:p>
@@ -15232,7 +15232,7 @@
     </w:p>
     <w:bookmarkEnd w:id="173"/>
     <w:bookmarkEnd w:id="174"/>
-    <w:bookmarkStart w:id="178" w:name="rights-access-policies-odrl"/>
+    <w:bookmarkStart w:id="181" w:name="rights-access-policies-odrl"/>
     <w:p>
       <w:pPr>
         <w:pStyle w:val="Heading2"/>
@@ -15276,7 +15276,23 @@
         <w:pStyle w:val="BodyText"/>
       </w:pPr>
       <w:r>
-        <w:t xml:space="preserve">ODRL (Open Digital Rights Language) policies define structured access rules for research materials.</w:t>
+        <w:t xml:space="preserve">ODRL (Open Digital Rights Language) policies define structured access rules for research materials. Policies are</w:t>
+      </w:r>
+      <w:r>
+        <w:t xml:space="preserve"> </w:t>
+      </w:r>
+      <w:r>
+        <w:rPr>
+          <w:bCs/>
+          <w:b/>
+        </w:rPr>
+        <w:t xml:space="preserve">enforced</w:t>
+      </w:r>
+      <w:r>
+        <w:t xml:space="preserve"> </w:t>
+      </w:r>
+      <w:r>
+        <w:t xml:space="preserve">at key access points throughout the Research Portal.</w:t>
       </w:r>
     </w:p>
     <w:bookmarkEnd w:id="175"/>
@@ -15294,63 +15310,623 @@
         <w:pStyle w:val="FirstParagraph"/>
       </w:pPr>
       <w:r>
-        <w:rPr>
-          <w:bCs/>
-          <w:b/>
-        </w:rPr>
-        <w:t xml:space="preserve">Policy Fields:</w:t>
-      </w:r>
-      <w:r>
-        <w:t xml:space="preserve"> </w:t>
-      </w:r>
-      <w:r>
-        <w:t xml:space="preserve">- Target type (project, collection, object)</w:t>
-      </w:r>
-      <w:r>
-        <w:t xml:space="preserve"> </w:t>
-      </w:r>
-      <w:r>
-        <w:t xml:space="preserve">- Target ID</w:t>
-      </w:r>
-      <w:r>
-        <w:t xml:space="preserve"> </w:t>
-      </w:r>
-      <w:r>
-        <w:t xml:space="preserve">- Policy type: permission, prohibition, obligation</w:t>
-      </w:r>
-      <w:r>
-        <w:t xml:space="preserve"> </w:t>
-      </w:r>
-      <w:r>
-        <w:t xml:space="preserve">- Action: use, reproduce, distribute, modify, archive, display</w:t>
-      </w:r>
-      <w:r>
-        <w:t xml:space="preserve"> </w:t>
-      </w:r>
-      <w:r>
-        <w:t xml:space="preserve">- Assignee (researcher or group)</w:t>
-      </w:r>
-      <w:r>
-        <w:t xml:space="preserve"> </w:t>
-      </w:r>
-      <w:r>
-        <w:t xml:space="preserve">- Constraint (time period, purpose, jurisdiction)</w:t>
-      </w:r>
-      <w:r>
-        <w:t xml:space="preserve"> </w:t>
-      </w:r>
-      <w:r>
-        <w:t xml:space="preserve">- Duty (attribution, payment, notification)</w:t>
+        <w:t xml:space="preserve">Click</w:t>
+      </w:r>
+      <w:r>
+        <w:t xml:space="preserve"> </w:t>
+      </w:r>
+      <w:r>
+        <w:rPr>
+          <w:bCs/>
+          <w:b/>
+        </w:rPr>
+        <w:t xml:space="preserve">Create Policy</w:t>
+      </w:r>
+      <w:r>
+        <w:t xml:space="preserve"> </w:t>
+      </w:r>
+      <w:r>
+        <w:t xml:space="preserve">to open the policy form:</w:t>
+      </w:r>
+    </w:p>
+    <w:p>
+      <w:pPr>
+        <w:numPr>
+          <w:ilvl w:val="0"/>
+          <w:numId w:val="1018"/>
+        </w:numPr>
+        <w:pStyle w:val="Compact"/>
+      </w:pPr>
+      <w:r>
+        <w:rPr>
+          <w:bCs/>
+          <w:b/>
+        </w:rPr>
+        <w:t xml:space="preserve">Target Type</w:t>
+      </w:r>
+      <w:r>
+        <w:t xml:space="preserve"> </w:t>
+      </w:r>
+      <w:r>
+        <w:t xml:space="preserve">— select from: Archival Description, Collection, Project, Snapshot, Annotation, Assertion</w:t>
+      </w:r>
+    </w:p>
+    <w:p>
+      <w:pPr>
+        <w:numPr>
+          <w:ilvl w:val="0"/>
+          <w:numId w:val="1018"/>
+        </w:numPr>
+        <w:pStyle w:val="Compact"/>
+      </w:pPr>
+      <w:r>
+        <w:rPr>
+          <w:bCs/>
+          <w:b/>
+        </w:rPr>
+        <w:t xml:space="preserve">Target</w:t>
+      </w:r>
+      <w:r>
+        <w:t xml:space="preserve"> </w:t>
+      </w:r>
+      <w:r>
+        <w:t xml:space="preserve">— TomSelect autocomplete searches by name (not raw IDs)</w:t>
+      </w:r>
+    </w:p>
+    <w:p>
+      <w:pPr>
+        <w:numPr>
+          <w:ilvl w:val="0"/>
+          <w:numId w:val="1018"/>
+        </w:numPr>
+        <w:pStyle w:val="Compact"/>
+      </w:pPr>
+      <w:r>
+        <w:rPr>
+          <w:bCs/>
+          <w:b/>
+        </w:rPr>
+        <w:t xml:space="preserve">Policy Type</w:t>
+      </w:r>
+      <w:r>
+        <w:t xml:space="preserve"> </w:t>
+      </w:r>
+      <w:r>
+        <w:t xml:space="preserve">— Permission, Prohibition, or Obligation</w:t>
+      </w:r>
+    </w:p>
+    <w:p>
+      <w:pPr>
+        <w:numPr>
+          <w:ilvl w:val="0"/>
+          <w:numId w:val="1018"/>
+        </w:numPr>
+        <w:pStyle w:val="Compact"/>
+      </w:pPr>
+      <w:r>
+        <w:rPr>
+          <w:bCs/>
+          <w:b/>
+        </w:rPr>
+        <w:t xml:space="preserve">Action Type</w:t>
+      </w:r>
+      <w:r>
+        <w:t xml:space="preserve"> </w:t>
+      </w:r>
+      <w:r>
+        <w:t xml:space="preserve">— Use, Reproduce, Distribute, Modify, Archive, Display</w:t>
+      </w:r>
+    </w:p>
+    <w:p>
+      <w:pPr>
+        <w:numPr>
+          <w:ilvl w:val="0"/>
+          <w:numId w:val="1018"/>
+        </w:numPr>
+        <w:pStyle w:val="Compact"/>
+      </w:pPr>
+      <w:r>
+        <w:rPr>
+          <w:bCs/>
+          <w:b/>
+        </w:rPr>
+        <w:t xml:space="preserve">Constraints</w:t>
+      </w:r>
+      <w:r>
+        <w:t xml:space="preserve"> </w:t>
+      </w:r>
+      <w:r>
+        <w:t xml:space="preserve">(optional):</w:t>
+      </w:r>
+    </w:p>
+    <w:p>
+      <w:pPr>
+        <w:numPr>
+          <w:ilvl w:val="1"/>
+          <w:numId w:val="1019"/>
+        </w:numPr>
+        <w:pStyle w:val="Compact"/>
+      </w:pPr>
+      <w:r>
+        <w:rPr>
+          <w:bCs/>
+          <w:b/>
+        </w:rPr>
+        <w:t xml:space="preserve">Restrict to Researchers</w:t>
+      </w:r>
+      <w:r>
+        <w:t xml:space="preserve"> </w:t>
+      </w:r>
+      <w:r>
+        <w:t xml:space="preserve">— multi-select TomSelect to limit policy to specific researchers</w:t>
+      </w:r>
+    </w:p>
+    <w:p>
+      <w:pPr>
+        <w:numPr>
+          <w:ilvl w:val="1"/>
+          <w:numId w:val="1019"/>
+        </w:numPr>
+        <w:pStyle w:val="Compact"/>
+      </w:pPr>
+      <w:r>
+        <w:rPr>
+          <w:bCs/>
+          <w:b/>
+        </w:rPr>
+        <w:t xml:space="preserve">Date From / Date To</w:t>
+      </w:r>
+      <w:r>
+        <w:t xml:space="preserve"> </w:t>
+      </w:r>
+      <w:r>
+        <w:t xml:space="preserve">— temporal validity window</w:t>
+      </w:r>
+    </w:p>
+    <w:p>
+      <w:pPr>
+        <w:numPr>
+          <w:ilvl w:val="1"/>
+          <w:numId w:val="1019"/>
+        </w:numPr>
+        <w:pStyle w:val="Compact"/>
+      </w:pPr>
+      <w:r>
+        <w:rPr>
+          <w:bCs/>
+          <w:b/>
+        </w:rPr>
+        <w:t xml:space="preserve">Max Uses</w:t>
+      </w:r>
+      <w:r>
+        <w:t xml:space="preserve"> </w:t>
+      </w:r>
+      <w:r>
+        <w:t xml:space="preserve">— maximum number of permitted uses</w:t>
       </w:r>
     </w:p>
     <w:bookmarkEnd w:id="176"/>
-    <w:bookmarkStart w:id="177" w:name="access-evaluation"/>
+    <w:bookmarkStart w:id="177" w:name="editing-policies"/>
     <w:p>
       <w:pPr>
         <w:pStyle w:val="Heading3"/>
       </w:pPr>
       <w:r>
-        <w:t xml:space="preserve">Access Evaluation</w:t>
+        <w:t xml:space="preserve">Editing Policies</w:t>
+      </w:r>
+    </w:p>
+    <w:p>
+      <w:pPr>
+        <w:pStyle w:val="FirstParagraph"/>
+      </w:pPr>
+      <w:r>
+        <w:t xml:space="preserve">Click the pencil icon on any policy row to edit. All fields are pre-populated including researcher names (not IDs).</w:t>
+      </w:r>
+    </w:p>
+    <w:bookmarkEnd w:id="177"/>
+    <w:bookmarkStart w:id="178" w:name="policy-display"/>
+    <w:p>
+      <w:pPr>
+        <w:pStyle w:val="Heading3"/>
+      </w:pPr>
+      <w:r>
+        <w:t xml:space="preserve">Policy Display</w:t>
+      </w:r>
+    </w:p>
+    <w:p>
+      <w:pPr>
+        <w:pStyle w:val="FirstParagraph"/>
+      </w:pPr>
+      <w:r>
+        <w:t xml:space="preserve">The policy list shows:</w:t>
+      </w:r>
+      <w:r>
+        <w:t xml:space="preserve"> </w:t>
+      </w:r>
+      <w:r>
+        <w:t xml:space="preserve">- Target with resolved name (e.g.,</w:t>
+      </w:r>
+      <w:r>
+        <w:t xml:space="preserve"> </w:t>
+      </w:r>
+      <w:r>
+        <w:t xml:space="preserve">“</w:t>
+      </w:r>
+      <w:r>
+        <w:t xml:space="preserve">AI Test 4</w:t>
+      </w:r>
+      <w:r>
+        <w:t xml:space="preserve">”</w:t>
+      </w:r>
+      <w:r>
+        <w:t xml:space="preserve"> </w:t>
+      </w:r>
+      <w:r>
+        <w:t xml:space="preserve">instead of</w:t>
+      </w:r>
+      <w:r>
+        <w:t xml:space="preserve"> </w:t>
+      </w:r>
+      <w:r>
+        <w:t xml:space="preserve">“</w:t>
+      </w:r>
+      <w:r>
+        <w:t xml:space="preserve">#901233</w:t>
+      </w:r>
+      <w:r>
+        <w:t xml:space="preserve">”</w:t>
+      </w:r>
+      <w:r>
+        <w:t xml:space="preserve">)</w:t>
+      </w:r>
+      <w:r>
+        <w:t xml:space="preserve"> </w:t>
+      </w:r>
+      <w:r>
+        <w:t xml:space="preserve">- Constraints displayed as readable text (researcher names, dates, max uses)</w:t>
+      </w:r>
+    </w:p>
+    <w:bookmarkEnd w:id="178"/>
+    <w:bookmarkStart w:id="179" w:name="enforcement"/>
+    <w:p>
+      <w:pPr>
+        <w:pStyle w:val="Heading3"/>
+      </w:pPr>
+      <w:r>
+        <w:t xml:space="preserve">Enforcement</w:t>
+      </w:r>
+    </w:p>
+    <w:p>
+      <w:pPr>
+        <w:pStyle w:val="FirstParagraph"/>
+      </w:pPr>
+      <w:r>
+        <w:t xml:space="preserve">Policies are enforced at these access points:</w:t>
+      </w:r>
+    </w:p>
+    <w:tbl>
+      <w:tblPr>
+        <w:tblStyle w:val="Table"/>
+        <w:tblW w:type="auto" w:w="0"/>
+        <w:tblLook w:firstRow="1" w:lastRow="0" w:firstColumn="0" w:lastColumn="0" w:noHBand="0" w:noVBand="0" w:val="0020"/>
+        <w:jc w:val="start"/>
+      </w:tblPr>
+      <w:tblGrid>
+        <w:gridCol w:w="2640"/>
+        <w:gridCol w:w="2640"/>
+        <w:gridCol w:w="2640"/>
+      </w:tblGrid>
+      <w:tr>
+        <w:trPr>
+          <w:tblHeader w:val="true"/>
+        </w:trPr>
+        <w:tc>
+          <w:tcPr/>
+          <w:p>
+            <w:pPr>
+              <w:pStyle w:val="Compact"/>
+              <w:jc w:val="left"/>
+            </w:pPr>
+            <w:r>
+              <w:t xml:space="preserve">Access Point</w:t>
+            </w:r>
+          </w:p>
+        </w:tc>
+        <w:tc>
+          <w:tcPr/>
+          <w:p>
+            <w:pPr>
+              <w:pStyle w:val="Compact"/>
+              <w:jc w:val="left"/>
+            </w:pPr>
+            <w:r>
+              <w:t xml:space="preserve">Target Type</w:t>
+            </w:r>
+          </w:p>
+        </w:tc>
+        <w:tc>
+          <w:tcPr/>
+          <w:p>
+            <w:pPr>
+              <w:pStyle w:val="Compact"/>
+              <w:jc w:val="left"/>
+            </w:pPr>
+            <w:r>
+              <w:t xml:space="preserve">Action Checked</w:t>
+            </w:r>
+          </w:p>
+        </w:tc>
+      </w:tr>
+      <w:tr>
+        <w:tc>
+          <w:tcPr/>
+          <w:p>
+            <w:pPr>
+              <w:pStyle w:val="Compact"/>
+              <w:jc w:val="left"/>
+            </w:pPr>
+            <w:r>
+              <w:t xml:space="preserve">View Project</w:t>
+            </w:r>
+          </w:p>
+        </w:tc>
+        <w:tc>
+          <w:tcPr/>
+          <w:p>
+            <w:pPr>
+              <w:pStyle w:val="Compact"/>
+              <w:jc w:val="left"/>
+            </w:pPr>
+            <w:r>
+              <w:t xml:space="preserve">project</w:t>
+            </w:r>
+          </w:p>
+        </w:tc>
+        <w:tc>
+          <w:tcPr/>
+          <w:p>
+            <w:pPr>
+              <w:pStyle w:val="Compact"/>
+              <w:jc w:val="left"/>
+            </w:pPr>
+            <w:r>
+              <w:t xml:space="preserve">use</w:t>
+            </w:r>
+          </w:p>
+        </w:tc>
+      </w:tr>
+      <w:tr>
+        <w:tc>
+          <w:tcPr/>
+          <w:p>
+            <w:pPr>
+              <w:pStyle w:val="Compact"/>
+              <w:jc w:val="left"/>
+            </w:pPr>
+            <w:r>
+              <w:t xml:space="preserve">View Collection</w:t>
+            </w:r>
+          </w:p>
+        </w:tc>
+        <w:tc>
+          <w:tcPr/>
+          <w:p>
+            <w:pPr>
+              <w:pStyle w:val="Compact"/>
+              <w:jc w:val="left"/>
+            </w:pPr>
+            <w:r>
+              <w:t xml:space="preserve">collection</w:t>
+            </w:r>
+          </w:p>
+        </w:tc>
+        <w:tc>
+          <w:tcPr/>
+          <w:p>
+            <w:pPr>
+              <w:pStyle w:val="Compact"/>
+              <w:jc w:val="left"/>
+            </w:pPr>
+            <w:r>
+              <w:t xml:space="preserve">use</w:t>
+            </w:r>
+          </w:p>
+        </w:tc>
+      </w:tr>
+      <w:tr>
+        <w:tc>
+          <w:tcPr/>
+          <w:p>
+            <w:pPr>
+              <w:pStyle w:val="Compact"/>
+              <w:jc w:val="left"/>
+            </w:pPr>
+            <w:r>
+              <w:t xml:space="preserve">View Snapshot</w:t>
+            </w:r>
+          </w:p>
+        </w:tc>
+        <w:tc>
+          <w:tcPr/>
+          <w:p>
+            <w:pPr>
+              <w:pStyle w:val="Compact"/>
+              <w:jc w:val="left"/>
+            </w:pPr>
+            <w:r>
+              <w:t xml:space="preserve">snapshot</w:t>
+            </w:r>
+          </w:p>
+        </w:tc>
+        <w:tc>
+          <w:tcPr/>
+          <w:p>
+            <w:pPr>
+              <w:pStyle w:val="Compact"/>
+              <w:jc w:val="left"/>
+            </w:pPr>
+            <w:r>
+              <w:t xml:space="preserve">use</w:t>
+            </w:r>
+          </w:p>
+        </w:tc>
+      </w:tr>
+      <w:tr>
+        <w:tc>
+          <w:tcPr/>
+          <w:p>
+            <w:pPr>
+              <w:pStyle w:val="Compact"/>
+              <w:jc w:val="left"/>
+            </w:pPr>
+            <w:r>
+              <w:t xml:space="preserve">Share Project</w:t>
+            </w:r>
+          </w:p>
+        </w:tc>
+        <w:tc>
+          <w:tcPr/>
+          <w:p>
+            <w:pPr>
+              <w:pStyle w:val="Compact"/>
+              <w:jc w:val="left"/>
+            </w:pPr>
+            <w:r>
+              <w:t xml:space="preserve">project</w:t>
+            </w:r>
+          </w:p>
+        </w:tc>
+        <w:tc>
+          <w:tcPr/>
+          <w:p>
+            <w:pPr>
+              <w:pStyle w:val="Compact"/>
+              <w:jc w:val="left"/>
+            </w:pPr>
+            <w:r>
+              <w:t xml:space="preserve">distribute</w:t>
+            </w:r>
+          </w:p>
+        </w:tc>
+      </w:tr>
+      <w:tr>
+        <w:tc>
+          <w:tcPr/>
+          <w:p>
+            <w:pPr>
+              <w:pStyle w:val="Compact"/>
+              <w:jc w:val="left"/>
+            </w:pPr>
+            <w:r>
+              <w:t xml:space="preserve">Reproducibility Pack</w:t>
+            </w:r>
+          </w:p>
+        </w:tc>
+        <w:tc>
+          <w:tcPr/>
+          <w:p>
+            <w:pPr>
+              <w:pStyle w:val="Compact"/>
+              <w:jc w:val="left"/>
+            </w:pPr>
+            <w:r>
+              <w:t xml:space="preserve">project</w:t>
+            </w:r>
+          </w:p>
+        </w:tc>
+        <w:tc>
+          <w:tcPr/>
+          <w:p>
+            <w:pPr>
+              <w:pStyle w:val="Compact"/>
+              <w:jc w:val="left"/>
+            </w:pPr>
+            <w:r>
+              <w:t xml:space="preserve">use</w:t>
+            </w:r>
+          </w:p>
+        </w:tc>
+      </w:tr>
+      <w:tr>
+        <w:tc>
+          <w:tcPr/>
+          <w:p>
+            <w:pPr>
+              <w:pStyle w:val="Compact"/>
+              <w:jc w:val="left"/>
+            </w:pPr>
+            <w:r>
+              <w:t xml:space="preserve">New Reproduction</w:t>
+            </w:r>
+          </w:p>
+        </w:tc>
+        <w:tc>
+          <w:tcPr/>
+          <w:p>
+            <w:pPr>
+              <w:pStyle w:val="Compact"/>
+              <w:jc w:val="left"/>
+            </w:pPr>
+            <w:r>
+              <w:t xml:space="preserve">archival_description</w:t>
+            </w:r>
+          </w:p>
+        </w:tc>
+        <w:tc>
+          <w:tcPr/>
+          <w:p>
+            <w:pPr>
+              <w:pStyle w:val="Compact"/>
+              <w:jc w:val="left"/>
+            </w:pPr>
+            <w:r>
+              <w:t xml:space="preserve">reproduce</w:t>
+            </w:r>
+          </w:p>
+        </w:tc>
+      </w:tr>
+    </w:tbl>
+    <w:p>
+      <w:pPr>
+        <w:pStyle w:val="BodyText"/>
+      </w:pPr>
+      <w:r>
+        <w:rPr>
+          <w:bCs/>
+          <w:b/>
+        </w:rPr>
+        <w:t xml:space="preserve">Default behaviour:</w:t>
+      </w:r>
+      <w:r>
+        <w:t xml:space="preserve"> </w:t>
+      </w:r>
+      <w:r>
+        <w:t xml:space="preserve">Resources with no policies are accessible (default-allow). Only explicit prohibitions block access. All decisions are logged to</w:t>
+      </w:r>
+      <w:r>
+        <w:t xml:space="preserve"> </w:t>
+      </w:r>
+      <w:r>
+        <w:rPr>
+          <w:rStyle w:val="VerbatimChar"/>
+        </w:rPr>
+        <w:t xml:space="preserve">research_access_decision</w:t>
+      </w:r>
+      <w:r>
+        <w:t xml:space="preserve"> </w:t>
+      </w:r>
+      <w:r>
+        <w:t xml:space="preserve">for audit.</w:t>
+      </w:r>
+    </w:p>
+    <w:bookmarkEnd w:id="179"/>
+    <w:bookmarkStart w:id="180" w:name="access-evaluation-api"/>
+    <w:p>
+      <w:pPr>
+        <w:pStyle w:val="Heading3"/>
+      </w:pPr>
+      <w:r>
+        <w:t xml:space="preserve">Access Evaluation API</w:t>
       </w:r>
     </w:p>
     <w:p>
@@ -15401,9 +15977,9 @@
         </w:pict>
       </w:r>
     </w:p>
-    <w:bookmarkEnd w:id="177"/>
-    <w:bookmarkEnd w:id="178"/>
-    <w:bookmarkStart w:id="184" w:name="ro-crate-doi-minting"/>
+    <w:bookmarkEnd w:id="180"/>
+    <w:bookmarkEnd w:id="181"/>
+    <w:bookmarkStart w:id="187" w:name="ro-crate-doi-minting"/>
     <w:p>
       <w:pPr>
         <w:pStyle w:val="Heading2"/>
@@ -15412,7 +15988,7 @@
         <w:t xml:space="preserve">27. RO-Crate &amp; DOI Minting</w:t>
       </w:r>
     </w:p>
-    <w:bookmarkStart w:id="179" w:name="ro-crate-packaging"/>
+    <w:bookmarkStart w:id="182" w:name="ro-crate-packaging"/>
     <w:p>
       <w:pPr>
         <w:pStyle w:val="Heading3"/>
@@ -15474,8 +16050,8 @@
         <w:t xml:space="preserve">- Schema.org dataset description</w:t>
       </w:r>
     </w:p>
-    <w:bookmarkEnd w:id="179"/>
-    <w:bookmarkStart w:id="180" w:name="collection-packaging"/>
+    <w:bookmarkEnd w:id="182"/>
+    <w:bookmarkStart w:id="183" w:name="collection-packaging"/>
     <w:p>
       <w:pPr>
         <w:pStyle w:val="Heading3"/>
@@ -15513,8 +16089,8 @@
         <w:t xml:space="preserve">Package a single collection as an RO-Crate.</w:t>
       </w:r>
     </w:p>
-    <w:bookmarkEnd w:id="180"/>
-    <w:bookmarkStart w:id="181" w:name="json-ld-export"/>
+    <w:bookmarkEnd w:id="183"/>
+    <w:bookmarkStart w:id="184" w:name="json-ld-export"/>
     <w:p>
       <w:pPr>
         <w:pStyle w:val="Heading3"/>
@@ -15552,8 +16128,8 @@
         <w:t xml:space="preserve">Export project metadata as JSON-LD for linked data applications.</w:t>
       </w:r>
     </w:p>
-    <w:bookmarkEnd w:id="181"/>
-    <w:bookmarkStart w:id="182" w:name="doi-minting"/>
+    <w:bookmarkEnd w:id="184"/>
+    <w:bookmarkStart w:id="185" w:name="doi-minting"/>
     <w:p>
       <w:pPr>
         <w:pStyle w:val="Heading3"/>
@@ -15615,8 +16191,8 @@
         <w:t xml:space="preserve">- Tracks DOI status and updates</w:t>
       </w:r>
     </w:p>
-    <w:bookmarkEnd w:id="182"/>
-    <w:bookmarkStart w:id="183" w:name="reproducibility-pack"/>
+    <w:bookmarkEnd w:id="185"/>
+    <w:bookmarkStart w:id="186" w:name="reproducibility-pack"/>
     <w:p>
       <w:pPr>
         <w:pStyle w:val="Heading3"/>
@@ -15697,9 +16273,9 @@
         </w:pict>
       </w:r>
     </w:p>
-    <w:bookmarkEnd w:id="183"/>
-    <w:bookmarkEnd w:id="184"/>
-    <w:bookmarkStart w:id="188" w:name="notifications"/>
+    <w:bookmarkEnd w:id="186"/>
+    <w:bookmarkEnd w:id="187"/>
+    <w:bookmarkStart w:id="191" w:name="notifications"/>
     <w:p>
       <w:pPr>
         <w:pStyle w:val="Heading2"/>
@@ -15708,7 +16284,7 @@
         <w:t xml:space="preserve">28. Notifications</w:t>
       </w:r>
     </w:p>
-    <w:bookmarkStart w:id="185" w:name="viewing-notifications"/>
+    <w:bookmarkStart w:id="188" w:name="viewing-notifications"/>
     <w:p>
       <w:pPr>
         <w:pStyle w:val="Heading3"/>
@@ -15788,8 +16364,8 @@
         <w:t xml:space="preserve">- Collaboration activity</w:t>
       </w:r>
     </w:p>
-    <w:bookmarkEnd w:id="185"/>
-    <w:bookmarkStart w:id="186" w:name="notification-preferences"/>
+    <w:bookmarkEnd w:id="188"/>
+    <w:bookmarkStart w:id="189" w:name="notification-preferences"/>
     <w:p>
       <w:pPr>
         <w:pStyle w:val="Heading3"/>
@@ -15824,8 +16400,8 @@
         <w:t xml:space="preserve">- Digest frequency (immediate, daily, weekly)</w:t>
       </w:r>
     </w:p>
-    <w:bookmarkEnd w:id="186"/>
-    <w:bookmarkStart w:id="187" w:name="api-access"/>
+    <w:bookmarkEnd w:id="189"/>
+    <w:bookmarkStart w:id="190" w:name="api-access"/>
     <w:p>
       <w:pPr>
         <w:pStyle w:val="Heading3"/>
@@ -15894,9 +16470,9 @@
         </w:pict>
       </w:r>
     </w:p>
-    <w:bookmarkEnd w:id="187"/>
-    <w:bookmarkEnd w:id="188"/>
-    <w:bookmarkStart w:id="193" w:name="rest-api-api-keys"/>
+    <w:bookmarkEnd w:id="190"/>
+    <w:bookmarkEnd w:id="191"/>
+    <w:bookmarkStart w:id="196" w:name="rest-api-api-keys"/>
     <w:p>
       <w:pPr>
         <w:pStyle w:val="Heading2"/>
@@ -15905,7 +16481,7 @@
         <w:t xml:space="preserve">29. REST API &amp; API Keys</w:t>
       </w:r>
     </w:p>
-    <w:bookmarkStart w:id="189" w:name="api-key-management"/>
+    <w:bookmarkStart w:id="192" w:name="api-key-management"/>
     <w:p>
       <w:pPr>
         <w:pStyle w:val="Heading3"/>
@@ -15952,41 +16528,172 @@
         <w:t xml:space="preserve"> </w:t>
       </w:r>
       <w:r>
+        <w:rPr>
+          <w:bCs/>
+          <w:b/>
+        </w:rPr>
+        <w:t xml:space="preserve">Generate Key</w:t>
+      </w:r>
+      <w:r>
+        <w:t xml:space="preserve"> </w:t>
+      </w:r>
+      <w:r>
+        <w:t xml:space="preserve">2. Enter a descriptive name (e.g.,</w:t>
+      </w:r>
+      <w:r>
+        <w:t xml:space="preserve"> </w:t>
+      </w:r>
+      <w:r>
         <w:t xml:space="preserve">“</w:t>
       </w:r>
       <w:r>
-        <w:t xml:space="preserve">Generate New Key</w:t>
+        <w:t xml:space="preserve">Python Script</w:t>
       </w:r>
       <w:r>
         <w:t xml:space="preserve">”</w:t>
       </w:r>
       <w:r>
-        <w:t xml:space="preserve"> </w:t>
-      </w:r>
-      <w:r>
-        <w:t xml:space="preserve">2. Enter a name/description</w:t>
-      </w:r>
-      <w:r>
-        <w:t xml:space="preserve"> </w:t>
-      </w:r>
-      <w:r>
-        <w:t xml:space="preserve">3. Set permissions (optional)</w:t>
-      </w:r>
-      <w:r>
-        <w:t xml:space="preserve"> </w:t>
-      </w:r>
-      <w:r>
-        <w:t xml:space="preserve">4. Set expiry (default: 365 days)</w:t>
-      </w:r>
-      <w:r>
-        <w:t xml:space="preserve"> </w:t>
-      </w:r>
-      <w:r>
-        <w:t xml:space="preserve">5. Copy the generated key (shown only once)</w:t>
-      </w:r>
-    </w:p>
-    <w:bookmarkEnd w:id="189"/>
-    <w:bookmarkStart w:id="190" w:name="api-endpoints"/>
+        <w:t xml:space="preserve">)</w:t>
+      </w:r>
+      <w:r>
+        <w:t xml:space="preserve"> </w:t>
+      </w:r>
+      <w:r>
+        <w:t xml:space="preserve">3. Select</w:t>
+      </w:r>
+      <w:r>
+        <w:t xml:space="preserve"> </w:t>
+      </w:r>
+      <w:r>
+        <w:rPr>
+          <w:bCs/>
+          <w:b/>
+        </w:rPr>
+        <w:t xml:space="preserve">Permissions</w:t>
+      </w:r>
+      <w:r>
+        <w:t xml:space="preserve">:</w:t>
+      </w:r>
+      <w:r>
+        <w:t xml:space="preserve"> </w:t>
+      </w:r>
+      <w:r>
+        <w:t xml:space="preserve">-</w:t>
+      </w:r>
+      <w:r>
+        <w:t xml:space="preserve"> </w:t>
+      </w:r>
+      <w:r>
+        <w:rPr>
+          <w:bCs/>
+          <w:b/>
+        </w:rPr>
+        <w:t xml:space="preserve">Read</w:t>
+      </w:r>
+      <w:r>
+        <w:t xml:space="preserve"> </w:t>
+      </w:r>
+      <w:r>
+        <w:t xml:space="preserve">— access collections, annotations, bibliographies (checked by default)</w:t>
+      </w:r>
+      <w:r>
+        <w:t xml:space="preserve"> </w:t>
+      </w:r>
+      <w:r>
+        <w:t xml:space="preserve">-</w:t>
+      </w:r>
+      <w:r>
+        <w:t xml:space="preserve"> </w:t>
+      </w:r>
+      <w:r>
+        <w:rPr>
+          <w:bCs/>
+          <w:b/>
+        </w:rPr>
+        <w:t xml:space="preserve">Write</w:t>
+      </w:r>
+      <w:r>
+        <w:t xml:space="preserve"> </w:t>
+      </w:r>
+      <w:r>
+        <w:t xml:space="preserve">— create/update collections, annotations</w:t>
+      </w:r>
+      <w:r>
+        <w:t xml:space="preserve"> </w:t>
+      </w:r>
+      <w:r>
+        <w:t xml:space="preserve">-</w:t>
+      </w:r>
+      <w:r>
+        <w:t xml:space="preserve"> </w:t>
+      </w:r>
+      <w:r>
+        <w:rPr>
+          <w:bCs/>
+          <w:b/>
+        </w:rPr>
+        <w:t xml:space="preserve">Search</w:t>
+      </w:r>
+      <w:r>
+        <w:t xml:space="preserve"> </w:t>
+      </w:r>
+      <w:r>
+        <w:t xml:space="preserve">— query the catalogue (checked by default)</w:t>
+      </w:r>
+      <w:r>
+        <w:t xml:space="preserve"> </w:t>
+      </w:r>
+      <w:r>
+        <w:t xml:space="preserve">4. Set</w:t>
+      </w:r>
+      <w:r>
+        <w:t xml:space="preserve"> </w:t>
+      </w:r>
+      <w:r>
+        <w:rPr>
+          <w:bCs/>
+          <w:b/>
+        </w:rPr>
+        <w:t xml:space="preserve">Expiration Date</w:t>
+      </w:r>
+      <w:r>
+        <w:t xml:space="preserve"> </w:t>
+      </w:r>
+      <w:r>
+        <w:t xml:space="preserve">(leave blank for default 1 year)</w:t>
+      </w:r>
+      <w:r>
+        <w:t xml:space="preserve"> </w:t>
+      </w:r>
+      <w:r>
+        <w:t xml:space="preserve">5. Copy the generated key immediately — it is shown only once</w:t>
+      </w:r>
+    </w:p>
+    <w:p>
+      <w:pPr>
+        <w:pStyle w:val="BodyText"/>
+      </w:pPr>
+      <w:r>
+        <w:t xml:space="preserve">Keys are stored in the central</w:t>
+      </w:r>
+      <w:r>
+        <w:t xml:space="preserve"> </w:t>
+      </w:r>
+      <w:r>
+        <w:rPr>
+          <w:rStyle w:val="VerbatimChar"/>
+        </w:rPr>
+        <w:t xml:space="preserve">ahg_api_key</w:t>
+      </w:r>
+      <w:r>
+        <w:t xml:space="preserve"> </w:t>
+      </w:r>
+      <w:r>
+        <w:t xml:space="preserve">table with scope enforcement. The key list shows: name, prefix, permissions, created date, last used, expiry, and status. Active keys can be revoked.</w:t>
+      </w:r>
+    </w:p>
+    <w:bookmarkEnd w:id="192"/>
+    <w:bookmarkStart w:id="193" w:name="api-endpoints"/>
     <w:p>
       <w:pPr>
         <w:pStyle w:val="Heading3"/>
@@ -16517,8 +17224,8 @@
         </w:tc>
       </w:tr>
     </w:tbl>
-    <w:bookmarkEnd w:id="190"/>
-    <w:bookmarkStart w:id="191" w:name="authentication"/>
+    <w:bookmarkEnd w:id="193"/>
+    <w:bookmarkStart w:id="194" w:name="authentication"/>
     <w:p>
       <w:pPr>
         <w:pStyle w:val="Heading3"/>
@@ -16561,8 +17268,8 @@
         <w:t xml:space="preserve">Authorization: Bearer YOUR_API_KEY</w:t>
       </w:r>
     </w:p>
-    <w:bookmarkEnd w:id="191"/>
-    <w:bookmarkStart w:id="192" w:name="rate-limiting"/>
+    <w:bookmarkEnd w:id="194"/>
+    <w:bookmarkStart w:id="195" w:name="rate-limiting"/>
     <w:p>
       <w:pPr>
         <w:pStyle w:val="Heading3"/>
@@ -16586,9 +17293,9 @@
         </w:pict>
       </w:r>
     </w:p>
-    <w:bookmarkEnd w:id="192"/>
-    <w:bookmarkEnd w:id="193"/>
-    <w:bookmarkStart w:id="197" w:name="orcid-integration"/>
+    <w:bookmarkEnd w:id="195"/>
+    <w:bookmarkEnd w:id="196"/>
+    <w:bookmarkStart w:id="200" w:name="orcid-integration"/>
     <w:p>
       <w:pPr>
         <w:pStyle w:val="Heading2"/>
@@ -16597,7 +17304,7 @@
         <w:t xml:space="preserve">30. ORCID Integration</w:t>
       </w:r>
     </w:p>
-    <w:bookmarkStart w:id="194" w:name="connecting-orcid"/>
+    <w:bookmarkStart w:id="197" w:name="connecting-orcid"/>
     <w:p>
       <w:pPr>
         <w:pStyle w:val="Heading3"/>
@@ -16631,7 +17338,7 @@
       <w:pPr>
         <w:numPr>
           <w:ilvl w:val="0"/>
-          <w:numId w:val="1018"/>
+          <w:numId w:val="1020"/>
         </w:numPr>
         <w:pStyle w:val="Compact"/>
       </w:pPr>
@@ -16655,7 +17362,7 @@
       <w:pPr>
         <w:numPr>
           <w:ilvl w:val="0"/>
-          <w:numId w:val="1018"/>
+          <w:numId w:val="1020"/>
         </w:numPr>
         <w:pStyle w:val="Compact"/>
       </w:pPr>
@@ -16667,7 +17374,7 @@
       <w:pPr>
         <w:numPr>
           <w:ilvl w:val="0"/>
-          <w:numId w:val="1018"/>
+          <w:numId w:val="1020"/>
         </w:numPr>
         <w:pStyle w:val="Compact"/>
       </w:pPr>
@@ -16679,7 +17386,7 @@
       <w:pPr>
         <w:numPr>
           <w:ilvl w:val="0"/>
-          <w:numId w:val="1018"/>
+          <w:numId w:val="1020"/>
         </w:numPr>
         <w:pStyle w:val="Compact"/>
       </w:pPr>
@@ -16687,8 +17394,8 @@
         <w:t xml:space="preserve">You are redirected back with your ORCID iD linked</w:t>
       </w:r>
     </w:p>
-    <w:bookmarkEnd w:id="194"/>
-    <w:bookmarkStart w:id="195" w:name="benefits"/>
+    <w:bookmarkEnd w:id="197"/>
+    <w:bookmarkStart w:id="198" w:name="benefits"/>
     <w:p>
       <w:pPr>
         <w:pStyle w:val="Heading3"/>
@@ -16701,7 +17408,7 @@
       <w:pPr>
         <w:numPr>
           <w:ilvl w:val="0"/>
-          <w:numId w:val="1019"/>
+          <w:numId w:val="1021"/>
         </w:numPr>
         <w:pStyle w:val="Compact"/>
       </w:pPr>
@@ -16713,7 +17420,7 @@
       <w:pPr>
         <w:numPr>
           <w:ilvl w:val="0"/>
-          <w:numId w:val="1019"/>
+          <w:numId w:val="1021"/>
         </w:numPr>
         <w:pStyle w:val="Compact"/>
       </w:pPr>
@@ -16725,7 +17432,7 @@
       <w:pPr>
         <w:numPr>
           <w:ilvl w:val="0"/>
-          <w:numId w:val="1019"/>
+          <w:numId w:val="1021"/>
         </w:numPr>
         <w:pStyle w:val="Compact"/>
       </w:pPr>
@@ -16737,7 +17444,7 @@
       <w:pPr>
         <w:numPr>
           <w:ilvl w:val="0"/>
-          <w:numId w:val="1019"/>
+          <w:numId w:val="1021"/>
         </w:numPr>
         <w:pStyle w:val="Compact"/>
       </w:pPr>
@@ -16745,8 +17452,8 @@
         <w:t xml:space="preserve">Enhanced trust for institutional sharing</w:t>
       </w:r>
     </w:p>
-    <w:bookmarkEnd w:id="195"/>
-    <w:bookmarkStart w:id="196" w:name="disconnecting"/>
+    <w:bookmarkEnd w:id="198"/>
+    <w:bookmarkStart w:id="199" w:name="disconnecting"/>
     <w:p>
       <w:pPr>
         <w:pStyle w:val="Heading3"/>
@@ -16791,9 +17498,9 @@
         </w:pict>
       </w:r>
     </w:p>
-    <w:bookmarkEnd w:id="196"/>
-    <w:bookmarkEnd w:id="197"/>
-    <w:bookmarkStart w:id="202" w:name="institutional-sharing"/>
+    <w:bookmarkEnd w:id="199"/>
+    <w:bookmarkEnd w:id="200"/>
+    <w:bookmarkStart w:id="205" w:name="institutional-sharing"/>
     <w:p>
       <w:pPr>
         <w:pStyle w:val="Heading2"/>
@@ -16802,7 +17509,7 @@
         <w:t xml:space="preserve">31. Institutional Sharing</w:t>
       </w:r>
     </w:p>
-    <w:bookmarkStart w:id="198" w:name="managing-institutions"/>
+    <w:bookmarkStart w:id="201" w:name="managing-institutions"/>
     <w:p>
       <w:pPr>
         <w:pStyle w:val="Heading3"/>
@@ -16870,8 +17577,8 @@
         <w:t xml:space="preserve">- Agreement type and status</w:t>
       </w:r>
     </w:p>
-    <w:bookmarkEnd w:id="198"/>
-    <w:bookmarkStart w:id="199" w:name="sharing-projects"/>
+    <w:bookmarkEnd w:id="201"/>
+    <w:bookmarkStart w:id="202" w:name="sharing-projects"/>
     <w:p>
       <w:pPr>
         <w:pStyle w:val="Heading3"/>
@@ -16933,8 +17640,8 @@
         <w:t xml:space="preserve">4. Generate access token</w:t>
       </w:r>
     </w:p>
-    <w:bookmarkEnd w:id="199"/>
-    <w:bookmarkStart w:id="200" w:name="external-access"/>
+    <w:bookmarkEnd w:id="202"/>
+    <w:bookmarkStart w:id="203" w:name="external-access"/>
     <w:p>
       <w:pPr>
         <w:pStyle w:val="Heading3"/>
@@ -16972,8 +17679,8 @@
         <w:t xml:space="preserve">External collaborators access shared projects via a unique token URL. They can view project resources according to their access level.</w:t>
       </w:r>
     </w:p>
-    <w:bookmarkEnd w:id="200"/>
-    <w:bookmarkStart w:id="201" w:name="external-collaborators"/>
+    <w:bookmarkEnd w:id="203"/>
+    <w:bookmarkStart w:id="204" w:name="external-collaborators"/>
     <w:p>
       <w:pPr>
         <w:pStyle w:val="Heading3"/>
@@ -17015,9 +17722,9 @@
         </w:pict>
       </w:r>
     </w:p>
-    <w:bookmarkEnd w:id="201"/>
-    <w:bookmarkEnd w:id="202"/>
-    <w:bookmarkStart w:id="207" w:name="audit-trail"/>
+    <w:bookmarkEnd w:id="204"/>
+    <w:bookmarkEnd w:id="205"/>
+    <w:bookmarkStart w:id="210" w:name="audit-trail"/>
     <w:p>
       <w:pPr>
         <w:pStyle w:val="Heading2"/>
@@ -17026,7 +17733,7 @@
         <w:t xml:space="preserve">32. Audit Trail</w:t>
       </w:r>
     </w:p>
-    <w:bookmarkStart w:id="203" w:name="audit-module"/>
+    <w:bookmarkStart w:id="206" w:name="audit-module"/>
     <w:p>
       <w:pPr>
         <w:pStyle w:val="Heading3"/>
@@ -17118,8 +17825,8 @@
         <w:t xml:space="preserve">- API key creation and revocation</w:t>
       </w:r>
     </w:p>
-    <w:bookmarkEnd w:id="203"/>
-    <w:bookmarkStart w:id="204" w:name="viewing-audit-records"/>
+    <w:bookmarkEnd w:id="206"/>
+    <w:bookmarkStart w:id="207" w:name="viewing-audit-records"/>
     <w:p>
       <w:pPr>
         <w:pStyle w:val="Heading3"/>
@@ -17346,8 +18053,8 @@
         </w:tc>
       </w:tr>
     </w:tbl>
-    <w:bookmarkEnd w:id="204"/>
-    <w:bookmarkStart w:id="205" w:name="exporting-1"/>
+    <w:bookmarkEnd w:id="207"/>
+    <w:bookmarkStart w:id="208" w:name="exporting-1"/>
     <w:p>
       <w:pPr>
         <w:pStyle w:val="Heading3"/>
@@ -17385,8 +18092,8 @@
         <w:t xml:space="preserve">Export audit logs as CSV for compliance reporting.</w:t>
       </w:r>
     </w:p>
-    <w:bookmarkEnd w:id="205"/>
-    <w:bookmarkStart w:id="206" w:name="whats-logged"/>
+    <w:bookmarkEnd w:id="208"/>
+    <w:bookmarkStart w:id="209" w:name="whats-logged"/>
     <w:p>
       <w:pPr>
         <w:pStyle w:val="Heading3"/>
@@ -17458,9 +18165,9 @@
         </w:pict>
       </w:r>
     </w:p>
-    <w:bookmarkEnd w:id="206"/>
-    <w:bookmarkEnd w:id="207"/>
-    <w:bookmarkStart w:id="213" w:name="administration"/>
+    <w:bookmarkEnd w:id="209"/>
+    <w:bookmarkEnd w:id="210"/>
+    <w:bookmarkStart w:id="220" w:name="administration"/>
     <w:p>
       <w:pPr>
         <w:pStyle w:val="Heading2"/>
@@ -17469,13 +18176,13 @@
         <w:t xml:space="preserve">33. Administration</w:t>
       </w:r>
     </w:p>
-    <w:bookmarkStart w:id="208" w:name="researcher-approval"/>
+    <w:bookmarkStart w:id="211" w:name="researcher-management"/>
     <w:p>
       <w:pPr>
         <w:pStyle w:val="Heading3"/>
       </w:pPr>
       <w:r>
-        <w:t xml:space="preserve">Researcher Approval</w:t>
+        <w:t xml:space="preserve">Researcher Management</w:t>
       </w:r>
     </w:p>
     <w:p>
@@ -17504,19 +18211,92 @@
         <w:pStyle w:val="BodyText"/>
       </w:pPr>
       <w:r>
-        <w:t xml:space="preserve">Admin workflow for managing researchers:</w:t>
-      </w:r>
-      <w:r>
-        <w:t xml:space="preserve"> </w:t>
-      </w:r>
-      <w:r>
-        <w:t xml:space="preserve">1. View all pending researchers</w:t>
-      </w:r>
-      <w:r>
-        <w:t xml:space="preserve"> </w:t>
-      </w:r>
-      <w:r>
-        <w:t xml:space="preserve">2. Review registration details</w:t>
+        <w:t xml:space="preserve">Status pill tabs with live counts:</w:t>
+      </w:r>
+      <w:r>
+        <w:t xml:space="preserve"> </w:t>
+      </w:r>
+      <w:r>
+        <w:rPr>
+          <w:bCs/>
+          <w:b/>
+        </w:rPr>
+        <w:t xml:space="preserve">All</w:t>
+      </w:r>
+      <w:r>
+        <w:t xml:space="preserve">,</w:t>
+      </w:r>
+      <w:r>
+        <w:t xml:space="preserve"> </w:t>
+      </w:r>
+      <w:r>
+        <w:rPr>
+          <w:bCs/>
+          <w:b/>
+        </w:rPr>
+        <w:t xml:space="preserve">Pending</w:t>
+      </w:r>
+      <w:r>
+        <w:t xml:space="preserve">,</w:t>
+      </w:r>
+      <w:r>
+        <w:t xml:space="preserve"> </w:t>
+      </w:r>
+      <w:r>
+        <w:rPr>
+          <w:bCs/>
+          <w:b/>
+        </w:rPr>
+        <w:t xml:space="preserve">Approved</w:t>
+      </w:r>
+      <w:r>
+        <w:t xml:space="preserve">,</w:t>
+      </w:r>
+      <w:r>
+        <w:t xml:space="preserve"> </w:t>
+      </w:r>
+      <w:r>
+        <w:rPr>
+          <w:bCs/>
+          <w:b/>
+        </w:rPr>
+        <w:t xml:space="preserve">Suspended</w:t>
+      </w:r>
+      <w:r>
+        <w:t xml:space="preserve">,</w:t>
+      </w:r>
+      <w:r>
+        <w:t xml:space="preserve"> </w:t>
+      </w:r>
+      <w:r>
+        <w:rPr>
+          <w:bCs/>
+          <w:b/>
+        </w:rPr>
+        <w:t xml:space="preserve">Expired</w:t>
+      </w:r>
+      <w:r>
+        <w:t xml:space="preserve">.</w:t>
+      </w:r>
+    </w:p>
+    <w:p>
+      <w:pPr>
+        <w:pStyle w:val="BodyText"/>
+      </w:pPr>
+      <w:r>
+        <w:t xml:space="preserve">Admin workflow:</w:t>
+      </w:r>
+      <w:r>
+        <w:t xml:space="preserve"> </w:t>
+      </w:r>
+      <w:r>
+        <w:t xml:space="preserve">1. Filter by status tab or search by name</w:t>
+      </w:r>
+      <w:r>
+        <w:t xml:space="preserve"> </w:t>
+      </w:r>
+      <w:r>
+        <w:t xml:space="preserve">2. Click a researcher to view details</w:t>
       </w:r>
       <w:r>
         <w:t xml:space="preserve"> </w:t>
@@ -17537,22 +18317,104 @@
         <w:t xml:space="preserve">”</w:t>
       </w:r>
       <w:r>
-        <w:t xml:space="preserve">, creates access request</w:t>
-      </w:r>
-      <w:r>
-        <w:t xml:space="preserve"> </w:t>
-      </w:r>
-      <w:r>
-        <w:t xml:space="preserve">4. Reject — archives data, deactivates user, records reason</w:t>
-      </w:r>
-    </w:p>
-    <w:bookmarkEnd w:id="208"/>
-    <w:bookmarkStart w:id="209" w:name="reading-room-management"/>
+        <w:t xml:space="preserve"> </w:t>
+      </w:r>
+      <w:r>
+        <w:t xml:space="preserve">4. Suspend — blocks access until reinstated</w:t>
+      </w:r>
+      <w:r>
+        <w:t xml:space="preserve"> </w:t>
+      </w:r>
+      <w:r>
+        <w:t xml:space="preserve">5. View bookings, collections, and activity history</w:t>
+      </w:r>
+    </w:p>
+    <w:bookmarkEnd w:id="211"/>
+    <w:bookmarkStart w:id="212" w:name="researcher-type-management"/>
     <w:p>
       <w:pPr>
         <w:pStyle w:val="Heading3"/>
       </w:pPr>
       <w:r>
+        <w:t xml:space="preserve">Researcher Type Management</w:t>
+      </w:r>
+    </w:p>
+    <w:p>
+      <w:pPr>
+        <w:pStyle w:val="FirstParagraph"/>
+      </w:pPr>
+      <w:r>
+        <w:rPr>
+          <w:bCs/>
+          <w:b/>
+        </w:rPr>
+        <w:t xml:space="preserve">URL:</w:t>
+      </w:r>
+      <w:r>
+        <w:t xml:space="preserve"> </w:t>
+      </w:r>
+      <w:r>
+        <w:rPr>
+          <w:rStyle w:val="VerbatimChar"/>
+        </w:rPr>
+        <w:t xml:space="preserve">/research/admin/types</w:t>
+      </w:r>
+    </w:p>
+    <w:p>
+      <w:pPr>
+        <w:pStyle w:val="BodyText"/>
+      </w:pPr>
+      <w:r>
+        <w:t xml:space="preserve">Configure researcher types with booking limits and permissions:</w:t>
+      </w:r>
+      <w:r>
+        <w:t xml:space="preserve"> </w:t>
+      </w:r>
+      <w:r>
+        <w:t xml:space="preserve">- Max advance booking days, max hours/day, max materials per booking</w:t>
+      </w:r>
+      <w:r>
+        <w:t xml:space="preserve"> </w:t>
+      </w:r>
+      <w:r>
+        <w:t xml:space="preserve">- Auto-approve, remote access, reproduction, export permissions</w:t>
+      </w:r>
+      <w:r>
+        <w:t xml:space="preserve"> </w:t>
+      </w:r>
+      <w:r>
+        <w:t xml:space="preserve">- Expiry period, priority level</w:t>
+      </w:r>
+      <w:r>
+        <w:t xml:space="preserve"> </w:t>
+      </w:r>
+      <w:r>
+        <w:t xml:space="preserve">-</w:t>
+      </w:r>
+      <w:r>
+        <w:t xml:space="preserve"> </w:t>
+      </w:r>
+      <w:r>
+        <w:rPr>
+          <w:bCs/>
+          <w:b/>
+        </w:rPr>
+        <w:t xml:space="preserve">Delete button</w:t>
+      </w:r>
+      <w:r>
+        <w:t xml:space="preserve"> </w:t>
+      </w:r>
+      <w:r>
+        <w:t xml:space="preserve">with protection — cannot delete types assigned to researchers</w:t>
+      </w:r>
+    </w:p>
+    <w:bookmarkEnd w:id="212"/>
+    <w:bookmarkStart w:id="213" w:name="reading-room-management"/>
+    <w:p>
+      <w:pPr>
+        <w:pStyle w:val="Heading3"/>
+      </w:pPr>
+      <w:r>
         <w:t xml:space="preserve">Reading Room Management</w:t>
       </w:r>
     </w:p>
@@ -17582,31 +18444,19 @@
         <w:pStyle w:val="BodyText"/>
       </w:pPr>
       <w:r>
-        <w:t xml:space="preserve">Configure reading rooms:</w:t>
-      </w:r>
-      <w:r>
-        <w:t xml:space="preserve"> </w:t>
-      </w:r>
-      <w:r>
-        <w:t xml:space="preserve">- Name, Location, Description</w:t>
-      </w:r>
-      <w:r>
-        <w:t xml:space="preserve"> </w:t>
-      </w:r>
-      <w:r>
-        <w:t xml:space="preserve">- Capacity</w:t>
-      </w:r>
-      <w:r>
-        <w:t xml:space="preserve"> </w:t>
-      </w:r>
-      <w:r>
-        <w:t xml:space="preserve">- Opening time, Closing time</w:t>
-      </w:r>
-      <w:r>
-        <w:t xml:space="preserve"> </w:t>
-      </w:r>
-      <w:r>
-        <w:t xml:space="preserve">- Days open (bitmask)</w:t>
+        <w:t xml:space="preserve">Configure reading rooms with the research sidebar:</w:t>
+      </w:r>
+      <w:r>
+        <w:t xml:space="preserve"> </w:t>
+      </w:r>
+      <w:r>
+        <w:t xml:space="preserve">- Name, Location, Description, Code</w:t>
+      </w:r>
+      <w:r>
+        <w:t xml:space="preserve"> </w:t>
+      </w:r>
+      <w:r>
+        <w:t xml:space="preserve">- Capacity, Opening/Closing time, Days open</w:t>
       </w:r>
       <w:r>
         <w:t xml:space="preserve"> </w:t>
@@ -17614,15 +18464,21 @@
       <w:r>
         <w:t xml:space="preserve">- Active/Inactive status</w:t>
       </w:r>
-    </w:p>
-    <w:bookmarkEnd w:id="209"/>
-    <w:bookmarkStart w:id="210" w:name="researcher-type-management"/>
+      <w:r>
+        <w:t xml:space="preserve"> </w:t>
+      </w:r>
+      <w:r>
+        <w:t xml:space="preserve">- Seat management and equipment inventory links</w:t>
+      </w:r>
+    </w:p>
+    <w:bookmarkEnd w:id="213"/>
+    <w:bookmarkStart w:id="214" w:name="equipment-management"/>
     <w:p>
       <w:pPr>
         <w:pStyle w:val="Heading3"/>
       </w:pPr>
       <w:r>
-        <w:t xml:space="preserve">Researcher Type Management</w:t>
+        <w:t xml:space="preserve">Equipment Management</w:t>
       </w:r>
     </w:p>
     <w:p>
@@ -17643,7 +18499,415 @@
         <w:rPr>
           <w:rStyle w:val="VerbatimChar"/>
         </w:rPr>
-        <w:t xml:space="preserve">/research/admin/types</w:t>
+        <w:t xml:space="preserve">/research/equipment?room_id=X</w:t>
+      </w:r>
+    </w:p>
+    <w:p>
+      <w:pPr>
+        <w:numPr>
+          <w:ilvl w:val="0"/>
+          <w:numId w:val="1022"/>
+        </w:numPr>
+        <w:pStyle w:val="Compact"/>
+      </w:pPr>
+      <w:r>
+        <w:t xml:space="preserve">Equipment inventory per room with type, brand, model, serial number, condition</w:t>
+      </w:r>
+    </w:p>
+    <w:p>
+      <w:pPr>
+        <w:numPr>
+          <w:ilvl w:val="0"/>
+          <w:numId w:val="1022"/>
+        </w:numPr>
+        <w:pStyle w:val="Compact"/>
+      </w:pPr>
+      <w:r>
+        <w:rPr>
+          <w:bCs/>
+          <w:b/>
+        </w:rPr>
+        <w:t xml:space="preserve">Equipment types from Dropdown Manager</w:t>
+      </w:r>
+      <w:r>
+        <w:t xml:space="preserve"> </w:t>
+      </w:r>
+      <w:r>
+        <w:t xml:space="preserve">— admin-configurable (15 types: Microfilm Reader, Scanner, Computer, etc.)</w:t>
+      </w:r>
+    </w:p>
+    <w:p>
+      <w:pPr>
+        <w:numPr>
+          <w:ilvl w:val="0"/>
+          <w:numId w:val="1022"/>
+        </w:numPr>
+        <w:pStyle w:val="Compact"/>
+      </w:pPr>
+      <w:r>
+        <w:rPr>
+          <w:bCs/>
+          <w:b/>
+        </w:rPr>
+        <w:t xml:space="preserve">Manage in Dropdown Manager</w:t>
+      </w:r>
+      <w:r>
+        <w:t xml:space="preserve"> </w:t>
+      </w:r>
+      <w:r>
+        <w:t xml:space="preserve">button for admins</w:t>
+      </w:r>
+    </w:p>
+    <w:p>
+      <w:pPr>
+        <w:numPr>
+          <w:ilvl w:val="0"/>
+          <w:numId w:val="1022"/>
+        </w:numPr>
+        <w:pStyle w:val="Compact"/>
+      </w:pPr>
+      <w:r>
+        <w:rPr>
+          <w:bCs/>
+          <w:b/>
+        </w:rPr>
+        <w:t xml:space="preserve">Maintenance logging</w:t>
+      </w:r>
+      <w:r>
+        <w:t xml:space="preserve"> </w:t>
+      </w:r>
+      <w:r>
+        <w:t xml:space="preserve">with condition before/after, performer, next due date</w:t>
+      </w:r>
+    </w:p>
+    <w:p>
+      <w:pPr>
+        <w:numPr>
+          <w:ilvl w:val="0"/>
+          <w:numId w:val="1022"/>
+        </w:numPr>
+        <w:pStyle w:val="Compact"/>
+      </w:pPr>
+      <w:r>
+        <w:rPr>
+          <w:bCs/>
+          <w:b/>
+        </w:rPr>
+        <w:t xml:space="preserve">Maintenance history</w:t>
+      </w:r>
+      <w:r>
+        <w:t xml:space="preserve"> </w:t>
+      </w:r>
+      <w:r>
+        <w:t xml:space="preserve">modal (AJAX-loaded) per equipment item</w:t>
+      </w:r>
+    </w:p>
+    <w:bookmarkEnd w:id="214"/>
+    <w:bookmarkStart w:id="215" w:name="statistics-dashboard"/>
+    <w:p>
+      <w:pPr>
+        <w:pStyle w:val="Heading3"/>
+      </w:pPr>
+      <w:r>
+        <w:t xml:space="preserve">Statistics Dashboard</w:t>
+      </w:r>
+    </w:p>
+    <w:p>
+      <w:pPr>
+        <w:pStyle w:val="FirstParagraph"/>
+      </w:pPr>
+      <w:r>
+        <w:rPr>
+          <w:bCs/>
+          <w:b/>
+        </w:rPr>
+        <w:t xml:space="preserve">URL:</w:t>
+      </w:r>
+      <w:r>
+        <w:t xml:space="preserve"> </w:t>
+      </w:r>
+      <w:r>
+        <w:rPr>
+          <w:rStyle w:val="VerbatimChar"/>
+        </w:rPr>
+        <w:t xml:space="preserve">/research/admin/statistics</w:t>
+      </w:r>
+    </w:p>
+    <w:p>
+      <w:pPr>
+        <w:numPr>
+          <w:ilvl w:val="0"/>
+          <w:numId w:val="1023"/>
+        </w:numPr>
+        <w:pStyle w:val="Compact"/>
+      </w:pPr>
+      <w:r>
+        <w:rPr>
+          <w:bCs/>
+          <w:b/>
+        </w:rPr>
+        <w:t xml:space="preserve">Summary cards</w:t>
+      </w:r>
+      <w:r>
+        <w:t xml:space="preserve">: Researchers, Bookings, Reproductions, Citations (with sub-stats)</w:t>
+      </w:r>
+    </w:p>
+    <w:p>
+      <w:pPr>
+        <w:numPr>
+          <w:ilvl w:val="0"/>
+          <w:numId w:val="1023"/>
+        </w:numPr>
+        <w:pStyle w:val="Compact"/>
+      </w:pPr>
+      <w:r>
+        <w:rPr>
+          <w:bCs/>
+          <w:b/>
+        </w:rPr>
+        <w:t xml:space="preserve">Charts</w:t>
+      </w:r>
+      <w:r>
+        <w:t xml:space="preserve">: Registrations over time (line), Bookings by room (bar)</w:t>
+      </w:r>
+    </w:p>
+    <w:p>
+      <w:pPr>
+        <w:numPr>
+          <w:ilvl w:val="0"/>
+          <w:numId w:val="1023"/>
+        </w:numPr>
+        <w:pStyle w:val="Compact"/>
+      </w:pPr>
+      <w:r>
+        <w:rPr>
+          <w:bCs/>
+          <w:b/>
+        </w:rPr>
+        <w:t xml:space="preserve">Tables</w:t>
+      </w:r>
+      <w:r>
+        <w:t xml:space="preserve">: Projects &amp; Collections, Bookings &amp; Materials</w:t>
+      </w:r>
+    </w:p>
+    <w:p>
+      <w:pPr>
+        <w:numPr>
+          <w:ilvl w:val="0"/>
+          <w:numId w:val="1023"/>
+        </w:numPr>
+        <w:pStyle w:val="Compact"/>
+      </w:pPr>
+      <w:r>
+        <w:rPr>
+          <w:bCs/>
+          <w:b/>
+        </w:rPr>
+        <w:t xml:space="preserve">Breakdown cards</w:t>
+      </w:r>
+      <w:r>
+        <w:t xml:space="preserve">: Researcher Types, Projects by Status, Reproductions by Status</w:t>
+      </w:r>
+    </w:p>
+    <w:p>
+      <w:pPr>
+        <w:numPr>
+          <w:ilvl w:val="0"/>
+          <w:numId w:val="1023"/>
+        </w:numPr>
+        <w:pStyle w:val="Compact"/>
+      </w:pPr>
+      <w:r>
+        <w:rPr>
+          <w:bCs/>
+          <w:b/>
+        </w:rPr>
+        <w:t xml:space="preserve">Most Active Items</w:t>
+      </w:r>
+      <w:r>
+        <w:t xml:space="preserve"> </w:t>
+      </w:r>
+      <w:r>
+        <w:t xml:space="preserve">and</w:t>
+      </w:r>
+      <w:r>
+        <w:t xml:space="preserve"> </w:t>
+      </w:r>
+      <w:r>
+        <w:rPr>
+          <w:bCs/>
+          <w:b/>
+        </w:rPr>
+        <w:t xml:space="preserve">Most Cited Items</w:t>
+      </w:r>
+      <w:r>
+        <w:t xml:space="preserve"> </w:t>
+      </w:r>
+      <w:r>
+        <w:t xml:space="preserve">tables</w:t>
+      </w:r>
+    </w:p>
+    <w:p>
+      <w:pPr>
+        <w:numPr>
+          <w:ilvl w:val="0"/>
+          <w:numId w:val="1023"/>
+        </w:numPr>
+        <w:pStyle w:val="Compact"/>
+      </w:pPr>
+      <w:r>
+        <w:rPr>
+          <w:bCs/>
+          <w:b/>
+        </w:rPr>
+        <w:t xml:space="preserve">Most Active Researchers</w:t>
+      </w:r>
+      <w:r>
+        <w:t xml:space="preserve"> </w:t>
+      </w:r>
+      <w:r>
+        <w:t xml:space="preserve">with booking and collection counts</w:t>
+      </w:r>
+    </w:p>
+    <w:p>
+      <w:pPr>
+        <w:numPr>
+          <w:ilvl w:val="0"/>
+          <w:numId w:val="1023"/>
+        </w:numPr>
+        <w:pStyle w:val="Compact"/>
+      </w:pPr>
+      <w:r>
+        <w:t xml:space="preserve">Date range filter with This Month / This Year shortcuts</w:t>
+      </w:r>
+    </w:p>
+    <w:bookmarkEnd w:id="215"/>
+    <w:bookmarkStart w:id="216" w:name="activity-log"/>
+    <w:p>
+      <w:pPr>
+        <w:pStyle w:val="Heading3"/>
+      </w:pPr>
+      <w:r>
+        <w:t xml:space="preserve">Activity Log</w:t>
+      </w:r>
+    </w:p>
+    <w:p>
+      <w:pPr>
+        <w:pStyle w:val="FirstParagraph"/>
+      </w:pPr>
+      <w:r>
+        <w:rPr>
+          <w:bCs/>
+          <w:b/>
+        </w:rPr>
+        <w:t xml:space="preserve">URL:</w:t>
+      </w:r>
+      <w:r>
+        <w:t xml:space="preserve"> </w:t>
+      </w:r>
+      <w:r>
+        <w:rPr>
+          <w:rStyle w:val="VerbatimChar"/>
+        </w:rPr>
+        <w:t xml:space="preserve">/research/activities</w:t>
+      </w:r>
+    </w:p>
+    <w:p>
+      <w:pPr>
+        <w:numPr>
+          <w:ilvl w:val="0"/>
+          <w:numId w:val="1024"/>
+        </w:numPr>
+        <w:pStyle w:val="Compact"/>
+      </w:pPr>
+      <w:r>
+        <w:t xml:space="preserve">Scheduled reading room activities (workshops, tours, orientations)</w:t>
+      </w:r>
+    </w:p>
+    <w:p>
+      <w:pPr>
+        <w:numPr>
+          <w:ilvl w:val="0"/>
+          <w:numId w:val="1024"/>
+        </w:numPr>
+        <w:pStyle w:val="Compact"/>
+      </w:pPr>
+      <w:r>
+        <w:rPr>
+          <w:bCs/>
+          <w:b/>
+        </w:rPr>
+        <w:t xml:space="preserve">Activity Log</w:t>
+      </w:r>
+      <w:r>
+        <w:t xml:space="preserve"> </w:t>
+      </w:r>
+      <w:r>
+        <w:t xml:space="preserve">section showing all research actions from</w:t>
+      </w:r>
+      <w:r>
+        <w:t xml:space="preserve"> </w:t>
+      </w:r>
+      <w:r>
+        <w:rPr>
+          <w:rStyle w:val="VerbatimChar"/>
+        </w:rPr>
+        <w:t xml:space="preserve">research_activity_log</w:t>
+      </w:r>
+    </w:p>
+    <w:p>
+      <w:pPr>
+        <w:numPr>
+          <w:ilvl w:val="0"/>
+          <w:numId w:val="1024"/>
+        </w:numPr>
+        <w:pStyle w:val="Compact"/>
+      </w:pPr>
+      <w:r>
+        <w:t xml:space="preserve">Filter by activity type with counts</w:t>
+      </w:r>
+    </w:p>
+    <w:p>
+      <w:pPr>
+        <w:numPr>
+          <w:ilvl w:val="0"/>
+          <w:numId w:val="1024"/>
+        </w:numPr>
+        <w:pStyle w:val="Compact"/>
+      </w:pPr>
+      <w:r>
+        <w:t xml:space="preserve">Shows: date, researcher name, type badge, entity, details</w:t>
+      </w:r>
+    </w:p>
+    <w:bookmarkEnd w:id="216"/>
+    <w:bookmarkStart w:id="217" w:name="compliance-dashboard"/>
+    <w:p>
+      <w:pPr>
+        <w:pStyle w:val="Heading3"/>
+      </w:pPr>
+      <w:r>
+        <w:t xml:space="preserve">Compliance Dashboard</w:t>
+      </w:r>
+    </w:p>
+    <w:p>
+      <w:pPr>
+        <w:pStyle w:val="FirstParagraph"/>
+      </w:pPr>
+      <w:r>
+        <w:rPr>
+          <w:bCs/>
+          <w:b/>
+        </w:rPr>
+        <w:t xml:space="preserve">URL:</w:t>
+      </w:r>
+      <w:r>
+        <w:t xml:space="preserve"> </w:t>
+      </w:r>
+      <w:r>
+        <w:rPr>
+          <w:rStyle w:val="VerbatimChar"/>
+        </w:rPr>
+        <w:t xml:space="preserve">/research/compliance/:project_id</w:t>
       </w:r>
     </w:p>
     <w:p>
@@ -17651,11 +18915,35 @@
         <w:pStyle w:val="BodyText"/>
       </w:pPr>
       <w:r>
-        <w:t xml:space="preserve">Configure researcher types with booking limits and permissions (see Section 4).</w:t>
-      </w:r>
-    </w:p>
-    <w:bookmarkEnd w:id="210"/>
-    <w:bookmarkStart w:id="211" w:name="statistics-dashboard"/>
+        <w:t xml:space="preserve">Per-project compliance overview:</w:t>
+      </w:r>
+      <w:r>
+        <w:t xml:space="preserve"> </w:t>
+      </w:r>
+      <w:r>
+        <w:t xml:space="preserve">- Ethics milestone status (overall + individual milestones)</w:t>
+      </w:r>
+      <w:r>
+        <w:t xml:space="preserve"> </w:t>
+      </w:r>
+      <w:r>
+        <w:t xml:space="preserve">- ODRL policies applied to the project</w:t>
+      </w:r>
+      <w:r>
+        <w:t xml:space="preserve"> </w:t>
+      </w:r>
+      <w:r>
+        <w:t xml:space="preserve">- Security classification levels of linked resources</w:t>
+      </w:r>
+      <w:r>
+        <w:t xml:space="preserve"> </w:t>
+      </w:r>
+      <w:r>
+        <w:t xml:space="preserve">- Source trust scores with progress bars</w:t>
+      </w:r>
+    </w:p>
+    <w:bookmarkEnd w:id="217"/>
+    <w:bookmarkStart w:id="218" w:name="statistics-dashboard-1"/>
     <w:p>
       <w:pPr>
         <w:pStyle w:val="Heading3"/>
@@ -17735,8 +19023,8 @@
         <w:t xml:space="preserve">- Usage trends over time</w:t>
       </w:r>
     </w:p>
-    <w:bookmarkEnd w:id="211"/>
-    <w:bookmarkStart w:id="212" w:name="ethics-milestones"/>
+    <w:bookmarkEnd w:id="218"/>
+    <w:bookmarkStart w:id="219" w:name="ethics-milestones"/>
     <w:p>
       <w:pPr>
         <w:pStyle w:val="Heading3"/>
@@ -17805,9 +19093,9 @@
         </w:pict>
       </w:r>
     </w:p>
-    <w:bookmarkEnd w:id="212"/>
-    <w:bookmarkEnd w:id="213"/>
-    <w:bookmarkStart w:id="215" w:name="database-reference"/>
+    <w:bookmarkEnd w:id="219"/>
+    <w:bookmarkEnd w:id="220"/>
+    <w:bookmarkStart w:id="222" w:name="database-reference"/>
     <w:p>
       <w:pPr>
         <w:pStyle w:val="Heading2"/>
@@ -17816,7 +19104,7 @@
         <w:t xml:space="preserve">34. Database Reference</w:t>
       </w:r>
     </w:p>
-    <w:bookmarkStart w:id="214" w:name="core-tables-64-tables"/>
+    <w:bookmarkStart w:id="221" w:name="core-tables-64-tables"/>
     <w:p>
       <w:pPr>
         <w:pStyle w:val="Heading3"/>
@@ -19446,9 +20734,9 @@
         </w:pict>
       </w:r>
     </w:p>
-    <w:bookmarkEnd w:id="214"/>
-    <w:bookmarkEnd w:id="215"/>
-    <w:bookmarkStart w:id="219" w:name="troubleshooting"/>
+    <w:bookmarkEnd w:id="221"/>
+    <w:bookmarkEnd w:id="222"/>
+    <w:bookmarkStart w:id="226" w:name="troubleshooting"/>
     <w:p>
       <w:pPr>
         <w:pStyle w:val="Heading2"/>
@@ -19457,7 +20745,7 @@
         <w:t xml:space="preserve">35. Troubleshooting</w:t>
       </w:r>
     </w:p>
-    <w:bookmarkStart w:id="216" w:name="common-issues"/>
+    <w:bookmarkStart w:id="223" w:name="common-issues"/>
     <w:p>
       <w:pPr>
         <w:pStyle w:val="Heading3"/>
@@ -19767,8 +21055,8 @@
         </w:tc>
       </w:tr>
     </w:tbl>
-    <w:bookmarkEnd w:id="216"/>
-    <w:bookmarkStart w:id="217" w:name="browser-compatibility"/>
+    <w:bookmarkEnd w:id="223"/>
+    <w:bookmarkStart w:id="224" w:name="browser-compatibility"/>
     <w:p>
       <w:pPr>
         <w:pStyle w:val="Heading3"/>
@@ -19817,8 +21105,8 @@
         <w:t xml:space="preserve">JavaScript must be enabled. The portal uses Bootstrap 5, D3.js for visualizations, and Quill.js for rich text editing.</w:t>
       </w:r>
     </w:p>
-    <w:bookmarkEnd w:id="217"/>
-    <w:bookmarkStart w:id="218" w:name="getting-help"/>
+    <w:bookmarkEnd w:id="224"/>
+    <w:bookmarkStart w:id="225" w:name="getting-help"/>
     <w:p>
       <w:pPr>
         <w:pStyle w:val="Heading3"/>
@@ -19878,9 +21166,9 @@
         <w:t xml:space="preserve">This manual covers ahgResearchPlugin v3.1.0. For the latest updates, check the plugin documentation in the AtoM Heratio repository.</w:t>
       </w:r>
     </w:p>
-    <w:bookmarkEnd w:id="218"/>
-    <w:bookmarkEnd w:id="219"/>
-    <w:bookmarkEnd w:id="220"/>
+    <w:bookmarkEnd w:id="225"/>
+    <w:bookmarkEnd w:id="226"/>
+    <w:bookmarkEnd w:id="227"/>
     <w:sectPr/>
   </w:body>
 </w:document>
@@ -20503,6 +21791,48 @@
     </w:lvlOverride>
   </w:num>
   <w:num w:numId="1019">
+    <w:abstractNumId w:val="991"/>
+  </w:num>
+  <w:num w:numId="1020">
+    <w:abstractNumId w:val="99411"/>
+    <w:lvlOverride w:ilvl="0">
+      <w:startOverride w:val="1"/>
+    </w:lvlOverride>
+    <w:lvlOverride w:ilvl="1">
+      <w:startOverride w:val="1"/>
+    </w:lvlOverride>
+    <w:lvlOverride w:ilvl="2">
+      <w:startOverride w:val="1"/>
+    </w:lvlOverride>
+    <w:lvlOverride w:ilvl="3">
+      <w:startOverride w:val="1"/>
+    </w:lvlOverride>
+    <w:lvlOverride w:ilvl="4">
+      <w:startOverride w:val="1"/>
+    </w:lvlOverride>
+    <w:lvlOverride w:ilvl="5">
+      <w:startOverride w:val="1"/>
+    </w:lvlOverride>
+    <w:lvlOverride w:ilvl="6">
+      <w:startOverride w:val="1"/>
+    </w:lvlOverride>
+    <w:lvlOverride w:ilvl="7">
+      <w:startOverride w:val="1"/>
+    </w:lvlOverride>
+    <w:lvlOverride w:ilvl="8">
+      <w:startOverride w:val="1"/>
+    </w:lvlOverride>
+  </w:num>
+  <w:num w:numId="1021">
+    <w:abstractNumId w:val="991"/>
+  </w:num>
+  <w:num w:numId="1022">
+    <w:abstractNumId w:val="991"/>
+  </w:num>
+  <w:num w:numId="1023">
+    <w:abstractNumId w:val="991"/>
+  </w:num>
+  <w:num w:numId="1024">
     <w:abstractNumId w:val="991"/>
   </w:num>
 </w:numbering>

--- a/ahgResearchPlugin/docs/AtoM_Heratio_Research_Portal_Training_Manual.docx
+++ b/ahgResearchPlugin/docs/AtoM_Heratio_Research_Portal_Training_Manual.docx
@@ -7,7 +7,7 @@
         <w:pStyle w:val="Title"/>
       </w:pPr>
       <w:r>
-        <w:t xml:space="preserve">AtoM Heratio Research Portal Training Manual</w:t>
+        <w:t xml:space="preserve">AtoM Heratio Research Portal — Training Manual v3.3.0</w:t>
       </w:r>
     </w:p>
     <w:p>
@@ -18,7 +18,7 @@
         <w:t xml:space="preserve">The Archive and Heritage Group (Pty) Ltd</w:t>
       </w:r>
     </w:p>
-    <w:bookmarkStart w:id="227" w:name="Xe3e047f7943f81573036ed0a08c2926d90f9c32"/>
+    <w:bookmarkStart w:id="270" w:name="Xe3e047f7943f81573036ed0a08c2926d90f9c32"/>
     <w:p>
       <w:pPr>
         <w:pStyle w:val="Heading1"/>
@@ -42,7 +42,7 @@
         <w:t xml:space="preserve"> </w:t>
       </w:r>
       <w:r>
-        <w:t xml:space="preserve">ahgResearchPlugin v3.2.0</w:t>
+        <w:t xml:space="preserve">ahgResearchPlugin v3.3.0</w:t>
       </w:r>
       <w:r>
         <w:t xml:space="preserve"> </w:t>
@@ -90,7 +90,7 @@
         <w:t xml:space="preserve"> </w:t>
       </w:r>
       <w:r>
-        <w:t xml:space="preserve">April 2026</w:t>
+        <w:t xml:space="preserve">May 2026</w:t>
       </w:r>
     </w:p>
     <w:p>
@@ -703,6 +703,276 @@
           <w:t xml:space="preserve">Troubleshooting</w:t>
         </w:r>
       </w:hyperlink>
+    </w:p>
+    <w:p>
+      <w:pPr>
+        <w:numPr>
+          <w:ilvl w:val="0"/>
+          <w:numId w:val="1001"/>
+        </w:numPr>
+        <w:pStyle w:val="Compact"/>
+      </w:pPr>
+      <w:hyperlink w:anchor="X2c8c39d49ce53258733a3632c1152e1f3dfd347">
+        <w:r>
+          <w:rPr>
+            <w:rStyle w:val="Hyperlink"/>
+          </w:rPr>
+          <w:t xml:space="preserve">Studio — Grounded AI Artefact Generator</w:t>
+        </w:r>
+      </w:hyperlink>
+      <w:r>
+        <w:t xml:space="preserve"> </w:t>
+      </w:r>
+      <w:r>
+        <w:rPr>
+          <w:bCs/>
+          <w:b/>
+        </w:rPr>
+        <w:t xml:space="preserve">(NEW v3.3.0)</w:t>
+      </w:r>
+    </w:p>
+    <w:p>
+      <w:pPr>
+        <w:numPr>
+          <w:ilvl w:val="0"/>
+          <w:numId w:val="1001"/>
+        </w:numPr>
+        <w:pStyle w:val="Compact"/>
+      </w:pPr>
+      <w:hyperlink w:anchor="Xa67606d417a8381152c4a4f47861382ea46c436">
+        <w:r>
+          <w:rPr>
+            <w:rStyle w:val="Hyperlink"/>
+          </w:rPr>
+          <w:t xml:space="preserve">Citation Hover Popovers</w:t>
+        </w:r>
+      </w:hyperlink>
+      <w:r>
+        <w:t xml:space="preserve"> </w:t>
+      </w:r>
+      <w:r>
+        <w:rPr>
+          <w:bCs/>
+          <w:b/>
+        </w:rPr>
+        <w:t xml:space="preserve">(NEW v3.3.0)</w:t>
+      </w:r>
+    </w:p>
+    <w:p>
+      <w:pPr>
+        <w:numPr>
+          <w:ilvl w:val="0"/>
+          <w:numId w:val="1001"/>
+        </w:numPr>
+        <w:pStyle w:val="Compact"/>
+      </w:pPr>
+      <w:hyperlink w:anchor="X244a774470d1f66c48694ca37696f4d130a7be6">
+        <w:r>
+          <w:rPr>
+            <w:rStyle w:val="Hyperlink"/>
+          </w:rPr>
+          <w:t xml:space="preserve">Researcher Notebooks</w:t>
+        </w:r>
+      </w:hyperlink>
+      <w:r>
+        <w:t xml:space="preserve"> </w:t>
+      </w:r>
+      <w:r>
+        <w:rPr>
+          <w:bCs/>
+          <w:b/>
+        </w:rPr>
+        <w:t xml:space="preserve">(NEW v3.3.0)</w:t>
+      </w:r>
+    </w:p>
+    <w:p>
+      <w:pPr>
+        <w:numPr>
+          <w:ilvl w:val="0"/>
+          <w:numId w:val="1001"/>
+        </w:numPr>
+        <w:pStyle w:val="Compact"/>
+      </w:pPr>
+      <w:hyperlink w:anchor="X1885b1cf96e6c5fc7cb6c7773de8f9e81e36f03">
+        <w:r>
+          <w:rPr>
+            <w:rStyle w:val="Hyperlink"/>
+          </w:rPr>
+          <w:t xml:space="preserve">Cross-Fonds Reasoning Queries</w:t>
+        </w:r>
+      </w:hyperlink>
+      <w:r>
+        <w:t xml:space="preserve"> </w:t>
+      </w:r>
+      <w:r>
+        <w:rPr>
+          <w:bCs/>
+          <w:b/>
+        </w:rPr>
+        <w:t xml:space="preserve">(NEW v3.3.0)</w:t>
+      </w:r>
+    </w:p>
+    <w:p>
+      <w:pPr>
+        <w:numPr>
+          <w:ilvl w:val="0"/>
+          <w:numId w:val="1001"/>
+        </w:numPr>
+        <w:pStyle w:val="Compact"/>
+      </w:pPr>
+      <w:hyperlink w:anchor="X3bef24eca5ba26fbd29260c7e055f32eafb103a">
+        <w:r>
+          <w:rPr>
+            <w:rStyle w:val="Hyperlink"/>
+          </w:rPr>
+          <w:t xml:space="preserve">Research Analytics Dashboard</w:t>
+        </w:r>
+      </w:hyperlink>
+      <w:r>
+        <w:t xml:space="preserve"> </w:t>
+      </w:r>
+      <w:r>
+        <w:rPr>
+          <w:bCs/>
+          <w:b/>
+        </w:rPr>
+        <w:t xml:space="preserve">(NEW v3.3.0)</w:t>
+      </w:r>
+    </w:p>
+    <w:p>
+      <w:pPr>
+        <w:numPr>
+          <w:ilvl w:val="0"/>
+          <w:numId w:val="1001"/>
+        </w:numPr>
+        <w:pStyle w:val="Compact"/>
+      </w:pPr>
+      <w:hyperlink w:anchor="Xce1f794823fc28d2ac56f822bb3bc8f69106dfe">
+        <w:r>
+          <w:rPr>
+            <w:rStyle w:val="Hyperlink"/>
+          </w:rPr>
+          <w:t xml:space="preserve">Live Collaboration Panel</w:t>
+        </w:r>
+      </w:hyperlink>
+      <w:r>
+        <w:t xml:space="preserve"> </w:t>
+      </w:r>
+      <w:r>
+        <w:rPr>
+          <w:bCs/>
+          <w:b/>
+        </w:rPr>
+        <w:t xml:space="preserve">(NEW v3.3.0)</w:t>
+      </w:r>
+    </w:p>
+    <w:p>
+      <w:pPr>
+        <w:numPr>
+          <w:ilvl w:val="0"/>
+          <w:numId w:val="1001"/>
+        </w:numPr>
+        <w:pStyle w:val="Compact"/>
+      </w:pPr>
+      <w:hyperlink w:anchor="X5b715931d920e5d9c017a386b0f46a3ca58a6a1">
+        <w:r>
+          <w:rPr>
+            <w:rStyle w:val="Hyperlink"/>
+          </w:rPr>
+          <w:t xml:space="preserve">Per-Record Citation Manager Export</w:t>
+        </w:r>
+      </w:hyperlink>
+      <w:r>
+        <w:t xml:space="preserve"> </w:t>
+      </w:r>
+      <w:r>
+        <w:rPr>
+          <w:bCs/>
+          <w:b/>
+        </w:rPr>
+        <w:t xml:space="preserve">(NEW v3.3.0)</w:t>
+      </w:r>
+    </w:p>
+    <w:p>
+      <w:pPr>
+        <w:numPr>
+          <w:ilvl w:val="0"/>
+          <w:numId w:val="1001"/>
+        </w:numPr>
+        <w:pStyle w:val="Compact"/>
+      </w:pPr>
+      <w:hyperlink w:anchor="X7b9316e2515127a3253a9e8deaa01aaeca75f11">
+        <w:r>
+          <w:rPr>
+            <w:rStyle w:val="Hyperlink"/>
+          </w:rPr>
+          <w:t xml:space="preserve">ORCID Works Push &amp; Pull</w:t>
+        </w:r>
+      </w:hyperlink>
+      <w:r>
+        <w:t xml:space="preserve"> </w:t>
+      </w:r>
+      <w:r>
+        <w:rPr>
+          <w:bCs/>
+          <w:b/>
+        </w:rPr>
+        <w:t xml:space="preserve">(NEW v3.3.0)</w:t>
+      </w:r>
+    </w:p>
+    <w:p>
+      <w:pPr>
+        <w:numPr>
+          <w:ilvl w:val="0"/>
+          <w:numId w:val="1001"/>
+        </w:numPr>
+        <w:pStyle w:val="Compact"/>
+      </w:pPr>
+      <w:hyperlink w:anchor="Xa98c7cd18ce91d2e6129ea826ec4732671d26d7">
+        <w:r>
+          <w:rPr>
+            <w:rStyle w:val="Hyperlink"/>
+          </w:rPr>
+          <w:t xml:space="preserve">Mobile Shell (PWA)</w:t>
+        </w:r>
+      </w:hyperlink>
+      <w:r>
+        <w:t xml:space="preserve"> </w:t>
+      </w:r>
+      <w:r>
+        <w:rPr>
+          <w:bCs/>
+          <w:b/>
+        </w:rPr>
+        <w:t xml:space="preserve">(NEW v3.3.0)</w:t>
+      </w:r>
+    </w:p>
+    <w:p>
+      <w:pPr>
+        <w:numPr>
+          <w:ilvl w:val="0"/>
+          <w:numId w:val="1001"/>
+        </w:numPr>
+        <w:pStyle w:val="Compact"/>
+      </w:pPr>
+      <w:hyperlink w:anchor="X81cbda938065155ae96861a3836acbf6bb268a2">
+        <w:r>
+          <w:rPr>
+            <w:rStyle w:val="Hyperlink"/>
+          </w:rPr>
+          <w:t xml:space="preserve">Offline Mode &amp; Sync</w:t>
+        </w:r>
+      </w:hyperlink>
+      <w:r>
+        <w:t xml:space="preserve"> </w:t>
+      </w:r>
+      <w:r>
+        <w:rPr>
+          <w:bCs/>
+          <w:b/>
+        </w:rPr>
+        <w:t xml:space="preserve">(NEW v3.3.0)</w:t>
+      </w:r>
     </w:p>
     <w:p>
       <w:r>
@@ -21154,6 +21424,3782 @@
         </w:pict>
       </w:r>
     </w:p>
+    <w:bookmarkEnd w:id="225"/>
+    <w:bookmarkEnd w:id="226"/>
+    <w:bookmarkStart w:id="233" w:name="studio-grounded-ai-artefact-generator"/>
+    <w:p>
+      <w:pPr>
+        <w:pStyle w:val="Heading2"/>
+      </w:pPr>
+      <w:r>
+        <w:t xml:space="preserve">36. Studio — Grounded AI Artefact Generator</w:t>
+      </w:r>
+    </w:p>
+    <w:p>
+      <w:pPr>
+        <w:pStyle w:val="BlockText"/>
+      </w:pPr>
+      <w:r>
+        <w:t xml:space="preserve">Available from v3.3.0. Path: project →</w:t>
+      </w:r>
+      <w:r>
+        <w:t xml:space="preserve"> </w:t>
+      </w:r>
+      <w:r>
+        <w:rPr>
+          <w:bCs/>
+          <w:b/>
+        </w:rPr>
+        <w:t xml:space="preserve">Research Output → Studio (AI artefacts)</w:t>
+      </w:r>
+      <w:r>
+        <w:t xml:space="preserve">.</w:t>
+      </w:r>
+    </w:p>
+    <w:bookmarkStart w:id="227" w:name="what-it-is"/>
+    <w:p>
+      <w:pPr>
+        <w:pStyle w:val="Heading3"/>
+      </w:pPr>
+      <w:r>
+        <w:t xml:space="preserve">What it is</w:t>
+      </w:r>
+    </w:p>
+    <w:p>
+      <w:pPr>
+        <w:pStyle w:val="FirstParagraph"/>
+      </w:pPr>
+      <w:r>
+        <w:t xml:space="preserve">Studio turns the source items in your project’s collections into a publishable artefact: a briefing, a study guide, a timeline, a Mermaid diagram, an audio script, even a downloadable spreadsheet. The model only</w:t>
+      </w:r>
+      <w:r>
+        <w:t xml:space="preserve"> </w:t>
+      </w:r>
+      <w:r>
+        <w:t xml:space="preserve">“</w:t>
+      </w:r>
+      <w:r>
+        <w:t xml:space="preserve">sees</w:t>
+      </w:r>
+      <w:r>
+        <w:t xml:space="preserve">”</w:t>
+      </w:r>
+      <w:r>
+        <w:t xml:space="preserve"> </w:t>
+      </w:r>
+      <w:r>
+        <w:t xml:space="preserve">the sources you select, and every factual claim it makes carries a</w:t>
+      </w:r>
+      <w:r>
+        <w:t xml:space="preserve"> </w:t>
+      </w:r>
+      <w:r>
+        <w:rPr>
+          <w:rStyle w:val="VerbatimChar"/>
+        </w:rPr>
+        <w:t xml:space="preserve">[N]</w:t>
+      </w:r>
+      <w:r>
+        <w:t xml:space="preserve"> </w:t>
+      </w:r>
+      <w:r>
+        <w:t xml:space="preserve">citation marker tied to the matching source in the sidebar.</w:t>
+      </w:r>
+    </w:p>
+    <w:bookmarkEnd w:id="227"/>
+    <w:bookmarkStart w:id="228" w:name="how-to-generate-an-artefact"/>
+    <w:p>
+      <w:pPr>
+        <w:pStyle w:val="Heading3"/>
+      </w:pPr>
+      <w:r>
+        <w:t xml:space="preserve">How to generate an artefact</w:t>
+      </w:r>
+    </w:p>
+    <w:p>
+      <w:pPr>
+        <w:numPr>
+          <w:ilvl w:val="0"/>
+          <w:numId w:val="1025"/>
+        </w:numPr>
+        <w:pStyle w:val="Compact"/>
+      </w:pPr>
+      <w:r>
+        <w:t xml:space="preserve">Open your project and click</w:t>
+      </w:r>
+      <w:r>
+        <w:t xml:space="preserve"> </w:t>
+      </w:r>
+      <w:r>
+        <w:rPr>
+          <w:bCs/>
+          <w:b/>
+        </w:rPr>
+        <w:t xml:space="preserve">Studio (AI artefacts)</w:t>
+      </w:r>
+      <w:r>
+        <w:t xml:space="preserve"> </w:t>
+      </w:r>
+      <w:r>
+        <w:t xml:space="preserve">in the Research Output card.</w:t>
+      </w:r>
+    </w:p>
+    <w:p>
+      <w:pPr>
+        <w:numPr>
+          <w:ilvl w:val="0"/>
+          <w:numId w:val="1025"/>
+        </w:numPr>
+        <w:pStyle w:val="Compact"/>
+      </w:pPr>
+      <w:r>
+        <w:t xml:space="preserve">Pick an</w:t>
+      </w:r>
+      <w:r>
+        <w:t xml:space="preserve"> </w:t>
+      </w:r>
+      <w:r>
+        <w:rPr>
+          <w:bCs/>
+          <w:b/>
+        </w:rPr>
+        <w:t xml:space="preserve">output type</w:t>
+      </w:r>
+      <w:r>
+        <w:t xml:space="preserve"> </w:t>
+      </w:r>
+      <w:r>
+        <w:t xml:space="preserve">(8 available — see below).</w:t>
+      </w:r>
+    </w:p>
+    <w:p>
+      <w:pPr>
+        <w:numPr>
+          <w:ilvl w:val="0"/>
+          <w:numId w:val="1025"/>
+        </w:numPr>
+        <w:pStyle w:val="Compact"/>
+      </w:pPr>
+      <w:r>
+        <w:t xml:space="preserve">Select</w:t>
+      </w:r>
+      <w:r>
+        <w:t xml:space="preserve"> </w:t>
+      </w:r>
+      <w:r>
+        <w:rPr>
+          <w:bCs/>
+          <w:b/>
+        </w:rPr>
+        <w:t xml:space="preserve">one or more sources</w:t>
+      </w:r>
+      <w:r>
+        <w:t xml:space="preserve"> </w:t>
+      </w:r>
+      <w:r>
+        <w:t xml:space="preserve">from the multi-select. The pool is drawn from any collection inside the current project, so add items to your collections first.</w:t>
+      </w:r>
+    </w:p>
+    <w:p>
+      <w:pPr>
+        <w:numPr>
+          <w:ilvl w:val="0"/>
+          <w:numId w:val="1025"/>
+        </w:numPr>
+        <w:pStyle w:val="Compact"/>
+      </w:pPr>
+      <w:r>
+        <w:t xml:space="preserve">Click</w:t>
+      </w:r>
+      <w:r>
+        <w:t xml:space="preserve"> </w:t>
+      </w:r>
+      <w:r>
+        <w:rPr>
+          <w:bCs/>
+          <w:b/>
+        </w:rPr>
+        <w:t xml:space="preserve">Generate</w:t>
+      </w:r>
+      <w:r>
+        <w:t xml:space="preserve">. Generation typically takes 10–40 seconds; you’ll be redirected to the artefact’s view page when it finishes.</w:t>
+      </w:r>
+    </w:p>
+    <w:bookmarkEnd w:id="228"/>
+    <w:bookmarkStart w:id="229" w:name="output-types"/>
+    <w:p>
+      <w:pPr>
+        <w:pStyle w:val="Heading3"/>
+      </w:pPr>
+      <w:r>
+        <w:t xml:space="preserve">Output types</w:t>
+      </w:r>
+    </w:p>
+    <w:tbl>
+      <w:tblPr>
+        <w:tblStyle w:val="Table"/>
+        <w:tblW w:type="pct" w:w="5000"/>
+        <w:tblLook w:firstRow="1" w:lastRow="0" w:firstColumn="0" w:lastColumn="0" w:noHBand="0" w:noVBand="0" w:val="0020"/>
+        <w:jc w:val="start"/>
+      </w:tblPr>
+      <w:tblGrid>
+        <w:gridCol w:w="2640"/>
+        <w:gridCol w:w="2640"/>
+        <w:gridCol w:w="2640"/>
+      </w:tblGrid>
+      <w:tr>
+        <w:trPr>
+          <w:tblHeader w:val="true"/>
+        </w:trPr>
+        <w:tc>
+          <w:tcPr/>
+          <w:p>
+            <w:pPr>
+              <w:pStyle w:val="Compact"/>
+              <w:jc w:val="left"/>
+            </w:pPr>
+            <w:r>
+              <w:t xml:space="preserve">Type</w:t>
+            </w:r>
+          </w:p>
+        </w:tc>
+        <w:tc>
+          <w:tcPr/>
+          <w:p>
+            <w:pPr>
+              <w:pStyle w:val="Compact"/>
+              <w:jc w:val="left"/>
+            </w:pPr>
+            <w:r>
+              <w:t xml:space="preserve">Output format</w:t>
+            </w:r>
+          </w:p>
+        </w:tc>
+        <w:tc>
+          <w:tcPr/>
+          <w:p>
+            <w:pPr>
+              <w:pStyle w:val="Compact"/>
+              <w:jc w:val="left"/>
+            </w:pPr>
+            <w:r>
+              <w:t xml:space="preserve">Best for</w:t>
+            </w:r>
+          </w:p>
+        </w:tc>
+      </w:tr>
+      <w:tr>
+        <w:tc>
+          <w:tcPr/>
+          <w:p>
+            <w:pPr>
+              <w:pStyle w:val="Compact"/>
+              <w:jc w:val="left"/>
+            </w:pPr>
+            <w:r>
+              <w:t xml:space="preserve">Briefing</w:t>
+            </w:r>
+          </w:p>
+        </w:tc>
+        <w:tc>
+          <w:tcPr/>
+          <w:p>
+            <w:pPr>
+              <w:pStyle w:val="Compact"/>
+              <w:jc w:val="left"/>
+            </w:pPr>
+            <w:r>
+              <w:t xml:space="preserve">400–700 word markdown brief</w:t>
+            </w:r>
+          </w:p>
+        </w:tc>
+        <w:tc>
+          <w:tcPr/>
+          <w:p>
+            <w:pPr>
+              <w:pStyle w:val="Compact"/>
+              <w:jc w:val="left"/>
+            </w:pPr>
+            <w:r>
+              <w:t xml:space="preserve">Background documents for stakeholders</w:t>
+            </w:r>
+          </w:p>
+        </w:tc>
+      </w:tr>
+      <w:tr>
+        <w:tc>
+          <w:tcPr/>
+          <w:p>
+            <w:pPr>
+              <w:pStyle w:val="Compact"/>
+              <w:jc w:val="left"/>
+            </w:pPr>
+            <w:r>
+              <w:t xml:space="preserve">Study guide</w:t>
+            </w:r>
+          </w:p>
+        </w:tc>
+        <w:tc>
+          <w:tcPr/>
+          <w:p>
+            <w:pPr>
+              <w:pStyle w:val="Compact"/>
+              <w:jc w:val="left"/>
+            </w:pPr>
+            <w:r>
+              <w:t xml:space="preserve">600–1000 word markdown guide</w:t>
+            </w:r>
+          </w:p>
+        </w:tc>
+        <w:tc>
+          <w:tcPr/>
+          <w:p>
+            <w:pPr>
+              <w:pStyle w:val="Compact"/>
+              <w:jc w:val="left"/>
+            </w:pPr>
+            <w:r>
+              <w:t xml:space="preserve">Graduate-student reading prep</w:t>
+            </w:r>
+          </w:p>
+        </w:tc>
+      </w:tr>
+      <w:tr>
+        <w:tc>
+          <w:tcPr/>
+          <w:p>
+            <w:pPr>
+              <w:pStyle w:val="Compact"/>
+              <w:jc w:val="left"/>
+            </w:pPr>
+            <w:r>
+              <w:t xml:space="preserve">FAQ</w:t>
+            </w:r>
+          </w:p>
+        </w:tc>
+        <w:tc>
+          <w:tcPr/>
+          <w:p>
+            <w:pPr>
+              <w:pStyle w:val="Compact"/>
+              <w:jc w:val="left"/>
+            </w:pPr>
+            <w:r>
+              <w:t xml:space="preserve">6–10 Q&amp;A pairs</w:t>
+            </w:r>
+          </w:p>
+        </w:tc>
+        <w:tc>
+          <w:tcPr/>
+          <w:p>
+            <w:pPr>
+              <w:pStyle w:val="Compact"/>
+              <w:jc w:val="left"/>
+            </w:pPr>
+            <w:r>
+              <w:t xml:space="preserve">Public-facing FAQs about a collection</w:t>
+            </w:r>
+          </w:p>
+        </w:tc>
+      </w:tr>
+      <w:tr>
+        <w:tc>
+          <w:tcPr/>
+          <w:p>
+            <w:pPr>
+              <w:pStyle w:val="Compact"/>
+              <w:jc w:val="left"/>
+            </w:pPr>
+            <w:r>
+              <w:t xml:space="preserve">Timeline</w:t>
+            </w:r>
+          </w:p>
+        </w:tc>
+        <w:tc>
+          <w:tcPr/>
+          <w:p>
+            <w:pPr>
+              <w:pStyle w:val="Compact"/>
+              <w:jc w:val="left"/>
+            </w:pPr>
+            <w:r>
+              <w:t xml:space="preserve">Chronological markdown list</w:t>
+            </w:r>
+          </w:p>
+        </w:tc>
+        <w:tc>
+          <w:tcPr/>
+          <w:p>
+            <w:pPr>
+              <w:pStyle w:val="Compact"/>
+              <w:jc w:val="left"/>
+            </w:pPr>
+            <w:r>
+              <w:t xml:space="preserve">Historical narratives, project chronologies</w:t>
+            </w:r>
+          </w:p>
+        </w:tc>
+      </w:tr>
+      <w:tr>
+        <w:tc>
+          <w:tcPr/>
+          <w:p>
+            <w:pPr>
+              <w:pStyle w:val="Compact"/>
+              <w:jc w:val="left"/>
+            </w:pPr>
+            <w:r>
+              <w:t xml:space="preserve">Diagram</w:t>
+            </w:r>
+          </w:p>
+        </w:tc>
+        <w:tc>
+          <w:tcPr/>
+          <w:p>
+            <w:pPr>
+              <w:pStyle w:val="Compact"/>
+              <w:jc w:val="left"/>
+            </w:pPr>
+            <w:r>
+              <w:t xml:space="preserve">Mermaid graph + legend</w:t>
+            </w:r>
+          </w:p>
+        </w:tc>
+        <w:tc>
+          <w:tcPr/>
+          <w:p>
+            <w:pPr>
+              <w:pStyle w:val="Compact"/>
+              <w:jc w:val="left"/>
+            </w:pPr>
+            <w:r>
+              <w:t xml:space="preserve">Relationship visualisations</w:t>
+            </w:r>
+          </w:p>
+        </w:tc>
+      </w:tr>
+      <w:tr>
+        <w:tc>
+          <w:tcPr/>
+          <w:p>
+            <w:pPr>
+              <w:pStyle w:val="Compact"/>
+              <w:jc w:val="left"/>
+            </w:pPr>
+            <w:r>
+              <w:t xml:space="preserve">Video script</w:t>
+            </w:r>
+          </w:p>
+        </w:tc>
+        <w:tc>
+          <w:tcPr/>
+          <w:p>
+            <w:pPr>
+              <w:pStyle w:val="Compact"/>
+              <w:jc w:val="left"/>
+            </w:pPr>
+            <w:r>
+              <w:t xml:space="preserve">Two-voice (Host / Expert) script</w:t>
+            </w:r>
+          </w:p>
+        </w:tc>
+        <w:tc>
+          <w:tcPr/>
+          <w:p>
+            <w:pPr>
+              <w:pStyle w:val="Compact"/>
+              <w:jc w:val="left"/>
+            </w:pPr>
+            <w:r>
+              <w:t xml:space="preserve">Short documentary segments</w:t>
+            </w:r>
+          </w:p>
+        </w:tc>
+      </w:tr>
+      <w:tr>
+        <w:tc>
+          <w:tcPr/>
+          <w:p>
+            <w:pPr>
+              <w:pStyle w:val="Compact"/>
+              <w:jc w:val="left"/>
+            </w:pPr>
+            <w:r>
+              <w:t xml:space="preserve">Spreadsheet</w:t>
+            </w:r>
+          </w:p>
+        </w:tc>
+        <w:tc>
+          <w:tcPr/>
+          <w:p>
+            <w:pPr>
+              <w:pStyle w:val="Compact"/>
+              <w:jc w:val="left"/>
+            </w:pPr>
+            <w:r>
+              <w:t xml:space="preserve">Downloadable</w:t>
+            </w:r>
+            <w:r>
+              <w:t xml:space="preserve"> </w:t>
+            </w:r>
+            <w:r>
+              <w:rPr>
+                <w:rStyle w:val="VerbatimChar"/>
+              </w:rPr>
+              <w:t xml:space="preserve">.xlsx</w:t>
+            </w:r>
+          </w:p>
+        </w:tc>
+        <w:tc>
+          <w:tcPr/>
+          <w:p>
+            <w:pPr>
+              <w:pStyle w:val="Compact"/>
+              <w:jc w:val="left"/>
+            </w:pPr>
+            <w:r>
+              <w:t xml:space="preserve">Tabular extractions, comparison tables</w:t>
+            </w:r>
+          </w:p>
+        </w:tc>
+      </w:tr>
+      <w:tr>
+        <w:tc>
+          <w:tcPr/>
+          <w:p>
+            <w:pPr>
+              <w:pStyle w:val="Compact"/>
+              <w:jc w:val="left"/>
+            </w:pPr>
+            <w:r>
+              <w:t xml:space="preserve">Audio</w:t>
+            </w:r>
+          </w:p>
+        </w:tc>
+        <w:tc>
+          <w:tcPr/>
+          <w:p>
+            <w:pPr>
+              <w:pStyle w:val="Compact"/>
+              <w:jc w:val="left"/>
+            </w:pPr>
+            <w:r>
+              <w:t xml:space="preserve">Two-voice podcast script</w:t>
+            </w:r>
+          </w:p>
+        </w:tc>
+        <w:tc>
+          <w:tcPr/>
+          <w:p>
+            <w:pPr>
+              <w:pStyle w:val="Compact"/>
+              <w:jc w:val="left"/>
+            </w:pPr>
+            <w:r>
+              <w:t xml:space="preserve">Audio guides (TTS endpoint required)</w:t>
+            </w:r>
+          </w:p>
+        </w:tc>
+      </w:tr>
+    </w:tbl>
+    <w:bookmarkEnd w:id="229"/>
+    <w:bookmarkStart w:id="230" w:name="reading-the-artefact-page"/>
+    <w:p>
+      <w:pPr>
+        <w:pStyle w:val="Heading3"/>
+      </w:pPr>
+      <w:r>
+        <w:t xml:space="preserve">Reading the artefact page</w:t>
+      </w:r>
+    </w:p>
+    <w:p>
+      <w:pPr>
+        <w:pStyle w:val="FirstParagraph"/>
+      </w:pPr>
+      <w:r>
+        <w:t xml:space="preserve">The artefact page shows:</w:t>
+      </w:r>
+    </w:p>
+    <w:p>
+      <w:pPr>
+        <w:numPr>
+          <w:ilvl w:val="0"/>
+          <w:numId w:val="1026"/>
+        </w:numPr>
+        <w:pStyle w:val="Compact"/>
+      </w:pPr>
+      <w:r>
+        <w:t xml:space="preserve">The generated body on the left (rendered as plain text, Mermaid diagram, or</w:t>
+      </w:r>
+      <w:r>
+        <w:t xml:space="preserve"> </w:t>
+      </w:r>
+      <w:r>
+        <w:rPr>
+          <w:rStyle w:val="VerbatimChar"/>
+        </w:rPr>
+        <w:t xml:space="preserve">.xlsx</w:t>
+      </w:r>
+      <w:r>
+        <w:t xml:space="preserve"> </w:t>
+      </w:r>
+      <w:r>
+        <w:t xml:space="preserve">preview depending on type)</w:t>
+      </w:r>
+    </w:p>
+    <w:p>
+      <w:pPr>
+        <w:numPr>
+          <w:ilvl w:val="0"/>
+          <w:numId w:val="1026"/>
+        </w:numPr>
+        <w:pStyle w:val="Compact"/>
+      </w:pPr>
+      <w:r>
+        <w:t xml:space="preserve">A</w:t>
+      </w:r>
+      <w:r>
+        <w:t xml:space="preserve"> </w:t>
+      </w:r>
+      <w:r>
+        <w:t xml:space="preserve">“</w:t>
+      </w:r>
+      <w:r>
+        <w:t xml:space="preserve">Sources cited</w:t>
+      </w:r>
+      <w:r>
+        <w:t xml:space="preserve">”</w:t>
+      </w:r>
+      <w:r>
+        <w:t xml:space="preserve"> </w:t>
+      </w:r>
+      <w:r>
+        <w:t xml:space="preserve">sidebar listing every</w:t>
+      </w:r>
+      <w:r>
+        <w:t xml:space="preserve"> </w:t>
+      </w:r>
+      <w:r>
+        <w:rPr>
+          <w:rStyle w:val="VerbatimChar"/>
+        </w:rPr>
+        <w:t xml:space="preserve">[N]</w:t>
+      </w:r>
+      <w:r>
+        <w:t xml:space="preserve"> </w:t>
+      </w:r>
+      <w:r>
+        <w:t xml:space="preserve">marker that appears in the body, with title, reference code, snippet, and</w:t>
+      </w:r>
+      <w:r>
+        <w:t xml:space="preserve"> </w:t>
+      </w:r>
+      <w:r>
+        <w:t xml:space="preserve">“</w:t>
+      </w:r>
+      <w:r>
+        <w:t xml:space="preserve">Open source</w:t>
+      </w:r>
+      <w:r>
+        <w:t xml:space="preserve">”</w:t>
+      </w:r>
+      <w:r>
+        <w:t xml:space="preserve"> </w:t>
+      </w:r>
+      <w:r>
+        <w:t xml:space="preserve">link</w:t>
+      </w:r>
+    </w:p>
+    <w:p>
+      <w:pPr>
+        <w:numPr>
+          <w:ilvl w:val="0"/>
+          <w:numId w:val="1026"/>
+        </w:numPr>
+        <w:pStyle w:val="Compact"/>
+      </w:pPr>
+      <w:r>
+        <w:t xml:space="preserve">Generation metadata under the title — model name, token count, generation time</w:t>
+      </w:r>
+    </w:p>
+    <w:p>
+      <w:pPr>
+        <w:pStyle w:val="FirstParagraph"/>
+      </w:pPr>
+      <w:r>
+        <w:t xml:space="preserve">If the artefact is an</w:t>
+      </w:r>
+      <w:r>
+        <w:t xml:space="preserve"> </w:t>
+      </w:r>
+      <w:r>
+        <w:rPr>
+          <w:rStyle w:val="VerbatimChar"/>
+        </w:rPr>
+        <w:t xml:space="preserve">.xlsx</w:t>
+      </w:r>
+      <w:r>
+        <w:t xml:space="preserve"> </w:t>
+      </w:r>
+      <w:r>
+        <w:t xml:space="preserve">spreadsheet, a</w:t>
+      </w:r>
+      <w:r>
+        <w:t xml:space="preserve"> </w:t>
+      </w:r>
+      <w:r>
+        <w:rPr>
+          <w:bCs/>
+          <w:b/>
+        </w:rPr>
+        <w:t xml:space="preserve">Download .xlsx</w:t>
+      </w:r>
+      <w:r>
+        <w:t xml:space="preserve"> </w:t>
+      </w:r>
+      <w:r>
+        <w:t xml:space="preserve">button appears at the top. If it’s audio and a TTS endpoint is configured, a</w:t>
+      </w:r>
+      <w:r>
+        <w:t xml:space="preserve"> </w:t>
+      </w:r>
+      <w:r>
+        <w:rPr>
+          <w:bCs/>
+          <w:b/>
+        </w:rPr>
+        <w:t xml:space="preserve">Listen</w:t>
+      </w:r>
+      <w:r>
+        <w:t xml:space="preserve"> </w:t>
+      </w:r>
+      <w:r>
+        <w:t xml:space="preserve">button appears.</w:t>
+      </w:r>
+    </w:p>
+    <w:bookmarkEnd w:id="230"/>
+    <w:bookmarkStart w:id="231" w:name="what-grounded-means"/>
+    <w:p>
+      <w:pPr>
+        <w:pStyle w:val="Heading3"/>
+      </w:pPr>
+      <w:r>
+        <w:t xml:space="preserve">What</w:t>
+      </w:r>
+      <w:r>
+        <w:t xml:space="preserve"> </w:t>
+      </w:r>
+      <w:r>
+        <w:t xml:space="preserve">“</w:t>
+      </w:r>
+      <w:r>
+        <w:t xml:space="preserve">grounded</w:t>
+      </w:r>
+      <w:r>
+        <w:t xml:space="preserve">”</w:t>
+      </w:r>
+      <w:r>
+        <w:t xml:space="preserve"> </w:t>
+      </w:r>
+      <w:r>
+        <w:t xml:space="preserve">means</w:t>
+      </w:r>
+    </w:p>
+    <w:p>
+      <w:pPr>
+        <w:pStyle w:val="FirstParagraph"/>
+      </w:pPr>
+      <w:r>
+        <w:t xml:space="preserve">Studio is configured to refuse invention. The model is instructed never to introduce facts, names, or dates that don’t appear in the supplied sources, and to flag the absence of evidence explicitly. Use the popovers (next section) to verify each claim.</w:t>
+      </w:r>
+    </w:p>
+    <w:bookmarkEnd w:id="231"/>
+    <w:bookmarkStart w:id="232" w:name="errors"/>
+    <w:p>
+      <w:pPr>
+        <w:pStyle w:val="Heading3"/>
+      </w:pPr>
+      <w:r>
+        <w:t xml:space="preserve">Errors</w:t>
+      </w:r>
+    </w:p>
+    <w:p>
+      <w:pPr>
+        <w:pStyle w:val="FirstParagraph"/>
+      </w:pPr>
+      <w:r>
+        <w:t xml:space="preserve">If the artefact lands in</w:t>
+      </w:r>
+      <w:r>
+        <w:t xml:space="preserve"> </w:t>
+      </w:r>
+      <w:r>
+        <w:rPr>
+          <w:rStyle w:val="VerbatimChar"/>
+        </w:rPr>
+        <w:t xml:space="preserve">error</w:t>
+      </w:r>
+      <w:r>
+        <w:t xml:space="preserve"> </w:t>
+      </w:r>
+      <w:r>
+        <w:t xml:space="preserve">status, an alert at the top of the page explains why (TTS endpoint not configured, LLM call failed, spreadsheet JSON malformed, etc.). The transcript or partial body is still kept on disk so the next attempt can re-use it.</w:t>
+      </w:r>
+    </w:p>
+    <w:p>
+      <w:r>
+        <w:pict>
+          <v:rect style="width:0;height:1.5pt" o:hralign="center" o:hrstd="t" o:hr="t"/>
+        </w:pict>
+      </w:r>
+    </w:p>
+    <w:bookmarkEnd w:id="232"/>
+    <w:bookmarkEnd w:id="233"/>
+    <w:bookmarkStart w:id="234" w:name="citation-hover-popovers"/>
+    <w:p>
+      <w:pPr>
+        <w:pStyle w:val="Heading2"/>
+      </w:pPr>
+      <w:r>
+        <w:t xml:space="preserve">37. Citation Hover Popovers</w:t>
+      </w:r>
+    </w:p>
+    <w:p>
+      <w:pPr>
+        <w:pStyle w:val="BlockText"/>
+      </w:pPr>
+      <w:r>
+        <w:t xml:space="preserve">Available from v3.3.0. Active on Studio artefacts and any view that renders a</w:t>
+      </w:r>
+      <w:r>
+        <w:t xml:space="preserve"> </w:t>
+      </w:r>
+      <w:r>
+        <w:rPr>
+          <w:rStyle w:val="VerbatimChar"/>
+        </w:rPr>
+        <w:t xml:space="preserve">&lt;ul id="studio-citations"&gt;</w:t>
+      </w:r>
+      <w:r>
+        <w:t xml:space="preserve"> </w:t>
+      </w:r>
+      <w:r>
+        <w:t xml:space="preserve">block.</w:t>
+      </w:r>
+    </w:p>
+    <w:p>
+      <w:pPr>
+        <w:pStyle w:val="FirstParagraph"/>
+      </w:pPr>
+      <w:r>
+        <w:t xml:space="preserve">Every</w:t>
+      </w:r>
+      <w:r>
+        <w:t xml:space="preserve"> </w:t>
+      </w:r>
+      <w:r>
+        <w:rPr>
+          <w:rStyle w:val="VerbatimChar"/>
+        </w:rPr>
+        <w:t xml:space="preserve">[N]</w:t>
+      </w:r>
+      <w:r>
+        <w:t xml:space="preserve"> </w:t>
+      </w:r>
+      <w:r>
+        <w:t xml:space="preserve">marker on a citation-aware page becomes a hover popover when you point at it. The popover shows:</w:t>
+      </w:r>
+    </w:p>
+    <w:p>
+      <w:pPr>
+        <w:numPr>
+          <w:ilvl w:val="0"/>
+          <w:numId w:val="1027"/>
+        </w:numPr>
+        <w:pStyle w:val="Compact"/>
+      </w:pPr>
+      <w:r>
+        <w:t xml:space="preserve">The source title</w:t>
+      </w:r>
+    </w:p>
+    <w:p>
+      <w:pPr>
+        <w:numPr>
+          <w:ilvl w:val="0"/>
+          <w:numId w:val="1027"/>
+        </w:numPr>
+        <w:pStyle w:val="Compact"/>
+      </w:pPr>
+      <w:r>
+        <w:t xml:space="preserve">A 220-character snippet from the source’s scope-and-content</w:t>
+      </w:r>
+    </w:p>
+    <w:p>
+      <w:pPr>
+        <w:numPr>
+          <w:ilvl w:val="0"/>
+          <w:numId w:val="1027"/>
+        </w:numPr>
+        <w:pStyle w:val="Compact"/>
+      </w:pPr>
+      <w:r>
+        <w:t xml:space="preserve">An</w:t>
+      </w:r>
+      <w:r>
+        <w:t xml:space="preserve"> </w:t>
+      </w:r>
+      <w:r>
+        <w:t xml:space="preserve">“</w:t>
+      </w:r>
+      <w:r>
+        <w:t xml:space="preserve">Open source</w:t>
+      </w:r>
+      <w:r>
+        <w:t xml:space="preserve">”</w:t>
+      </w:r>
+      <w:r>
+        <w:t xml:space="preserve"> </w:t>
+      </w:r>
+      <w:r>
+        <w:t xml:space="preserve">link</w:t>
+      </w:r>
+    </w:p>
+    <w:p>
+      <w:pPr>
+        <w:pStyle w:val="FirstParagraph"/>
+      </w:pPr>
+      <w:r>
+        <w:t xml:space="preserve">Clicking the marker scrolls the page to the matching source entry in the sidebar list and flashes it briefly so you can scan the full record.</w:t>
+      </w:r>
+    </w:p>
+    <w:p>
+      <w:pPr>
+        <w:pStyle w:val="BodyText"/>
+      </w:pPr>
+      <w:r>
+        <w:t xml:space="preserve">The popovers work on keyboard focus too — tab to a marker and it pops up.</w:t>
+      </w:r>
+    </w:p>
+    <w:p>
+      <w:r>
+        <w:pict>
+          <v:rect style="width:0;height:1.5pt" o:hralign="center" o:hrstd="t" o:hr="t"/>
+        </w:pict>
+      </w:r>
+    </w:p>
+    <w:bookmarkEnd w:id="234"/>
+    <w:bookmarkStart w:id="240" w:name="researcher-notebooks"/>
+    <w:p>
+      <w:pPr>
+        <w:pStyle w:val="Heading2"/>
+      </w:pPr>
+      <w:r>
+        <w:t xml:space="preserve">38. Researcher Notebooks</w:t>
+      </w:r>
+    </w:p>
+    <w:p>
+      <w:pPr>
+        <w:pStyle w:val="BlockText"/>
+      </w:pPr>
+      <w:r>
+        <w:t xml:space="preserve">Available from v3.3.0. Path: sidebar →</w:t>
+      </w:r>
+      <w:r>
+        <w:t xml:space="preserve"> </w:t>
+      </w:r>
+      <w:r>
+        <w:rPr>
+          <w:bCs/>
+          <w:b/>
+        </w:rPr>
+        <w:t xml:space="preserve">Notebooks</w:t>
+      </w:r>
+      <w:r>
+        <w:t xml:space="preserve">.</w:t>
+      </w:r>
+    </w:p>
+    <w:bookmarkStart w:id="235" w:name="what-it-is-1"/>
+    <w:p>
+      <w:pPr>
+        <w:pStyle w:val="Heading3"/>
+      </w:pPr>
+      <w:r>
+        <w:t xml:space="preserve">What it is</w:t>
+      </w:r>
+    </w:p>
+    <w:p>
+      <w:pPr>
+        <w:pStyle w:val="FirstParagraph"/>
+      </w:pPr>
+      <w:r>
+        <w:t xml:space="preserve">A private scratchpad. Notebooks are owned by you, never shared, and exist outside the project structure. Use them for early-stage research before you commit to a project shape.</w:t>
+      </w:r>
+    </w:p>
+    <w:bookmarkEnd w:id="235"/>
+    <w:bookmarkStart w:id="236" w:name="what-goes-in-a-notebook"/>
+    <w:p>
+      <w:pPr>
+        <w:pStyle w:val="Heading3"/>
+      </w:pPr>
+      <w:r>
+        <w:t xml:space="preserve">What goes in a notebook</w:t>
+      </w:r>
+    </w:p>
+    <w:tbl>
+      <w:tblPr>
+        <w:tblStyle w:val="Table"/>
+        <w:tblW w:type="pct" w:w="5000"/>
+        <w:tblLook w:firstRow="1" w:lastRow="0" w:firstColumn="0" w:lastColumn="0" w:noHBand="0" w:noVBand="0" w:val="0020"/>
+        <w:jc w:val="start"/>
+      </w:tblPr>
+      <w:tblGrid>
+        <w:gridCol w:w="3960"/>
+        <w:gridCol w:w="3960"/>
+      </w:tblGrid>
+      <w:tr>
+        <w:trPr>
+          <w:tblHeader w:val="true"/>
+        </w:trPr>
+        <w:tc>
+          <w:tcPr/>
+          <w:p>
+            <w:pPr>
+              <w:pStyle w:val="Compact"/>
+              <w:jc w:val="left"/>
+            </w:pPr>
+            <w:r>
+              <w:t xml:space="preserve">Item type</w:t>
+            </w:r>
+          </w:p>
+        </w:tc>
+        <w:tc>
+          <w:tcPr/>
+          <w:p>
+            <w:pPr>
+              <w:pStyle w:val="Compact"/>
+              <w:jc w:val="left"/>
+            </w:pPr>
+            <w:r>
+              <w:t xml:space="preserve">Use</w:t>
+            </w:r>
+          </w:p>
+        </w:tc>
+      </w:tr>
+      <w:tr>
+        <w:tc>
+          <w:tcPr/>
+          <w:p>
+            <w:pPr>
+              <w:pStyle w:val="Compact"/>
+              <w:jc w:val="left"/>
+            </w:pPr>
+            <w:r>
+              <w:rPr>
+                <w:bCs/>
+                <w:b/>
+              </w:rPr>
+              <w:t xml:space="preserve">Note</w:t>
+            </w:r>
+          </w:p>
+        </w:tc>
+        <w:tc>
+          <w:tcPr/>
+          <w:p>
+            <w:pPr>
+              <w:pStyle w:val="Compact"/>
+              <w:jc w:val="left"/>
+            </w:pPr>
+            <w:r>
+              <w:t xml:space="preserve">Freeform observations, hunches, todo items</w:t>
+            </w:r>
+          </w:p>
+        </w:tc>
+      </w:tr>
+      <w:tr>
+        <w:tc>
+          <w:tcPr/>
+          <w:p>
+            <w:pPr>
+              <w:pStyle w:val="Compact"/>
+              <w:jc w:val="left"/>
+            </w:pPr>
+            <w:r>
+              <w:rPr>
+                <w:bCs/>
+                <w:b/>
+              </w:rPr>
+              <w:t xml:space="preserve">Saved query</w:t>
+            </w:r>
+          </w:p>
+        </w:tc>
+        <w:tc>
+          <w:tcPr/>
+          <w:p>
+            <w:pPr>
+              <w:pStyle w:val="Compact"/>
+              <w:jc w:val="left"/>
+            </w:pPr>
+            <w:r>
+              <w:t xml:space="preserve">Search expressions you want to come back to</w:t>
+            </w:r>
+          </w:p>
+        </w:tc>
+      </w:tr>
+      <w:tr>
+        <w:tc>
+          <w:tcPr/>
+          <w:p>
+            <w:pPr>
+              <w:pStyle w:val="Compact"/>
+              <w:jc w:val="left"/>
+            </w:pPr>
+            <w:r>
+              <w:rPr>
+                <w:bCs/>
+                <w:b/>
+              </w:rPr>
+              <w:t xml:space="preserve">AI output</w:t>
+            </w:r>
+          </w:p>
+        </w:tc>
+        <w:tc>
+          <w:tcPr/>
+          <w:p>
+            <w:pPr>
+              <w:pStyle w:val="Compact"/>
+              <w:jc w:val="left"/>
+            </w:pPr>
+            <w:r>
+              <w:t xml:space="preserve">Studio responses or other LLM output you want to keep</w:t>
+            </w:r>
+          </w:p>
+        </w:tc>
+      </w:tr>
+      <w:tr>
+        <w:tc>
+          <w:tcPr/>
+          <w:p>
+            <w:pPr>
+              <w:pStyle w:val="Compact"/>
+              <w:jc w:val="left"/>
+            </w:pPr>
+            <w:r>
+              <w:rPr>
+                <w:bCs/>
+                <w:b/>
+              </w:rPr>
+              <w:t xml:space="preserve">Source pin</w:t>
+            </w:r>
+          </w:p>
+        </w:tc>
+        <w:tc>
+          <w:tcPr/>
+          <w:p>
+            <w:pPr>
+              <w:pStyle w:val="Compact"/>
+              <w:jc w:val="left"/>
+            </w:pPr>
+            <w:r>
+              <w:t xml:space="preserve">A specific information object worth revisiting (paste the object ID)</w:t>
+            </w:r>
+          </w:p>
+        </w:tc>
+      </w:tr>
+    </w:tbl>
+    <w:p>
+      <w:pPr>
+        <w:pStyle w:val="BodyText"/>
+      </w:pPr>
+      <w:r>
+        <w:t xml:space="preserve">Items can be</w:t>
+      </w:r>
+      <w:r>
+        <w:t xml:space="preserve"> </w:t>
+      </w:r>
+      <w:r>
+        <w:rPr>
+          <w:bCs/>
+          <w:b/>
+        </w:rPr>
+        <w:t xml:space="preserve">pinned to the top</w:t>
+      </w:r>
+      <w:r>
+        <w:t xml:space="preserve"> </w:t>
+      </w:r>
+      <w:r>
+        <w:t xml:space="preserve">of the notebook for quick access.</w:t>
+      </w:r>
+    </w:p>
+    <w:bookmarkEnd w:id="236"/>
+    <w:bookmarkStart w:id="237" w:name="creating-a-notebook"/>
+    <w:p>
+      <w:pPr>
+        <w:pStyle w:val="Heading3"/>
+      </w:pPr>
+      <w:r>
+        <w:t xml:space="preserve">Creating a notebook</w:t>
+      </w:r>
+    </w:p>
+    <w:p>
+      <w:pPr>
+        <w:numPr>
+          <w:ilvl w:val="0"/>
+          <w:numId w:val="1028"/>
+        </w:numPr>
+        <w:pStyle w:val="Compact"/>
+      </w:pPr>
+      <w:r>
+        <w:t xml:space="preserve">Click</w:t>
+      </w:r>
+      <w:r>
+        <w:t xml:space="preserve"> </w:t>
+      </w:r>
+      <w:r>
+        <w:rPr>
+          <w:bCs/>
+          <w:b/>
+        </w:rPr>
+        <w:t xml:space="preserve">Notebooks</w:t>
+      </w:r>
+      <w:r>
+        <w:t xml:space="preserve"> </w:t>
+      </w:r>
+      <w:r>
+        <w:t xml:space="preserve">in the sidebar.</w:t>
+      </w:r>
+    </w:p>
+    <w:p>
+      <w:pPr>
+        <w:numPr>
+          <w:ilvl w:val="0"/>
+          <w:numId w:val="1028"/>
+        </w:numPr>
+        <w:pStyle w:val="Compact"/>
+      </w:pPr>
+      <w:r>
+        <w:t xml:space="preserve">Enter a title and optional summary on the left.</w:t>
+      </w:r>
+    </w:p>
+    <w:p>
+      <w:pPr>
+        <w:numPr>
+          <w:ilvl w:val="0"/>
+          <w:numId w:val="1028"/>
+        </w:numPr>
+        <w:pStyle w:val="Compact"/>
+      </w:pPr>
+      <w:r>
+        <w:t xml:space="preserve">Click</w:t>
+      </w:r>
+      <w:r>
+        <w:t xml:space="preserve"> </w:t>
+      </w:r>
+      <w:r>
+        <w:rPr>
+          <w:bCs/>
+          <w:b/>
+        </w:rPr>
+        <w:t xml:space="preserve">Create</w:t>
+      </w:r>
+      <w:r>
+        <w:t xml:space="preserve">. You’ll see it in the list on the right.</w:t>
+      </w:r>
+    </w:p>
+    <w:bookmarkEnd w:id="237"/>
+    <w:bookmarkStart w:id="238" w:name="adding-items-1"/>
+    <w:p>
+      <w:pPr>
+        <w:pStyle w:val="Heading3"/>
+      </w:pPr>
+      <w:r>
+        <w:t xml:space="preserve">Adding items</w:t>
+      </w:r>
+    </w:p>
+    <w:p>
+      <w:pPr>
+        <w:pStyle w:val="FirstParagraph"/>
+      </w:pPr>
+      <w:r>
+        <w:t xml:space="preserve">Open a notebook and use the</w:t>
+      </w:r>
+      <w:r>
+        <w:t xml:space="preserve"> </w:t>
+      </w:r>
+      <w:r>
+        <w:rPr>
+          <w:bCs/>
+          <w:b/>
+        </w:rPr>
+        <w:t xml:space="preserve">Add item</w:t>
+      </w:r>
+      <w:r>
+        <w:t xml:space="preserve"> </w:t>
+      </w:r>
+      <w:r>
+        <w:t xml:space="preserve">card on the left. Choose a type, fill in title/body, optionally tick</w:t>
+      </w:r>
+      <w:r>
+        <w:t xml:space="preserve"> </w:t>
+      </w:r>
+      <w:r>
+        <w:t xml:space="preserve">“</w:t>
+      </w:r>
+      <w:r>
+        <w:t xml:space="preserve">Pin to top</w:t>
+      </w:r>
+      <w:r>
+        <w:t xml:space="preserve">”</w:t>
+      </w:r>
+      <w:r>
+        <w:t xml:space="preserve">.</w:t>
+      </w:r>
+    </w:p>
+    <w:bookmarkEnd w:id="238"/>
+    <w:bookmarkStart w:id="239" w:name="promote-to-project"/>
+    <w:p>
+      <w:pPr>
+        <w:pStyle w:val="Heading3"/>
+      </w:pPr>
+      <w:r>
+        <w:t xml:space="preserve">Promote to project</w:t>
+      </w:r>
+    </w:p>
+    <w:p>
+      <w:pPr>
+        <w:pStyle w:val="FirstParagraph"/>
+      </w:pPr>
+      <w:r>
+        <w:t xml:space="preserve">When a notebook outgrows its scratchpad status, click</w:t>
+      </w:r>
+      <w:r>
+        <w:t xml:space="preserve"> </w:t>
+      </w:r>
+      <w:r>
+        <w:rPr>
+          <w:bCs/>
+          <w:b/>
+        </w:rPr>
+        <w:t xml:space="preserve">Promote to project</w:t>
+      </w:r>
+      <w:r>
+        <w:t xml:space="preserve"> </w:t>
+      </w:r>
+      <w:r>
+        <w:t xml:space="preserve">at the top. The system will:</w:t>
+      </w:r>
+    </w:p>
+    <w:p>
+      <w:pPr>
+        <w:numPr>
+          <w:ilvl w:val="0"/>
+          <w:numId w:val="1029"/>
+        </w:numPr>
+        <w:pStyle w:val="Compact"/>
+      </w:pPr>
+      <w:r>
+        <w:t xml:space="preserve">Create a new public research project with the notebook’s title and summary</w:t>
+      </w:r>
+    </w:p>
+    <w:p>
+      <w:pPr>
+        <w:numPr>
+          <w:ilvl w:val="0"/>
+          <w:numId w:val="1029"/>
+        </w:numPr>
+        <w:pStyle w:val="Compact"/>
+      </w:pPr>
+      <w:r>
+        <w:t xml:space="preserve">Add you as the owner-collaborator</w:t>
+      </w:r>
+    </w:p>
+    <w:p>
+      <w:pPr>
+        <w:numPr>
+          <w:ilvl w:val="0"/>
+          <w:numId w:val="1029"/>
+        </w:numPr>
+        <w:pStyle w:val="Compact"/>
+      </w:pPr>
+      <w:r>
+        <w:t xml:space="preserve">Create a collection seeded with every</w:t>
+      </w:r>
+      <w:r>
+        <w:t xml:space="preserve"> </w:t>
+      </w:r>
+      <w:r>
+        <w:rPr>
+          <w:bCs/>
+          <w:b/>
+        </w:rPr>
+        <w:t xml:space="preserve">source pin</w:t>
+      </w:r>
+      <w:r>
+        <w:t xml:space="preserve"> </w:t>
+      </w:r>
+      <w:r>
+        <w:t xml:space="preserve">in the notebook</w:t>
+      </w:r>
+    </w:p>
+    <w:p>
+      <w:pPr>
+        <w:numPr>
+          <w:ilvl w:val="0"/>
+          <w:numId w:val="1029"/>
+        </w:numPr>
+        <w:pStyle w:val="Compact"/>
+      </w:pPr>
+      <w:r>
+        <w:t xml:space="preserve">Mark the notebook as promoted (and lock the promote button)</w:t>
+      </w:r>
+    </w:p>
+    <w:p>
+      <w:pPr>
+        <w:pStyle w:val="FirstParagraph"/>
+      </w:pPr>
+      <w:r>
+        <w:t xml:space="preserve">Promote-to-project is idempotent — clicking twice returns the existing project.</w:t>
+      </w:r>
+    </w:p>
+    <w:p>
+      <w:r>
+        <w:pict>
+          <v:rect style="width:0;height:1.5pt" o:hralign="center" o:hrstd="t" o:hr="t"/>
+        </w:pict>
+      </w:r>
+    </w:p>
+    <w:bookmarkEnd w:id="239"/>
+    <w:bookmarkEnd w:id="240"/>
+    <w:bookmarkStart w:id="244" w:name="cross-fonds-reasoning-queries"/>
+    <w:p>
+      <w:pPr>
+        <w:pStyle w:val="Heading2"/>
+      </w:pPr>
+      <w:r>
+        <w:t xml:space="preserve">39. Cross-Fonds Reasoning Queries</w:t>
+      </w:r>
+    </w:p>
+    <w:p>
+      <w:pPr>
+        <w:pStyle w:val="BlockText"/>
+      </w:pPr>
+      <w:r>
+        <w:t xml:space="preserve">Available from v3.3.0. Path: sidebar →</w:t>
+      </w:r>
+      <w:r>
+        <w:t xml:space="preserve"> </w:t>
+      </w:r>
+      <w:r>
+        <w:rPr>
+          <w:bCs/>
+          <w:b/>
+        </w:rPr>
+        <w:t xml:space="preserve">Cross-fonds query</w:t>
+      </w:r>
+      <w:r>
+        <w:t xml:space="preserve"> </w:t>
+      </w:r>
+      <w:r>
+        <w:t xml:space="preserve">(or</w:t>
+      </w:r>
+      <w:r>
+        <w:t xml:space="preserve"> </w:t>
+      </w:r>
+      <w:r>
+        <w:rPr>
+          <w:rStyle w:val="VerbatimChar"/>
+        </w:rPr>
+        <w:t xml:space="preserve">/research/cross-fonds-query</w:t>
+      </w:r>
+      <w:r>
+        <w:t xml:space="preserve">).</w:t>
+      </w:r>
+    </w:p>
+    <w:bookmarkStart w:id="241" w:name="when-to-use-it"/>
+    <w:p>
+      <w:pPr>
+        <w:pStyle w:val="Heading3"/>
+      </w:pPr>
+      <w:r>
+        <w:t xml:space="preserve">When to use it</w:t>
+      </w:r>
+    </w:p>
+    <w:p>
+      <w:pPr>
+        <w:pStyle w:val="FirstParagraph"/>
+      </w:pPr>
+      <w:r>
+        <w:t xml:space="preserve">When the answer to your research question is spread across multiple fonds, and you want a single ranked list of hits instead of running the search separately on each fonds page.</w:t>
+      </w:r>
+    </w:p>
+    <w:bookmarkEnd w:id="241"/>
+    <w:bookmarkStart w:id="242" w:name="how-it-works"/>
+    <w:p>
+      <w:pPr>
+        <w:pStyle w:val="Heading3"/>
+      </w:pPr>
+      <w:r>
+        <w:t xml:space="preserve">How it works</w:t>
+      </w:r>
+    </w:p>
+    <w:p>
+      <w:pPr>
+        <w:numPr>
+          <w:ilvl w:val="0"/>
+          <w:numId w:val="1030"/>
+        </w:numPr>
+        <w:pStyle w:val="Compact"/>
+      </w:pPr>
+      <w:r>
+        <w:t xml:space="preserve">Enter your query.</w:t>
+      </w:r>
+    </w:p>
+    <w:p>
+      <w:pPr>
+        <w:numPr>
+          <w:ilvl w:val="0"/>
+          <w:numId w:val="1030"/>
+        </w:numPr>
+        <w:pStyle w:val="Compact"/>
+      </w:pPr>
+      <w:r>
+        <w:t xml:space="preserve">Multi-select the fonds / collections you want to search (the picker shows up to 200 top-level archival units).</w:t>
+      </w:r>
+    </w:p>
+    <w:p>
+      <w:pPr>
+        <w:numPr>
+          <w:ilvl w:val="0"/>
+          <w:numId w:val="1030"/>
+        </w:numPr>
+        <w:pStyle w:val="Compact"/>
+      </w:pPr>
+      <w:r>
+        <w:t xml:space="preserve">Optionally tick</w:t>
+      </w:r>
+      <w:r>
+        <w:t xml:space="preserve"> </w:t>
+      </w:r>
+      <w:r>
+        <w:rPr>
+          <w:bCs/>
+          <w:b/>
+        </w:rPr>
+        <w:t xml:space="preserve">Expand with thesaurus terms</w:t>
+      </w:r>
+      <w:r>
+        <w:t xml:space="preserve"> </w:t>
+      </w:r>
+      <w:r>
+        <w:t xml:space="preserve">— if</w:t>
+      </w:r>
+      <w:r>
+        <w:t xml:space="preserve"> </w:t>
+      </w:r>
+      <w:r>
+        <w:rPr>
+          <w:rStyle w:val="VerbatimChar"/>
+        </w:rPr>
+        <w:t xml:space="preserve">ahgSemanticSearchPlugin</w:t>
+      </w:r>
+      <w:r>
+        <w:t xml:space="preserve"> </w:t>
+      </w:r>
+      <w:r>
+        <w:t xml:space="preserve">is enabled, the system will widen your query with related terms before fanning out.</w:t>
+      </w:r>
+    </w:p>
+    <w:p>
+      <w:pPr>
+        <w:numPr>
+          <w:ilvl w:val="0"/>
+          <w:numId w:val="1030"/>
+        </w:numPr>
+        <w:pStyle w:val="Compact"/>
+      </w:pPr>
+      <w:r>
+        <w:t xml:space="preserve">Click</w:t>
+      </w:r>
+      <w:r>
+        <w:t xml:space="preserve"> </w:t>
+      </w:r>
+      <w:r>
+        <w:rPr>
+          <w:bCs/>
+          <w:b/>
+        </w:rPr>
+        <w:t xml:space="preserve">Run</w:t>
+      </w:r>
+      <w:r>
+        <w:t xml:space="preserve">.</w:t>
+      </w:r>
+    </w:p>
+    <w:p>
+      <w:pPr>
+        <w:pStyle w:val="FirstParagraph"/>
+      </w:pPr>
+      <w:r>
+        <w:t xml:space="preserve">The system fires one OpenSearch query per fonds scoped to that fonds’s</w:t>
+      </w:r>
+      <w:r>
+        <w:t xml:space="preserve"> </w:t>
+      </w:r>
+      <w:r>
+        <w:rPr>
+          <w:rStyle w:val="VerbatimChar"/>
+        </w:rPr>
+        <w:t xml:space="preserve">lft</w:t>
+      </w:r>
+      <w:r>
+        <w:t xml:space="preserve">/</w:t>
+      </w:r>
+      <w:r>
+        <w:rPr>
+          <w:rStyle w:val="VerbatimChar"/>
+        </w:rPr>
+        <w:t xml:space="preserve">rgt</w:t>
+      </w:r>
+      <w:r>
+        <w:t xml:space="preserve"> </w:t>
+      </w:r>
+      <w:r>
+        <w:t xml:space="preserve">MPTT range, takes the top 10 hits from each, merges them by score, and returns the top 30. Each result row shows the title, reference code, snippet, score, and an</w:t>
+      </w:r>
+      <w:r>
+        <w:t xml:space="preserve"> </w:t>
+      </w:r>
+      <w:r>
+        <w:t xml:space="preserve">“</w:t>
+      </w:r>
+      <w:r>
+        <w:t xml:space="preserve">Open record</w:t>
+      </w:r>
+      <w:r>
+        <w:t xml:space="preserve">”</w:t>
+      </w:r>
+      <w:r>
+        <w:t xml:space="preserve"> </w:t>
+      </w:r>
+      <w:r>
+        <w:t xml:space="preserve">link.</w:t>
+      </w:r>
+    </w:p>
+    <w:bookmarkEnd w:id="242"/>
+    <w:bookmarkStart w:id="243" w:name="what-gets-logged"/>
+    <w:p>
+      <w:pPr>
+        <w:pStyle w:val="Heading3"/>
+      </w:pPr>
+      <w:r>
+        <w:t xml:space="preserve">What gets logged</w:t>
+      </w:r>
+    </w:p>
+    <w:p>
+      <w:pPr>
+        <w:pStyle w:val="FirstParagraph"/>
+      </w:pPr>
+      <w:r>
+        <w:t xml:space="preserve">Every cross-fonds query is persisted to</w:t>
+      </w:r>
+      <w:r>
+        <w:t xml:space="preserve"> </w:t>
+      </w:r>
+      <w:r>
+        <w:rPr>
+          <w:rStyle w:val="VerbatimChar"/>
+        </w:rPr>
+        <w:t xml:space="preserve">research_cross_fonds_query</w:t>
+      </w:r>
+      <w:r>
+        <w:t xml:space="preserve"> </w:t>
+      </w:r>
+      <w:r>
+        <w:t xml:space="preserve">with the query text, fonds list, result count, and elapsed milliseconds. This feeds the analytics dashboard’s</w:t>
+      </w:r>
+      <w:r>
+        <w:t xml:space="preserve"> </w:t>
+      </w:r>
+      <w:r>
+        <w:t xml:space="preserve">“</w:t>
+      </w:r>
+      <w:r>
+        <w:t xml:space="preserve">Top search terms</w:t>
+      </w:r>
+      <w:r>
+        <w:t xml:space="preserve">”</w:t>
+      </w:r>
+      <w:r>
+        <w:t xml:space="preserve"> </w:t>
+      </w:r>
+      <w:r>
+        <w:t xml:space="preserve">tile.</w:t>
+      </w:r>
+    </w:p>
+    <w:p>
+      <w:r>
+        <w:pict>
+          <v:rect style="width:0;height:1.5pt" o:hralign="center" o:hrstd="t" o:hr="t"/>
+        </w:pict>
+      </w:r>
+    </w:p>
+    <w:bookmarkEnd w:id="243"/>
+    <w:bookmarkEnd w:id="244"/>
+    <w:bookmarkStart w:id="248" w:name="research-analytics-dashboard"/>
+    <w:p>
+      <w:pPr>
+        <w:pStyle w:val="Heading2"/>
+      </w:pPr>
+      <w:r>
+        <w:t xml:space="preserve">40. Research Analytics Dashboard</w:t>
+      </w:r>
+    </w:p>
+    <w:p>
+      <w:pPr>
+        <w:pStyle w:val="BlockText"/>
+      </w:pPr>
+      <w:r>
+        <w:t xml:space="preserve">Available from v3.3.0. Path: sidebar →</w:t>
+      </w:r>
+      <w:r>
+        <w:t xml:space="preserve"> </w:t>
+      </w:r>
+      <w:r>
+        <w:rPr>
+          <w:bCs/>
+          <w:b/>
+        </w:rPr>
+        <w:t xml:space="preserve">Analytics</w:t>
+      </w:r>
+      <w:r>
+        <w:t xml:space="preserve"> </w:t>
+      </w:r>
+      <w:r>
+        <w:t xml:space="preserve">(or</w:t>
+      </w:r>
+      <w:r>
+        <w:t xml:space="preserve"> </w:t>
+      </w:r>
+      <w:r>
+        <w:rPr>
+          <w:rStyle w:val="VerbatimChar"/>
+        </w:rPr>
+        <w:t xml:space="preserve">/research/analytics</w:t>
+      </w:r>
+      <w:r>
+        <w:t xml:space="preserve">).</w:t>
+      </w:r>
+    </w:p>
+    <w:bookmarkStart w:id="245" w:name="eight-kpi-tiles"/>
+    <w:p>
+      <w:pPr>
+        <w:pStyle w:val="Heading3"/>
+      </w:pPr>
+      <w:r>
+        <w:t xml:space="preserve">Eight KPI tiles</w:t>
+      </w:r>
+    </w:p>
+    <w:tbl>
+      <w:tblPr>
+        <w:tblStyle w:val="Table"/>
+        <w:tblW w:type="auto" w:w="0"/>
+        <w:tblLook w:firstRow="1" w:lastRow="0" w:firstColumn="0" w:lastColumn="0" w:noHBand="0" w:noVBand="0" w:val="0020"/>
+        <w:jc w:val="start"/>
+      </w:tblPr>
+      <w:tblGrid>
+        <w:gridCol w:w="3960"/>
+        <w:gridCol w:w="3960"/>
+      </w:tblGrid>
+      <w:tr>
+        <w:trPr>
+          <w:tblHeader w:val="true"/>
+        </w:trPr>
+        <w:tc>
+          <w:tcPr/>
+          <w:p>
+            <w:pPr>
+              <w:pStyle w:val="Compact"/>
+              <w:jc w:val="left"/>
+            </w:pPr>
+            <w:r>
+              <w:t xml:space="preserve">Tile</w:t>
+            </w:r>
+          </w:p>
+        </w:tc>
+        <w:tc>
+          <w:tcPr/>
+          <w:p>
+            <w:pPr>
+              <w:pStyle w:val="Compact"/>
+              <w:jc w:val="left"/>
+            </w:pPr>
+            <w:r>
+              <w:t xml:space="preserve">Counts</w:t>
+            </w:r>
+          </w:p>
+        </w:tc>
+      </w:tr>
+      <w:tr>
+        <w:tc>
+          <w:tcPr/>
+          <w:p>
+            <w:pPr>
+              <w:pStyle w:val="Compact"/>
+              <w:jc w:val="left"/>
+            </w:pPr>
+            <w:r>
+              <w:rPr>
+                <w:bCs/>
+                <w:b/>
+              </w:rPr>
+              <w:t xml:space="preserve">Events</w:t>
+            </w:r>
+          </w:p>
+        </w:tc>
+        <w:tc>
+          <w:tcPr/>
+          <w:p>
+            <w:pPr>
+              <w:pStyle w:val="Compact"/>
+              <w:jc w:val="left"/>
+            </w:pPr>
+            <w:r>
+              <w:t xml:space="preserve">All activity log rows in the date range</w:t>
+            </w:r>
+          </w:p>
+        </w:tc>
+      </w:tr>
+      <w:tr>
+        <w:tc>
+          <w:tcPr/>
+          <w:p>
+            <w:pPr>
+              <w:pStyle w:val="Compact"/>
+              <w:jc w:val="left"/>
+            </w:pPr>
+            <w:r>
+              <w:rPr>
+                <w:bCs/>
+                <w:b/>
+              </w:rPr>
+              <w:t xml:space="preserve">Researchers</w:t>
+            </w:r>
+          </w:p>
+        </w:tc>
+        <w:tc>
+          <w:tcPr/>
+          <w:p>
+            <w:pPr>
+              <w:pStyle w:val="Compact"/>
+              <w:jc w:val="left"/>
+            </w:pPr>
+            <w:r>
+              <w:t xml:space="preserve">Distinct researcher_id values</w:t>
+            </w:r>
+          </w:p>
+        </w:tc>
+      </w:tr>
+      <w:tr>
+        <w:tc>
+          <w:tcPr/>
+          <w:p>
+            <w:pPr>
+              <w:pStyle w:val="Compact"/>
+              <w:jc w:val="left"/>
+            </w:pPr>
+            <w:r>
+              <w:rPr>
+                <w:bCs/>
+                <w:b/>
+              </w:rPr>
+              <w:t xml:space="preserve">Objects</w:t>
+            </w:r>
+          </w:p>
+        </w:tc>
+        <w:tc>
+          <w:tcPr/>
+          <w:p>
+            <w:pPr>
+              <w:pStyle w:val="Compact"/>
+              <w:jc w:val="left"/>
+            </w:pPr>
+            <w:r>
+              <w:t xml:space="preserve">Distinct entity_id values</w:t>
+            </w:r>
+          </w:p>
+        </w:tc>
+      </w:tr>
+      <w:tr>
+        <w:tc>
+          <w:tcPr/>
+          <w:p>
+            <w:pPr>
+              <w:pStyle w:val="Compact"/>
+              <w:jc w:val="left"/>
+            </w:pPr>
+            <w:r>
+              <w:rPr>
+                <w:bCs/>
+                <w:b/>
+              </w:rPr>
+              <w:t xml:space="preserve">Views</w:t>
+            </w:r>
+          </w:p>
+        </w:tc>
+        <w:tc>
+          <w:tcPr/>
+          <w:p>
+            <w:pPr>
+              <w:pStyle w:val="Compact"/>
+              <w:jc w:val="left"/>
+            </w:pPr>
+            <w:r>
+              <w:rPr>
+                <w:rStyle w:val="VerbatimChar"/>
+              </w:rPr>
+              <w:t xml:space="preserve">activity_type='view'</w:t>
+            </w:r>
+          </w:p>
+        </w:tc>
+      </w:tr>
+      <w:tr>
+        <w:tc>
+          <w:tcPr/>
+          <w:p>
+            <w:pPr>
+              <w:pStyle w:val="Compact"/>
+              <w:jc w:val="left"/>
+            </w:pPr>
+            <w:r>
+              <w:rPr>
+                <w:bCs/>
+                <w:b/>
+              </w:rPr>
+              <w:t xml:space="preserve">Searches</w:t>
+            </w:r>
+          </w:p>
+        </w:tc>
+        <w:tc>
+          <w:tcPr/>
+          <w:p>
+            <w:pPr>
+              <w:pStyle w:val="Compact"/>
+              <w:jc w:val="left"/>
+            </w:pPr>
+            <w:r>
+              <w:rPr>
+                <w:rStyle w:val="VerbatimChar"/>
+              </w:rPr>
+              <w:t xml:space="preserve">view</w:t>
+            </w:r>
+            <w:r>
+              <w:t xml:space="preserve"> </w:t>
+            </w:r>
+            <w:r>
+              <w:t xml:space="preserve">+ cross-fonds searches</w:t>
+            </w:r>
+          </w:p>
+        </w:tc>
+      </w:tr>
+      <w:tr>
+        <w:tc>
+          <w:tcPr/>
+          <w:p>
+            <w:pPr>
+              <w:pStyle w:val="Compact"/>
+              <w:jc w:val="left"/>
+            </w:pPr>
+            <w:r>
+              <w:rPr>
+                <w:bCs/>
+                <w:b/>
+              </w:rPr>
+              <w:t xml:space="preserve">Citations</w:t>
+            </w:r>
+          </w:p>
+        </w:tc>
+        <w:tc>
+          <w:tcPr/>
+          <w:p>
+            <w:pPr>
+              <w:pStyle w:val="Compact"/>
+              <w:jc w:val="left"/>
+            </w:pPr>
+            <w:r>
+              <w:t xml:space="preserve">Logged citations + cite_export downloads</w:t>
+            </w:r>
+          </w:p>
+        </w:tc>
+      </w:tr>
+      <w:tr>
+        <w:tc>
+          <w:tcPr/>
+          <w:p>
+            <w:pPr>
+              <w:pStyle w:val="Compact"/>
+              <w:jc w:val="left"/>
+            </w:pPr>
+            <w:r>
+              <w:rPr>
+                <w:bCs/>
+                <w:b/>
+              </w:rPr>
+              <w:t xml:space="preserve">Downloads</w:t>
+            </w:r>
+          </w:p>
+        </w:tc>
+        <w:tc>
+          <w:tcPr/>
+          <w:p>
+            <w:pPr>
+              <w:pStyle w:val="Compact"/>
+              <w:jc w:val="left"/>
+            </w:pPr>
+            <w:r>
+              <w:rPr>
+                <w:rStyle w:val="VerbatimChar"/>
+              </w:rPr>
+              <w:t xml:space="preserve">activity_type='download'</w:t>
+            </w:r>
+          </w:p>
+        </w:tc>
+      </w:tr>
+      <w:tr>
+        <w:tc>
+          <w:tcPr/>
+          <w:p>
+            <w:pPr>
+              <w:pStyle w:val="Compact"/>
+              <w:jc w:val="left"/>
+            </w:pPr>
+            <w:r>
+              <w:rPr>
+                <w:bCs/>
+                <w:b/>
+              </w:rPr>
+              <w:t xml:space="preserve">Annotations</w:t>
+            </w:r>
+          </w:p>
+        </w:tc>
+        <w:tc>
+          <w:tcPr/>
+          <w:p>
+            <w:pPr>
+              <w:pStyle w:val="Compact"/>
+              <w:jc w:val="left"/>
+            </w:pPr>
+            <w:r>
+              <w:rPr>
+                <w:rStyle w:val="VerbatimChar"/>
+              </w:rPr>
+              <w:t xml:space="preserve">activity_type='annotate'</w:t>
+            </w:r>
+          </w:p>
+        </w:tc>
+      </w:tr>
+    </w:tbl>
+    <w:bookmarkEnd w:id="245"/>
+    <w:bookmarkStart w:id="246" w:name="date-range"/>
+    <w:p>
+      <w:pPr>
+        <w:pStyle w:val="Heading3"/>
+      </w:pPr>
+      <w:r>
+        <w:t xml:space="preserve">Date range</w:t>
+      </w:r>
+    </w:p>
+    <w:p>
+      <w:pPr>
+        <w:pStyle w:val="FirstParagraph"/>
+      </w:pPr>
+      <w:r>
+        <w:t xml:space="preserve">Default is the last 30 days. Change the from/to dates at the top and click</w:t>
+      </w:r>
+      <w:r>
+        <w:t xml:space="preserve"> </w:t>
+      </w:r>
+      <w:r>
+        <w:rPr>
+          <w:bCs/>
+          <w:b/>
+        </w:rPr>
+        <w:t xml:space="preserve">Apply</w:t>
+      </w:r>
+      <w:r>
+        <w:t xml:space="preserve">.</w:t>
+      </w:r>
+    </w:p>
+    <w:bookmarkEnd w:id="246"/>
+    <w:bookmarkStart w:id="247" w:name="sections"/>
+    <w:p>
+      <w:pPr>
+        <w:pStyle w:val="Heading3"/>
+      </w:pPr>
+      <w:r>
+        <w:t xml:space="preserve">Sections</w:t>
+      </w:r>
+    </w:p>
+    <w:p>
+      <w:pPr>
+        <w:numPr>
+          <w:ilvl w:val="0"/>
+          <w:numId w:val="1031"/>
+        </w:numPr>
+        <w:pStyle w:val="Compact"/>
+      </w:pPr>
+      <w:r>
+        <w:rPr>
+          <w:bCs/>
+          <w:b/>
+        </w:rPr>
+        <w:t xml:space="preserve">Daily volume bar chart</w:t>
+      </w:r>
+      <w:r>
+        <w:t xml:space="preserve"> </w:t>
+      </w:r>
+      <w:r>
+        <w:t xml:space="preserve">— one bar per day</w:t>
+      </w:r>
+    </w:p>
+    <w:p>
+      <w:pPr>
+        <w:numPr>
+          <w:ilvl w:val="0"/>
+          <w:numId w:val="1031"/>
+        </w:numPr>
+        <w:pStyle w:val="Compact"/>
+      </w:pPr>
+      <w:r>
+        <w:rPr>
+          <w:bCs/>
+          <w:b/>
+        </w:rPr>
+        <w:t xml:space="preserve">Activity types</w:t>
+      </w:r>
+      <w:r>
+        <w:t xml:space="preserve"> </w:t>
+      </w:r>
+      <w:r>
+        <w:t xml:space="preserve">— count of every distinct activity_type</w:t>
+      </w:r>
+    </w:p>
+    <w:p>
+      <w:pPr>
+        <w:numPr>
+          <w:ilvl w:val="0"/>
+          <w:numId w:val="1031"/>
+        </w:numPr>
+        <w:pStyle w:val="Compact"/>
+      </w:pPr>
+      <w:r>
+        <w:rPr>
+          <w:bCs/>
+          <w:b/>
+        </w:rPr>
+        <w:t xml:space="preserve">Top researchers</w:t>
+      </w:r>
+      <w:r>
+        <w:t xml:space="preserve"> </w:t>
+      </w:r>
+      <w:r>
+        <w:t xml:space="preserve">— by event count</w:t>
+      </w:r>
+    </w:p>
+    <w:p>
+      <w:pPr>
+        <w:numPr>
+          <w:ilvl w:val="0"/>
+          <w:numId w:val="1031"/>
+        </w:numPr>
+        <w:pStyle w:val="Compact"/>
+      </w:pPr>
+      <w:r>
+        <w:rPr>
+          <w:bCs/>
+          <w:b/>
+        </w:rPr>
+        <w:t xml:space="preserve">Popular descriptions</w:t>
+      </w:r>
+      <w:r>
+        <w:t xml:space="preserve"> </w:t>
+      </w:r>
+      <w:r>
+        <w:t xml:space="preserve">— most-viewed information objects</w:t>
+      </w:r>
+    </w:p>
+    <w:p>
+      <w:pPr>
+        <w:numPr>
+          <w:ilvl w:val="0"/>
+          <w:numId w:val="1031"/>
+        </w:numPr>
+        <w:pStyle w:val="Compact"/>
+      </w:pPr>
+      <w:r>
+        <w:rPr>
+          <w:bCs/>
+          <w:b/>
+        </w:rPr>
+        <w:t xml:space="preserve">Top search terms</w:t>
+      </w:r>
+      <w:r>
+        <w:t xml:space="preserve"> </w:t>
+      </w:r>
+      <w:r>
+        <w:t xml:space="preserve">— most-searched query strings (extracted from activity log details)</w:t>
+      </w:r>
+    </w:p>
+    <w:p>
+      <w:pPr>
+        <w:numPr>
+          <w:ilvl w:val="0"/>
+          <w:numId w:val="1031"/>
+        </w:numPr>
+        <w:pStyle w:val="Compact"/>
+      </w:pPr>
+      <w:r>
+        <w:rPr>
+          <w:bCs/>
+          <w:b/>
+        </w:rPr>
+        <w:t xml:space="preserve">Popular collections</w:t>
+      </w:r>
+    </w:p>
+    <w:p>
+      <w:pPr>
+        <w:numPr>
+          <w:ilvl w:val="0"/>
+          <w:numId w:val="1031"/>
+        </w:numPr>
+        <w:pStyle w:val="Compact"/>
+      </w:pPr>
+      <w:r>
+        <w:rPr>
+          <w:bCs/>
+          <w:b/>
+        </w:rPr>
+        <w:t xml:space="preserve">Citations by style/format</w:t>
+      </w:r>
+      <w:r>
+        <w:t xml:space="preserve"> </w:t>
+      </w:r>
+      <w:r>
+        <w:t xml:space="preserve">— Chicago/MLA/APA + RIS/BibTeX/etc.</w:t>
+      </w:r>
+    </w:p>
+    <w:p>
+      <w:pPr>
+        <w:pStyle w:val="FirstParagraph"/>
+      </w:pPr>
+      <w:r>
+        <w:t xml:space="preserve">The dashboard is read-only and aggregates already-logged data — running it does not affect activity logs.</w:t>
+      </w:r>
+    </w:p>
+    <w:p>
+      <w:r>
+        <w:pict>
+          <v:rect style="width:0;height:1.5pt" o:hralign="center" o:hrstd="t" o:hr="t"/>
+        </w:pict>
+      </w:r>
+    </w:p>
+    <w:bookmarkEnd w:id="247"/>
+    <w:bookmarkEnd w:id="248"/>
+    <w:bookmarkStart w:id="253" w:name="live-collaboration-panel"/>
+    <w:p>
+      <w:pPr>
+        <w:pStyle w:val="Heading2"/>
+      </w:pPr>
+      <w:r>
+        <w:t xml:space="preserve">41. Live Collaboration Panel</w:t>
+      </w:r>
+    </w:p>
+    <w:p>
+      <w:pPr>
+        <w:pStyle w:val="BlockText"/>
+      </w:pPr>
+      <w:r>
+        <w:t xml:space="preserve">Available from v3.3.0. Path: project →</w:t>
+      </w:r>
+      <w:r>
+        <w:t xml:space="preserve"> </w:t>
+      </w:r>
+      <w:r>
+        <w:rPr>
+          <w:bCs/>
+          <w:b/>
+        </w:rPr>
+        <w:t xml:space="preserve">Research Output → Live Collaboration</w:t>
+      </w:r>
+      <w:r>
+        <w:t xml:space="preserve"> </w:t>
+      </w:r>
+      <w:r>
+        <w:t xml:space="preserve">(or</w:t>
+      </w:r>
+      <w:r>
+        <w:t xml:space="preserve"> </w:t>
+      </w:r>
+      <w:r>
+        <w:rPr>
+          <w:rStyle w:val="VerbatimChar"/>
+        </w:rPr>
+        <w:t xml:space="preserve">/research/projects/:id/realtime/panel</w:t>
+      </w:r>
+      <w:r>
+        <w:t xml:space="preserve">).</w:t>
+      </w:r>
+    </w:p>
+    <w:bookmarkStart w:id="249" w:name="what-you-see"/>
+    <w:p>
+      <w:pPr>
+        <w:pStyle w:val="Heading3"/>
+      </w:pPr>
+      <w:r>
+        <w:t xml:space="preserve">What you see</w:t>
+      </w:r>
+    </w:p>
+    <w:p>
+      <w:pPr>
+        <w:pStyle w:val="FirstParagraph"/>
+      </w:pPr>
+      <w:r>
+        <w:t xml:space="preserve">The panel polls every 3 seconds for two things:</w:t>
+      </w:r>
+    </w:p>
+    <w:p>
+      <w:pPr>
+        <w:numPr>
+          <w:ilvl w:val="0"/>
+          <w:numId w:val="1032"/>
+        </w:numPr>
+        <w:pStyle w:val="Compact"/>
+      </w:pPr>
+      <w:r>
+        <w:rPr>
+          <w:bCs/>
+          <w:b/>
+        </w:rPr>
+        <w:t xml:space="preserve">Online now</w:t>
+      </w:r>
+      <w:r>
+        <w:t xml:space="preserve"> </w:t>
+      </w:r>
+      <w:r>
+        <w:t xml:space="preserve">— every collaborator currently looking at the project, each tagged with a distinct colour. Stale entries drop off after 90 seconds.</w:t>
+      </w:r>
+    </w:p>
+    <w:p>
+      <w:pPr>
+        <w:numPr>
+          <w:ilvl w:val="0"/>
+          <w:numId w:val="1032"/>
+        </w:numPr>
+        <w:pStyle w:val="Compact"/>
+      </w:pPr>
+      <w:r>
+        <w:rPr>
+          <w:bCs/>
+          <w:b/>
+        </w:rPr>
+        <w:t xml:space="preserve">Project comments</w:t>
+      </w:r>
+      <w:r>
+        <w:t xml:space="preserve"> </w:t>
+      </w:r>
+      <w:r>
+        <w:t xml:space="preserve">— a threaded comment feed for the project. New comments appear without a page reload.</w:t>
+      </w:r>
+    </w:p>
+    <w:bookmarkEnd w:id="249"/>
+    <w:bookmarkStart w:id="250" w:name="posting-a-comment"/>
+    <w:p>
+      <w:pPr>
+        <w:pStyle w:val="Heading3"/>
+      </w:pPr>
+      <w:r>
+        <w:t xml:space="preserve">Posting a comment</w:t>
+      </w:r>
+    </w:p>
+    <w:p>
+      <w:pPr>
+        <w:pStyle w:val="FirstParagraph"/>
+      </w:pPr>
+      <w:r>
+        <w:t xml:space="preserve">Type into the box at the bottom and click the send icon. Comments are tied to the project (not to a specific record or item — for record-level annotations, use the W3C Annotation Studio).</w:t>
+      </w:r>
+    </w:p>
+    <w:bookmarkEnd w:id="250"/>
+    <w:bookmarkStart w:id="251" w:name="resolving-a-comment"/>
+    <w:p>
+      <w:pPr>
+        <w:pStyle w:val="Heading3"/>
+      </w:pPr>
+      <w:r>
+        <w:t xml:space="preserve">Resolving a comment</w:t>
+      </w:r>
+    </w:p>
+    <w:p>
+      <w:pPr>
+        <w:pStyle w:val="FirstParagraph"/>
+      </w:pPr>
+      <w:r>
+        <w:t xml:space="preserve">Click</w:t>
+      </w:r>
+      <w:r>
+        <w:t xml:space="preserve"> </w:t>
+      </w:r>
+      <w:r>
+        <w:rPr>
+          <w:bCs/>
+          <w:b/>
+        </w:rPr>
+        <w:t xml:space="preserve">Resolve</w:t>
+      </w:r>
+      <w:r>
+        <w:t xml:space="preserve"> </w:t>
+      </w:r>
+      <w:r>
+        <w:t xml:space="preserve">under any comment. Resolved comments stay visible but are visually faded.</w:t>
+      </w:r>
+    </w:p>
+    <w:bookmarkEnd w:id="251"/>
+    <w:bookmarkStart w:id="252" w:name="shared-annotations-on-iiif-canvases"/>
+    <w:p>
+      <w:pPr>
+        <w:pStyle w:val="Heading3"/>
+      </w:pPr>
+      <w:r>
+        <w:t xml:space="preserve">Shared annotations on IIIF canvases</w:t>
+      </w:r>
+    </w:p>
+    <w:p>
+      <w:pPr>
+        <w:pStyle w:val="FirstParagraph"/>
+      </w:pPr>
+      <w:r>
+        <w:t xml:space="preserve">Annotations you create with</w:t>
+      </w:r>
+      <w:r>
+        <w:t xml:space="preserve"> </w:t>
+      </w:r>
+      <w:r>
+        <w:rPr>
+          <w:bCs/>
+          <w:b/>
+        </w:rPr>
+        <w:t xml:space="preserve">visibility = shared</w:t>
+      </w:r>
+      <w:r>
+        <w:t xml:space="preserve"> </w:t>
+      </w:r>
+      <w:r>
+        <w:t xml:space="preserve">or</w:t>
+      </w:r>
+      <w:r>
+        <w:t xml:space="preserve"> </w:t>
+      </w:r>
+      <w:r>
+        <w:rPr>
+          <w:bCs/>
+          <w:b/>
+        </w:rPr>
+        <w:t xml:space="preserve">public</w:t>
+      </w:r>
+      <w:r>
+        <w:t xml:space="preserve"> </w:t>
+      </w:r>
+      <w:r>
+        <w:t xml:space="preserve">are visible to other project collaborators on the same canvas, without any extra setup. Other collaborators see the annotation on the W3C Annotation Studio page for that record.</w:t>
+      </w:r>
+    </w:p>
+    <w:p>
+      <w:r>
+        <w:pict>
+          <v:rect style="width:0;height:1.5pt" o:hralign="center" o:hrstd="t" o:hr="t"/>
+        </w:pict>
+      </w:r>
+    </w:p>
+    <w:bookmarkEnd w:id="252"/>
+    <w:bookmarkEnd w:id="253"/>
+    <w:bookmarkStart w:id="254" w:name="per-record-citation-manager-export"/>
+    <w:p>
+      <w:pPr>
+        <w:pStyle w:val="Heading2"/>
+      </w:pPr>
+      <w:r>
+        <w:t xml:space="preserve">42. Per-Record Citation Manager Export</w:t>
+      </w:r>
+    </w:p>
+    <w:p>
+      <w:pPr>
+        <w:pStyle w:val="BlockText"/>
+      </w:pPr>
+      <w:r>
+        <w:t xml:space="preserve">Available from v3.3.0. Path: any record’s</w:t>
+      </w:r>
+      <w:r>
+        <w:t xml:space="preserve"> </w:t>
+      </w:r>
+      <w:r>
+        <w:rPr>
+          <w:bCs/>
+          <w:b/>
+        </w:rPr>
+        <w:t xml:space="preserve">Cite this record</w:t>
+      </w:r>
+      <w:r>
+        <w:t xml:space="preserve"> </w:t>
+      </w:r>
+      <w:r>
+        <w:t xml:space="preserve">page (</w:t>
+      </w:r>
+      <w:r>
+        <w:rPr>
+          <w:rStyle w:val="VerbatimChar"/>
+        </w:rPr>
+        <w:t xml:space="preserve">/research/cite/:slug</w:t>
+      </w:r>
+      <w:r>
+        <w:t xml:space="preserve">).</w:t>
+      </w:r>
+    </w:p>
+    <w:p>
+      <w:pPr>
+        <w:pStyle w:val="FirstParagraph"/>
+      </w:pPr>
+      <w:r>
+        <w:t xml:space="preserve">In addition to the existing styled citation card (Chicago / MLA / APA / Harvard / UNISA / Turabian), you’ll see a new</w:t>
+      </w:r>
+      <w:r>
+        <w:t xml:space="preserve"> </w:t>
+      </w:r>
+      <w:r>
+        <w:rPr>
+          <w:bCs/>
+          <w:b/>
+        </w:rPr>
+        <w:t xml:space="preserve">Copy in citation manager format</w:t>
+      </w:r>
+      <w:r>
+        <w:t xml:space="preserve"> </w:t>
+      </w:r>
+      <w:r>
+        <w:t xml:space="preserve">card with six download buttons:</w:t>
+      </w:r>
+    </w:p>
+    <w:tbl>
+      <w:tblPr>
+        <w:tblStyle w:val="Table"/>
+        <w:tblW w:type="auto" w:w="0"/>
+        <w:tblLook w:firstRow="1" w:lastRow="0" w:firstColumn="0" w:lastColumn="0" w:noHBand="0" w:noVBand="0" w:val="0020"/>
+        <w:jc w:val="start"/>
+      </w:tblPr>
+      <w:tblGrid>
+        <w:gridCol w:w="2640"/>
+        <w:gridCol w:w="2640"/>
+        <w:gridCol w:w="2640"/>
+      </w:tblGrid>
+      <w:tr>
+        <w:trPr>
+          <w:tblHeader w:val="true"/>
+        </w:trPr>
+        <w:tc>
+          <w:tcPr/>
+          <w:p>
+            <w:pPr>
+              <w:pStyle w:val="Compact"/>
+              <w:jc w:val="left"/>
+            </w:pPr>
+            <w:r>
+              <w:t xml:space="preserve">Format</w:t>
+            </w:r>
+          </w:p>
+        </w:tc>
+        <w:tc>
+          <w:tcPr/>
+          <w:p>
+            <w:pPr>
+              <w:pStyle w:val="Compact"/>
+              <w:jc w:val="left"/>
+            </w:pPr>
+            <w:r>
+              <w:t xml:space="preserve">File extension</w:t>
+            </w:r>
+          </w:p>
+        </w:tc>
+        <w:tc>
+          <w:tcPr/>
+          <w:p>
+            <w:pPr>
+              <w:pStyle w:val="Compact"/>
+              <w:jc w:val="left"/>
+            </w:pPr>
+            <w:r>
+              <w:t xml:space="preserve">Imports into</w:t>
+            </w:r>
+          </w:p>
+        </w:tc>
+      </w:tr>
+      <w:tr>
+        <w:tc>
+          <w:tcPr/>
+          <w:p>
+            <w:pPr>
+              <w:pStyle w:val="Compact"/>
+              <w:jc w:val="left"/>
+            </w:pPr>
+            <w:r>
+              <w:t xml:space="preserve">RIS</w:t>
+            </w:r>
+          </w:p>
+        </w:tc>
+        <w:tc>
+          <w:tcPr/>
+          <w:p>
+            <w:pPr>
+              <w:pStyle w:val="Compact"/>
+              <w:jc w:val="left"/>
+            </w:pPr>
+            <w:r>
+              <w:rPr>
+                <w:rStyle w:val="VerbatimChar"/>
+              </w:rPr>
+              <w:t xml:space="preserve">.ris</w:t>
+            </w:r>
+          </w:p>
+        </w:tc>
+        <w:tc>
+          <w:tcPr/>
+          <w:p>
+            <w:pPr>
+              <w:pStyle w:val="Compact"/>
+              <w:jc w:val="left"/>
+            </w:pPr>
+            <w:r>
+              <w:t xml:space="preserve">Zotero, Mendeley, EndNote</w:t>
+            </w:r>
+          </w:p>
+        </w:tc>
+      </w:tr>
+      <w:tr>
+        <w:tc>
+          <w:tcPr/>
+          <w:p>
+            <w:pPr>
+              <w:pStyle w:val="Compact"/>
+              <w:jc w:val="left"/>
+            </w:pPr>
+            <w:r>
+              <w:t xml:space="preserve">BibTeX</w:t>
+            </w:r>
+          </w:p>
+        </w:tc>
+        <w:tc>
+          <w:tcPr/>
+          <w:p>
+            <w:pPr>
+              <w:pStyle w:val="Compact"/>
+              <w:jc w:val="left"/>
+            </w:pPr>
+            <w:r>
+              <w:rPr>
+                <w:rStyle w:val="VerbatimChar"/>
+              </w:rPr>
+              <w:t xml:space="preserve">.bib</w:t>
+            </w:r>
+          </w:p>
+        </w:tc>
+        <w:tc>
+          <w:tcPr/>
+          <w:p>
+            <w:pPr>
+              <w:pStyle w:val="Compact"/>
+              <w:jc w:val="left"/>
+            </w:pPr>
+            <w:r>
+              <w:t xml:space="preserve">LaTeX, JabRef, Overleaf</w:t>
+            </w:r>
+          </w:p>
+        </w:tc>
+      </w:tr>
+      <w:tr>
+        <w:tc>
+          <w:tcPr/>
+          <w:p>
+            <w:pPr>
+              <w:pStyle w:val="Compact"/>
+              <w:jc w:val="left"/>
+            </w:pPr>
+            <w:r>
+              <w:t xml:space="preserve">EndNote XML</w:t>
+            </w:r>
+          </w:p>
+        </w:tc>
+        <w:tc>
+          <w:tcPr/>
+          <w:p>
+            <w:pPr>
+              <w:pStyle w:val="Compact"/>
+              <w:jc w:val="left"/>
+            </w:pPr>
+            <w:r>
+              <w:rPr>
+                <w:rStyle w:val="VerbatimChar"/>
+              </w:rPr>
+              <w:t xml:space="preserve">.xml</w:t>
+            </w:r>
+          </w:p>
+        </w:tc>
+        <w:tc>
+          <w:tcPr/>
+          <w:p>
+            <w:pPr>
+              <w:pStyle w:val="Compact"/>
+              <w:jc w:val="left"/>
+            </w:pPr>
+            <w:r>
+              <w:t xml:space="preserve">EndNote desktop</w:t>
+            </w:r>
+          </w:p>
+        </w:tc>
+      </w:tr>
+      <w:tr>
+        <w:tc>
+          <w:tcPr/>
+          <w:p>
+            <w:pPr>
+              <w:pStyle w:val="Compact"/>
+              <w:jc w:val="left"/>
+            </w:pPr>
+            <w:r>
+              <w:t xml:space="preserve">APA 7</w:t>
+            </w:r>
+          </w:p>
+        </w:tc>
+        <w:tc>
+          <w:tcPr/>
+          <w:p>
+            <w:pPr>
+              <w:pStyle w:val="Compact"/>
+              <w:jc w:val="left"/>
+            </w:pPr>
+            <w:r>
+              <w:rPr>
+                <w:rStyle w:val="VerbatimChar"/>
+              </w:rPr>
+              <w:t xml:space="preserve">.txt</w:t>
+            </w:r>
+          </w:p>
+        </w:tc>
+        <w:tc>
+          <w:tcPr/>
+          <w:p>
+            <w:pPr>
+              <w:pStyle w:val="Compact"/>
+              <w:jc w:val="left"/>
+            </w:pPr>
+            <w:r>
+              <w:t xml:space="preserve">Paste into a Word document</w:t>
+            </w:r>
+          </w:p>
+        </w:tc>
+      </w:tr>
+      <w:tr>
+        <w:tc>
+          <w:tcPr/>
+          <w:p>
+            <w:pPr>
+              <w:pStyle w:val="Compact"/>
+              <w:jc w:val="left"/>
+            </w:pPr>
+            <w:r>
+              <w:t xml:space="preserve">MLA 9</w:t>
+            </w:r>
+          </w:p>
+        </w:tc>
+        <w:tc>
+          <w:tcPr/>
+          <w:p>
+            <w:pPr>
+              <w:pStyle w:val="Compact"/>
+              <w:jc w:val="left"/>
+            </w:pPr>
+            <w:r>
+              <w:rPr>
+                <w:rStyle w:val="VerbatimChar"/>
+              </w:rPr>
+              <w:t xml:space="preserve">.txt</w:t>
+            </w:r>
+          </w:p>
+        </w:tc>
+        <w:tc>
+          <w:tcPr/>
+          <w:p>
+            <w:pPr>
+              <w:pStyle w:val="Compact"/>
+              <w:jc w:val="left"/>
+            </w:pPr>
+            <w:r>
+              <w:t xml:space="preserve">Paste into a Word document</w:t>
+            </w:r>
+          </w:p>
+        </w:tc>
+      </w:tr>
+      <w:tr>
+        <w:tc>
+          <w:tcPr/>
+          <w:p>
+            <w:pPr>
+              <w:pStyle w:val="Compact"/>
+              <w:jc w:val="left"/>
+            </w:pPr>
+            <w:r>
+              <w:t xml:space="preserve">Chicago 17</w:t>
+            </w:r>
+          </w:p>
+        </w:tc>
+        <w:tc>
+          <w:tcPr/>
+          <w:p>
+            <w:pPr>
+              <w:pStyle w:val="Compact"/>
+              <w:jc w:val="left"/>
+            </w:pPr>
+            <w:r>
+              <w:rPr>
+                <w:rStyle w:val="VerbatimChar"/>
+              </w:rPr>
+              <w:t xml:space="preserve">.txt</w:t>
+            </w:r>
+          </w:p>
+        </w:tc>
+        <w:tc>
+          <w:tcPr/>
+          <w:p>
+            <w:pPr>
+              <w:pStyle w:val="Compact"/>
+              <w:jc w:val="left"/>
+            </w:pPr>
+            <w:r>
+              <w:t xml:space="preserve">Paste into a Word document</w:t>
+            </w:r>
+          </w:p>
+        </w:tc>
+      </w:tr>
+    </w:tbl>
+    <w:p>
+      <w:pPr>
+        <w:pStyle w:val="BodyText"/>
+      </w:pPr>
+      <w:r>
+        <w:t xml:space="preserve">Each download is a real file with the correct MIME type, so most reference managers will import it on first open. The filename is derived from the record’s slug.</w:t>
+      </w:r>
+    </w:p>
+    <w:p>
+      <w:pPr>
+        <w:pStyle w:val="BodyText"/>
+      </w:pPr>
+      <w:r>
+        <w:t xml:space="preserve">Every export is logged to the activity log (</w:t>
+      </w:r>
+      <w:r>
+        <w:rPr>
+          <w:rStyle w:val="VerbatimChar"/>
+        </w:rPr>
+        <w:t xml:space="preserve">activity_type='cite_export'</w:t>
+      </w:r>
+      <w:r>
+        <w:t xml:space="preserve">,</w:t>
+      </w:r>
+      <w:r>
+        <w:t xml:space="preserve"> </w:t>
+      </w:r>
+      <w:r>
+        <w:rPr>
+          <w:rStyle w:val="VerbatimChar"/>
+        </w:rPr>
+        <w:t xml:space="preserve">details.format</w:t>
+      </w:r>
+      <w:r>
+        <w:t xml:space="preserve">) so admins can see which formats are popular.</w:t>
+      </w:r>
+    </w:p>
+    <w:p>
+      <w:r>
+        <w:pict>
+          <v:rect style="width:0;height:1.5pt" o:hralign="center" o:hrstd="t" o:hr="t"/>
+        </w:pict>
+      </w:r>
+    </w:p>
+    <w:bookmarkEnd w:id="254"/>
+    <w:bookmarkStart w:id="259" w:name="orcid-works-push-pull"/>
+    <w:p>
+      <w:pPr>
+        <w:pStyle w:val="Heading2"/>
+      </w:pPr>
+      <w:r>
+        <w:t xml:space="preserve">43. ORCID Works Push &amp; Pull</w:t>
+      </w:r>
+    </w:p>
+    <w:p>
+      <w:pPr>
+        <w:pStyle w:val="BlockText"/>
+      </w:pPr>
+      <w:r>
+        <w:t xml:space="preserve">Available from v3.3.0. Path: sidebar →</w:t>
+      </w:r>
+      <w:r>
+        <w:t xml:space="preserve"> </w:t>
+      </w:r>
+      <w:r>
+        <w:rPr>
+          <w:bCs/>
+          <w:b/>
+        </w:rPr>
+        <w:t xml:space="preserve">ORCID Works</w:t>
+      </w:r>
+      <w:r>
+        <w:t xml:space="preserve"> </w:t>
+      </w:r>
+      <w:r>
+        <w:t xml:space="preserve">(or</w:t>
+      </w:r>
+      <w:r>
+        <w:t xml:space="preserve"> </w:t>
+      </w:r>
+      <w:r>
+        <w:rPr>
+          <w:rStyle w:val="VerbatimChar"/>
+        </w:rPr>
+        <w:t xml:space="preserve">/research/orcid/works</w:t>
+      </w:r>
+      <w:r>
+        <w:t xml:space="preserve">).</w:t>
+      </w:r>
+    </w:p>
+    <w:p>
+      <w:pPr>
+        <w:pStyle w:val="FirstParagraph"/>
+      </w:pPr>
+      <w:r>
+        <w:t xml:space="preserve">This is an extension of the existing ORCID OAuth flow (sidebar → ORCID).</w:t>
+      </w:r>
+    </w:p>
+    <w:bookmarkStart w:id="255" w:name="pull-works"/>
+    <w:p>
+      <w:pPr>
+        <w:pStyle w:val="Heading3"/>
+      </w:pPr>
+      <w:r>
+        <w:t xml:space="preserve">Pull works</w:t>
+      </w:r>
+    </w:p>
+    <w:p>
+      <w:pPr>
+        <w:pStyle w:val="FirstParagraph"/>
+      </w:pPr>
+      <w:r>
+        <w:t xml:space="preserve">If your ORCID is linked, the page automatically pulls and displays your complete works list from your ORCID record: titles, types, years, journals, DOIs, put-codes.</w:t>
+      </w:r>
+    </w:p>
+    <w:p>
+      <w:pPr>
+        <w:pStyle w:val="BodyText"/>
+      </w:pPr>
+      <w:r>
+        <w:t xml:space="preserve">Click</w:t>
+      </w:r>
+      <w:r>
+        <w:t xml:space="preserve"> </w:t>
+      </w:r>
+      <w:r>
+        <w:rPr>
+          <w:bCs/>
+          <w:b/>
+        </w:rPr>
+        <w:t xml:space="preserve">Pull works</w:t>
+      </w:r>
+      <w:r>
+        <w:t xml:space="preserve"> </w:t>
+      </w:r>
+      <w:r>
+        <w:t xml:space="preserve">to force a fresh fetch (the last-sync time is shown in the link card).</w:t>
+      </w:r>
+    </w:p>
+    <w:bookmarkEnd w:id="255"/>
+    <w:bookmarkStart w:id="256" w:name="unlink"/>
+    <w:p>
+      <w:pPr>
+        <w:pStyle w:val="Heading3"/>
+      </w:pPr>
+      <w:r>
+        <w:t xml:space="preserve">Unlink</w:t>
+      </w:r>
+    </w:p>
+    <w:p>
+      <w:pPr>
+        <w:pStyle w:val="FirstParagraph"/>
+      </w:pPr>
+      <w:r>
+        <w:t xml:space="preserve">Click</w:t>
+      </w:r>
+      <w:r>
+        <w:t xml:space="preserve"> </w:t>
+      </w:r>
+      <w:r>
+        <w:rPr>
+          <w:bCs/>
+          <w:b/>
+        </w:rPr>
+        <w:t xml:space="preserve">Unlink</w:t>
+      </w:r>
+      <w:r>
+        <w:t xml:space="preserve"> </w:t>
+      </w:r>
+      <w:r>
+        <w:t xml:space="preserve">to remove the saved tokens. Your works stay on ORCID; only the local link is cleared.</w:t>
+      </w:r>
+    </w:p>
+    <w:bookmarkEnd w:id="256"/>
+    <w:bookmarkStart w:id="257" w:name="tokens"/>
+    <w:p>
+      <w:pPr>
+        <w:pStyle w:val="Heading3"/>
+      </w:pPr>
+      <w:r>
+        <w:t xml:space="preserve">Tokens</w:t>
+      </w:r>
+    </w:p>
+    <w:p>
+      <w:pPr>
+        <w:pStyle w:val="FirstParagraph"/>
+      </w:pPr>
+      <w:r>
+        <w:t xml:space="preserve">Access and refresh tokens are stored AES-256-CBC encrypted using a key derived from the AtoM Heratio app secret. Tokens never appear in logs or the page itself.</w:t>
+      </w:r>
+    </w:p>
+    <w:bookmarkEnd w:id="257"/>
+    <w:bookmarkStart w:id="258" w:name="what-if-orcid-isnt-configured"/>
+    <w:p>
+      <w:pPr>
+        <w:pStyle w:val="Heading3"/>
+      </w:pPr>
+      <w:r>
+        <w:t xml:space="preserve">What if ORCID isn’t configured</w:t>
+      </w:r>
+    </w:p>
+    <w:p>
+      <w:pPr>
+        <w:pStyle w:val="FirstParagraph"/>
+      </w:pPr>
+      <w:r>
+        <w:t xml:space="preserve">If the operator hasn’t set</w:t>
+      </w:r>
+      <w:r>
+        <w:t xml:space="preserve"> </w:t>
+      </w:r>
+      <w:r>
+        <w:rPr>
+          <w:rStyle w:val="VerbatimChar"/>
+        </w:rPr>
+        <w:t xml:space="preserve">orcid_client_id</w:t>
+      </w:r>
+      <w:r>
+        <w:t xml:space="preserve"> </w:t>
+      </w:r>
+      <w:r>
+        <w:t xml:space="preserve">/</w:t>
+      </w:r>
+      <w:r>
+        <w:t xml:space="preserve"> </w:t>
+      </w:r>
+      <w:r>
+        <w:rPr>
+          <w:rStyle w:val="VerbatimChar"/>
+        </w:rPr>
+        <w:t xml:space="preserve">orcid_client_secret</w:t>
+      </w:r>
+      <w:r>
+        <w:t xml:space="preserve"> </w:t>
+      </w:r>
+      <w:r>
+        <w:t xml:space="preserve">/</w:t>
+      </w:r>
+      <w:r>
+        <w:t xml:space="preserve"> </w:t>
+      </w:r>
+      <w:r>
+        <w:rPr>
+          <w:rStyle w:val="VerbatimChar"/>
+        </w:rPr>
+        <w:t xml:space="preserve">orcid_redirect_uri</w:t>
+      </w:r>
+      <w:r>
+        <w:t xml:space="preserve">, the page shows a clean</w:t>
+      </w:r>
+      <w:r>
+        <w:t xml:space="preserve"> </w:t>
+      </w:r>
+      <w:r>
+        <w:t xml:space="preserve">“</w:t>
+      </w:r>
+      <w:r>
+        <w:t xml:space="preserve">not configured</w:t>
+      </w:r>
+      <w:r>
+        <w:t xml:space="preserve">”</w:t>
+      </w:r>
+      <w:r>
+        <w:t xml:space="preserve"> </w:t>
+      </w:r>
+      <w:r>
+        <w:t xml:space="preserve">alert listing the exact ENV keys. No errors, no 500s.</w:t>
+      </w:r>
+    </w:p>
+    <w:p>
+      <w:r>
+        <w:pict>
+          <v:rect style="width:0;height:1.5pt" o:hralign="center" o:hrstd="t" o:hr="t"/>
+        </w:pict>
+      </w:r>
+    </w:p>
+    <w:bookmarkEnd w:id="258"/>
+    <w:bookmarkEnd w:id="259"/>
+    <w:bookmarkStart w:id="264" w:name="mobile-shell-pwa"/>
+    <w:p>
+      <w:pPr>
+        <w:pStyle w:val="Heading2"/>
+      </w:pPr>
+      <w:r>
+        <w:t xml:space="preserve">44. Mobile Shell (PWA)</w:t>
+      </w:r>
+    </w:p>
+    <w:p>
+      <w:pPr>
+        <w:pStyle w:val="BlockText"/>
+      </w:pPr>
+      <w:r>
+        <w:t xml:space="preserve">Available from v3.3.0. Path: phone browser →</w:t>
+      </w:r>
+      <w:r>
+        <w:t xml:space="preserve"> </w:t>
+      </w:r>
+      <w:r>
+        <w:rPr>
+          <w:rStyle w:val="VerbatimChar"/>
+        </w:rPr>
+        <w:t xml:space="preserve">/research/mobile</w:t>
+      </w:r>
+      <w:r>
+        <w:t xml:space="preserve">. Installable as a standalone app.</w:t>
+      </w:r>
+    </w:p>
+    <w:bookmarkStart w:id="260" w:name="what-it-is-2"/>
+    <w:p>
+      <w:pPr>
+        <w:pStyle w:val="Heading3"/>
+      </w:pPr>
+      <w:r>
+        <w:t xml:space="preserve">What it is</w:t>
+      </w:r>
+    </w:p>
+    <w:p>
+      <w:pPr>
+        <w:pStyle w:val="FirstParagraph"/>
+      </w:pPr>
+      <w:r>
+        <w:t xml:space="preserve">A phone-first researcher home. Designed for two scenarios:</w:t>
+      </w:r>
+    </w:p>
+    <w:p>
+      <w:pPr>
+        <w:numPr>
+          <w:ilvl w:val="0"/>
+          <w:numId w:val="1033"/>
+        </w:numPr>
+        <w:pStyle w:val="Compact"/>
+      </w:pPr>
+      <w:r>
+        <w:rPr>
+          <w:bCs/>
+          <w:b/>
+        </w:rPr>
+        <w:t xml:space="preserve">Reading room</w:t>
+      </w:r>
+      <w:r>
+        <w:t xml:space="preserve"> </w:t>
+      </w:r>
+      <w:r>
+        <w:t xml:space="preserve">— quickly check your reading list, log a journal entry, search for an item</w:t>
+      </w:r>
+    </w:p>
+    <w:p>
+      <w:pPr>
+        <w:numPr>
+          <w:ilvl w:val="0"/>
+          <w:numId w:val="1033"/>
+        </w:numPr>
+        <w:pStyle w:val="Compact"/>
+      </w:pPr>
+      <w:r>
+        <w:rPr>
+          <w:bCs/>
+          <w:b/>
+        </w:rPr>
+        <w:t xml:space="preserve">Off-site</w:t>
+      </w:r>
+      <w:r>
+        <w:t xml:space="preserve"> </w:t>
+      </w:r>
+      <w:r>
+        <w:t xml:space="preserve">— review collections, draft notes, queue annotations</w:t>
+      </w:r>
+    </w:p>
+    <w:bookmarkEnd w:id="260"/>
+    <w:bookmarkStart w:id="261" w:name="installing-as-an-app"/>
+    <w:p>
+      <w:pPr>
+        <w:pStyle w:val="Heading3"/>
+      </w:pPr>
+      <w:r>
+        <w:t xml:space="preserve">Installing as an app</w:t>
+      </w:r>
+    </w:p>
+    <w:p>
+      <w:pPr>
+        <w:pStyle w:val="FirstParagraph"/>
+      </w:pPr>
+      <w:r>
+        <w:t xml:space="preserve">In Chrome / Safari on mobile, open</w:t>
+      </w:r>
+      <w:r>
+        <w:t xml:space="preserve"> </w:t>
+      </w:r>
+      <w:r>
+        <w:rPr>
+          <w:rStyle w:val="VerbatimChar"/>
+        </w:rPr>
+        <w:t xml:space="preserve">/research/mobile</w:t>
+      </w:r>
+      <w:r>
+        <w:t xml:space="preserve">, then tap the browser menu →</w:t>
+      </w:r>
+      <w:r>
+        <w:t xml:space="preserve"> </w:t>
+      </w:r>
+      <w:r>
+        <w:rPr>
+          <w:bCs/>
+          <w:b/>
+        </w:rPr>
+        <w:t xml:space="preserve">Add to home screen</w:t>
+      </w:r>
+      <w:r>
+        <w:t xml:space="preserve">. The portal will launch in standalone mode (no browser chrome).</w:t>
+      </w:r>
+    </w:p>
+    <w:bookmarkEnd w:id="261"/>
+    <w:bookmarkStart w:id="262" w:name="layout"/>
+    <w:p>
+      <w:pPr>
+        <w:pStyle w:val="Heading3"/>
+      </w:pPr>
+      <w:r>
+        <w:t xml:space="preserve">Layout</w:t>
+      </w:r>
+    </w:p>
+    <w:p>
+      <w:pPr>
+        <w:numPr>
+          <w:ilvl w:val="0"/>
+          <w:numId w:val="1034"/>
+        </w:numPr>
+        <w:pStyle w:val="Compact"/>
+      </w:pPr>
+      <w:r>
+        <w:t xml:space="preserve">Top — your name, email, online/offline badge</w:t>
+      </w:r>
+    </w:p>
+    <w:p>
+      <w:pPr>
+        <w:numPr>
+          <w:ilvl w:val="0"/>
+          <w:numId w:val="1034"/>
+        </w:numPr>
+        <w:pStyle w:val="Compact"/>
+      </w:pPr>
+      <w:r>
+        <w:t xml:space="preserve">4-button grid —</w:t>
+      </w:r>
+      <w:r>
+        <w:t xml:space="preserve"> </w:t>
+      </w:r>
+      <w:r>
+        <w:rPr>
+          <w:bCs/>
+          <w:b/>
+        </w:rPr>
+        <w:t xml:space="preserve">Search</w:t>
+      </w:r>
+      <w:r>
+        <w:t xml:space="preserve">,</w:t>
+      </w:r>
+      <w:r>
+        <w:t xml:space="preserve"> </w:t>
+      </w:r>
+      <w:r>
+        <w:rPr>
+          <w:bCs/>
+          <w:b/>
+        </w:rPr>
+        <w:t xml:space="preserve">Notebooks</w:t>
+      </w:r>
+      <w:r>
+        <w:t xml:space="preserve">,</w:t>
+      </w:r>
+      <w:r>
+        <w:t xml:space="preserve"> </w:t>
+      </w:r>
+      <w:r>
+        <w:rPr>
+          <w:bCs/>
+          <w:b/>
+        </w:rPr>
+        <w:t xml:space="preserve">Bibliographies</w:t>
+      </w:r>
+      <w:r>
+        <w:t xml:space="preserve">,</w:t>
+      </w:r>
+      <w:r>
+        <w:t xml:space="preserve"> </w:t>
+      </w:r>
+      <w:r>
+        <w:rPr>
+          <w:bCs/>
+          <w:b/>
+        </w:rPr>
+        <w:t xml:space="preserve">Journal</w:t>
+      </w:r>
+    </w:p>
+    <w:p>
+      <w:pPr>
+        <w:numPr>
+          <w:ilvl w:val="0"/>
+          <w:numId w:val="1034"/>
+        </w:numPr>
+        <w:pStyle w:val="Compact"/>
+      </w:pPr>
+      <w:r>
+        <w:rPr>
+          <w:bCs/>
+          <w:b/>
+        </w:rPr>
+        <w:t xml:space="preserve">Quick journal entry</w:t>
+      </w:r>
+      <w:r>
+        <w:t xml:space="preserve"> </w:t>
+      </w:r>
+      <w:r>
+        <w:t xml:space="preserve">— a one-tap journal-entry form</w:t>
+      </w:r>
+    </w:p>
+    <w:p>
+      <w:pPr>
+        <w:numPr>
+          <w:ilvl w:val="0"/>
+          <w:numId w:val="1034"/>
+        </w:numPr>
+        <w:pStyle w:val="Compact"/>
+      </w:pPr>
+      <w:r>
+        <w:rPr>
+          <w:bCs/>
+          <w:b/>
+        </w:rPr>
+        <w:t xml:space="preserve">Recent reading list</w:t>
+      </w:r>
+      <w:r>
+        <w:t xml:space="preserve"> </w:t>
+      </w:r>
+      <w:r>
+        <w:t xml:space="preserve">— most-recent 50 items from your collections</w:t>
+      </w:r>
+    </w:p>
+    <w:bookmarkEnd w:id="262"/>
+    <w:bookmarkStart w:id="263" w:name="online-offline-badge"/>
+    <w:p>
+      <w:pPr>
+        <w:pStyle w:val="Heading3"/>
+      </w:pPr>
+      <w:r>
+        <w:t xml:space="preserve">Online / offline badge</w:t>
+      </w:r>
+    </w:p>
+    <w:p>
+      <w:pPr>
+        <w:pStyle w:val="FirstParagraph"/>
+      </w:pPr>
+      <w:r>
+        <w:t xml:space="preserve">The badge turns red when your phone reports offline. The badge updates without a page reload.</w:t>
+      </w:r>
+    </w:p>
+    <w:p>
+      <w:r>
+        <w:pict>
+          <v:rect style="width:0;height:1.5pt" o:hralign="center" o:hrstd="t" o:hr="t"/>
+        </w:pict>
+      </w:r>
+    </w:p>
+    <w:bookmarkEnd w:id="263"/>
+    <w:bookmarkEnd w:id="264"/>
+    <w:bookmarkStart w:id="269" w:name="offline-mode-sync"/>
+    <w:p>
+      <w:pPr>
+        <w:pStyle w:val="Heading2"/>
+      </w:pPr>
+      <w:r>
+        <w:t xml:space="preserve">45. Offline Mode &amp; Sync</w:t>
+      </w:r>
+    </w:p>
+    <w:p>
+      <w:pPr>
+        <w:pStyle w:val="BlockText"/>
+      </w:pPr>
+      <w:r>
+        <w:t xml:space="preserve">Available from v3.3.0. Works hand-in-hand with the Mobile Shell (§44).</w:t>
+      </w:r>
+    </w:p>
+    <w:bookmarkStart w:id="265" w:name="whats-available-offline"/>
+    <w:p>
+      <w:pPr>
+        <w:pStyle w:val="Heading3"/>
+      </w:pPr>
+      <w:r>
+        <w:t xml:space="preserve">What’s available offline</w:t>
+      </w:r>
+    </w:p>
+    <w:p>
+      <w:pPr>
+        <w:pStyle w:val="FirstParagraph"/>
+      </w:pPr>
+      <w:r>
+        <w:t xml:space="preserve">If you’ve visited the mobile shell at least once, the service worker has cached it. Going offline:</w:t>
+      </w:r>
+    </w:p>
+    <w:p>
+      <w:pPr>
+        <w:numPr>
+          <w:ilvl w:val="0"/>
+          <w:numId w:val="1035"/>
+        </w:numPr>
+        <w:pStyle w:val="Compact"/>
+      </w:pPr>
+      <w:r>
+        <w:t xml:space="preserve">The mobile home page still loads (from cache)</w:t>
+      </w:r>
+    </w:p>
+    <w:p>
+      <w:pPr>
+        <w:numPr>
+          <w:ilvl w:val="0"/>
+          <w:numId w:val="1035"/>
+        </w:numPr>
+        <w:pStyle w:val="Compact"/>
+      </w:pPr>
+      <w:r>
+        <w:t xml:space="preserve">The 4-button grid is still visible</w:t>
+      </w:r>
+    </w:p>
+    <w:p>
+      <w:pPr>
+        <w:numPr>
+          <w:ilvl w:val="0"/>
+          <w:numId w:val="1035"/>
+        </w:numPr>
+        <w:pStyle w:val="Compact"/>
+      </w:pPr>
+      <w:r>
+        <w:t xml:space="preserve">Other pages may not load until you’re back online</w:t>
+      </w:r>
+    </w:p>
+    <w:bookmarkEnd w:id="265"/>
+    <w:bookmarkStart w:id="266" w:name="offline-journal-entries"/>
+    <w:p>
+      <w:pPr>
+        <w:pStyle w:val="Heading3"/>
+      </w:pPr>
+      <w:r>
+        <w:t xml:space="preserve">Offline journal entries</w:t>
+      </w:r>
+    </w:p>
+    <w:p>
+      <w:pPr>
+        <w:pStyle w:val="FirstParagraph"/>
+      </w:pPr>
+      <w:r>
+        <w:t xml:space="preserve">When you submit a quick journal entry while offline, the form:</w:t>
+      </w:r>
+    </w:p>
+    <w:p>
+      <w:pPr>
+        <w:numPr>
+          <w:ilvl w:val="0"/>
+          <w:numId w:val="1036"/>
+        </w:numPr>
+        <w:pStyle w:val="Compact"/>
+      </w:pPr>
+      <w:r>
+        <w:t xml:space="preserve">Stops the normal submit</w:t>
+      </w:r>
+    </w:p>
+    <w:p>
+      <w:pPr>
+        <w:numPr>
+          <w:ilvl w:val="0"/>
+          <w:numId w:val="1036"/>
+        </w:numPr>
+        <w:pStyle w:val="Compact"/>
+      </w:pPr>
+      <w:r>
+        <w:t xml:space="preserve">Saves the entry to</w:t>
+      </w:r>
+      <w:r>
+        <w:t xml:space="preserve"> </w:t>
+      </w:r>
+      <w:r>
+        <w:rPr>
+          <w:rStyle w:val="VerbatimChar"/>
+        </w:rPr>
+        <w:t xml:space="preserve">localStorage</w:t>
+      </w:r>
+      <w:r>
+        <w:t xml:space="preserve"> </w:t>
+      </w:r>
+      <w:r>
+        <w:t xml:space="preserve">under the key</w:t>
+      </w:r>
+      <w:r>
+        <w:t xml:space="preserve"> </w:t>
+      </w:r>
+      <w:r>
+        <w:rPr>
+          <w:rStyle w:val="VerbatimChar"/>
+        </w:rPr>
+        <w:t xml:space="preserve">heratio_offline_queue_v1</w:t>
+      </w:r>
+    </w:p>
+    <w:p>
+      <w:pPr>
+        <w:numPr>
+          <w:ilvl w:val="0"/>
+          <w:numId w:val="1036"/>
+        </w:numPr>
+        <w:pStyle w:val="Compact"/>
+      </w:pPr>
+      <w:r>
+        <w:t xml:space="preserve">Shows a confirmation that the entry is queued</w:t>
+      </w:r>
+    </w:p>
+    <w:p>
+      <w:pPr>
+        <w:pStyle w:val="FirstParagraph"/>
+      </w:pPr>
+      <w:r>
+        <w:t xml:space="preserve">When your device reconnects, the queue is automatically POSTed to</w:t>
+      </w:r>
+      <w:r>
+        <w:t xml:space="preserve"> </w:t>
+      </w:r>
+      <w:r>
+        <w:rPr>
+          <w:rStyle w:val="VerbatimChar"/>
+        </w:rPr>
+        <w:t xml:space="preserve">/research/sync/offline</w:t>
+      </w:r>
+      <w:r>
+        <w:t xml:space="preserve"> </w:t>
+      </w:r>
+      <w:r>
+        <w:t xml:space="preserve">and applied as a real</w:t>
+      </w:r>
+      <w:r>
+        <w:t xml:space="preserve"> </w:t>
+      </w:r>
+      <w:r>
+        <w:rPr>
+          <w:rStyle w:val="VerbatimChar"/>
+        </w:rPr>
+        <w:t xml:space="preserve">research_journal_entry</w:t>
+      </w:r>
+      <w:r>
+        <w:t xml:space="preserve"> </w:t>
+      </w:r>
+      <w:r>
+        <w:t xml:space="preserve">row. The audit table</w:t>
+      </w:r>
+      <w:r>
+        <w:t xml:space="preserve"> </w:t>
+      </w:r>
+      <w:r>
+        <w:rPr>
+          <w:rStyle w:val="VerbatimChar"/>
+        </w:rPr>
+        <w:t xml:space="preserve">research_offline_sync_log</w:t>
+      </w:r>
+      <w:r>
+        <w:t xml:space="preserve"> </w:t>
+      </w:r>
+      <w:r>
+        <w:t xml:space="preserve">records the run.</w:t>
+      </w:r>
+    </w:p>
+    <w:bookmarkEnd w:id="266"/>
+    <w:bookmarkStart w:id="267" w:name="whats-supported-in-the-queue"/>
+    <w:p>
+      <w:pPr>
+        <w:pStyle w:val="Heading3"/>
+      </w:pPr>
+      <w:r>
+        <w:t xml:space="preserve">What’s supported in the queue</w:t>
+      </w:r>
+    </w:p>
+    <w:tbl>
+      <w:tblPr>
+        <w:tblStyle w:val="Table"/>
+        <w:tblW w:type="auto" w:w="0"/>
+        <w:tblLook w:firstRow="1" w:lastRow="0" w:firstColumn="0" w:lastColumn="0" w:noHBand="0" w:noVBand="0" w:val="0020"/>
+        <w:jc w:val="start"/>
+      </w:tblPr>
+      <w:tblGrid>
+        <w:gridCol w:w="3960"/>
+        <w:gridCol w:w="3960"/>
+      </w:tblGrid>
+      <w:tr>
+        <w:trPr>
+          <w:tblHeader w:val="true"/>
+        </w:trPr>
+        <w:tc>
+          <w:tcPr/>
+          <w:p>
+            <w:pPr>
+              <w:pStyle w:val="Compact"/>
+              <w:jc w:val="left"/>
+            </w:pPr>
+            <w:r>
+              <w:rPr>
+                <w:rStyle w:val="VerbatimChar"/>
+              </w:rPr>
+              <w:t xml:space="preserve">kind</w:t>
+            </w:r>
+            <w:r>
+              <w:t xml:space="preserve"> </w:t>
+            </w:r>
+            <w:r>
+              <w:t xml:space="preserve">value</w:t>
+            </w:r>
+          </w:p>
+        </w:tc>
+        <w:tc>
+          <w:tcPr/>
+          <w:p>
+            <w:pPr>
+              <w:pStyle w:val="Compact"/>
+              <w:jc w:val="left"/>
+            </w:pPr>
+            <w:r>
+              <w:t xml:space="preserve">Applied to</w:t>
+            </w:r>
+          </w:p>
+        </w:tc>
+      </w:tr>
+      <w:tr>
+        <w:tc>
+          <w:tcPr/>
+          <w:p>
+            <w:pPr>
+              <w:pStyle w:val="Compact"/>
+              <w:jc w:val="left"/>
+            </w:pPr>
+            <w:r>
+              <w:rPr>
+                <w:rStyle w:val="VerbatimChar"/>
+              </w:rPr>
+              <w:t xml:space="preserve">journal_entry</w:t>
+            </w:r>
+          </w:p>
+        </w:tc>
+        <w:tc>
+          <w:tcPr/>
+          <w:p>
+            <w:pPr>
+              <w:pStyle w:val="Compact"/>
+              <w:jc w:val="left"/>
+            </w:pPr>
+            <w:r>
+              <w:rPr>
+                <w:rStyle w:val="VerbatimChar"/>
+              </w:rPr>
+              <w:t xml:space="preserve">research_journal_entry</w:t>
+            </w:r>
+          </w:p>
+        </w:tc>
+      </w:tr>
+      <w:tr>
+        <w:tc>
+          <w:tcPr/>
+          <w:p>
+            <w:pPr>
+              <w:pStyle w:val="Compact"/>
+              <w:jc w:val="left"/>
+            </w:pPr>
+            <w:r>
+              <w:rPr>
+                <w:rStyle w:val="VerbatimChar"/>
+              </w:rPr>
+              <w:t xml:space="preserve">annotation</w:t>
+            </w:r>
+          </w:p>
+        </w:tc>
+        <w:tc>
+          <w:tcPr/>
+          <w:p>
+            <w:pPr>
+              <w:pStyle w:val="Compact"/>
+              <w:jc w:val="left"/>
+            </w:pPr>
+            <w:r>
+              <w:rPr>
+                <w:rStyle w:val="VerbatimChar"/>
+              </w:rPr>
+              <w:t xml:space="preserve">research_annotation</w:t>
+            </w:r>
+          </w:p>
+        </w:tc>
+      </w:tr>
+    </w:tbl>
+    <w:bookmarkEnd w:id="267"/>
+    <w:bookmarkStart w:id="268" w:name="whats-not-supported"/>
+    <w:p>
+      <w:pPr>
+        <w:pStyle w:val="Heading3"/>
+      </w:pPr>
+      <w:r>
+        <w:t xml:space="preserve">What’s not supported</w:t>
+      </w:r>
+    </w:p>
+    <w:p>
+      <w:pPr>
+        <w:pStyle w:val="FirstParagraph"/>
+      </w:pPr>
+      <w:r>
+        <w:t xml:space="preserve">Comments on projects, ORCID actions, file uploads, and bookings cannot be queued offline; they require an online connection. If you try to submit one while offline you’ll get a browser-level network error.</w:t>
+      </w:r>
+    </w:p>
+    <w:p>
+      <w:r>
+        <w:pict>
+          <v:rect style="width:0;height:1.5pt" o:hralign="center" o:hrstd="t" o:hr="t"/>
+        </w:pict>
+      </w:r>
+    </w:p>
     <w:p>
       <w:pPr>
         <w:pStyle w:val="FirstParagraph"/>
@@ -21163,12 +25209,12 @@
           <w:iCs/>
           <w:i/>
         </w:rPr>
-        <w:t xml:space="preserve">This manual covers ahgResearchPlugin v3.1.0. For the latest updates, check the plugin documentation in the AtoM Heratio repository.</w:t>
-      </w:r>
-    </w:p>
-    <w:bookmarkEnd w:id="225"/>
-    <w:bookmarkEnd w:id="226"/>
-    <w:bookmarkEnd w:id="227"/>
+        <w:t xml:space="preserve">This manual covers ahgResearchPlugin v3.3.0. For the latest updates, check the plugin documentation in the AtoM Heratio repository.</w:t>
+      </w:r>
+    </w:p>
+    <w:bookmarkEnd w:id="268"/>
+    <w:bookmarkEnd w:id="269"/>
+    <w:bookmarkEnd w:id="270"/>
     <w:sectPr/>
   </w:body>
 </w:document>
@@ -21834,6 +25880,204 @@
   </w:num>
   <w:num w:numId="1024">
     <w:abstractNumId w:val="991"/>
+  </w:num>
+  <w:num w:numId="1025">
+    <w:abstractNumId w:val="99411"/>
+    <w:lvlOverride w:ilvl="0">
+      <w:startOverride w:val="1"/>
+    </w:lvlOverride>
+    <w:lvlOverride w:ilvl="1">
+      <w:startOverride w:val="1"/>
+    </w:lvlOverride>
+    <w:lvlOverride w:ilvl="2">
+      <w:startOverride w:val="1"/>
+    </w:lvlOverride>
+    <w:lvlOverride w:ilvl="3">
+      <w:startOverride w:val="1"/>
+    </w:lvlOverride>
+    <w:lvlOverride w:ilvl="4">
+      <w:startOverride w:val="1"/>
+    </w:lvlOverride>
+    <w:lvlOverride w:ilvl="5">
+      <w:startOverride w:val="1"/>
+    </w:lvlOverride>
+    <w:lvlOverride w:ilvl="6">
+      <w:startOverride w:val="1"/>
+    </w:lvlOverride>
+    <w:lvlOverride w:ilvl="7">
+      <w:startOverride w:val="1"/>
+    </w:lvlOverride>
+    <w:lvlOverride w:ilvl="8">
+      <w:startOverride w:val="1"/>
+    </w:lvlOverride>
+  </w:num>
+  <w:num w:numId="1026">
+    <w:abstractNumId w:val="991"/>
+  </w:num>
+  <w:num w:numId="1027">
+    <w:abstractNumId w:val="991"/>
+  </w:num>
+  <w:num w:numId="1028">
+    <w:abstractNumId w:val="99411"/>
+    <w:lvlOverride w:ilvl="0">
+      <w:startOverride w:val="1"/>
+    </w:lvlOverride>
+    <w:lvlOverride w:ilvl="1">
+      <w:startOverride w:val="1"/>
+    </w:lvlOverride>
+    <w:lvlOverride w:ilvl="2">
+      <w:startOverride w:val="1"/>
+    </w:lvlOverride>
+    <w:lvlOverride w:ilvl="3">
+      <w:startOverride w:val="1"/>
+    </w:lvlOverride>
+    <w:lvlOverride w:ilvl="4">
+      <w:startOverride w:val="1"/>
+    </w:lvlOverride>
+    <w:lvlOverride w:ilvl="5">
+      <w:startOverride w:val="1"/>
+    </w:lvlOverride>
+    <w:lvlOverride w:ilvl="6">
+      <w:startOverride w:val="1"/>
+    </w:lvlOverride>
+    <w:lvlOverride w:ilvl="7">
+      <w:startOverride w:val="1"/>
+    </w:lvlOverride>
+    <w:lvlOverride w:ilvl="8">
+      <w:startOverride w:val="1"/>
+    </w:lvlOverride>
+  </w:num>
+  <w:num w:numId="1029">
+    <w:abstractNumId w:val="99411"/>
+    <w:lvlOverride w:ilvl="0">
+      <w:startOverride w:val="1"/>
+    </w:lvlOverride>
+    <w:lvlOverride w:ilvl="1">
+      <w:startOverride w:val="1"/>
+    </w:lvlOverride>
+    <w:lvlOverride w:ilvl="2">
+      <w:startOverride w:val="1"/>
+    </w:lvlOverride>
+    <w:lvlOverride w:ilvl="3">
+      <w:startOverride w:val="1"/>
+    </w:lvlOverride>
+    <w:lvlOverride w:ilvl="4">
+      <w:startOverride w:val="1"/>
+    </w:lvlOverride>
+    <w:lvlOverride w:ilvl="5">
+      <w:startOverride w:val="1"/>
+    </w:lvlOverride>
+    <w:lvlOverride w:ilvl="6">
+      <w:startOverride w:val="1"/>
+    </w:lvlOverride>
+    <w:lvlOverride w:ilvl="7">
+      <w:startOverride w:val="1"/>
+    </w:lvlOverride>
+    <w:lvlOverride w:ilvl="8">
+      <w:startOverride w:val="1"/>
+    </w:lvlOverride>
+  </w:num>
+  <w:num w:numId="1030">
+    <w:abstractNumId w:val="99411"/>
+    <w:lvlOverride w:ilvl="0">
+      <w:startOverride w:val="1"/>
+    </w:lvlOverride>
+    <w:lvlOverride w:ilvl="1">
+      <w:startOverride w:val="1"/>
+    </w:lvlOverride>
+    <w:lvlOverride w:ilvl="2">
+      <w:startOverride w:val="1"/>
+    </w:lvlOverride>
+    <w:lvlOverride w:ilvl="3">
+      <w:startOverride w:val="1"/>
+    </w:lvlOverride>
+    <w:lvlOverride w:ilvl="4">
+      <w:startOverride w:val="1"/>
+    </w:lvlOverride>
+    <w:lvlOverride w:ilvl="5">
+      <w:startOverride w:val="1"/>
+    </w:lvlOverride>
+    <w:lvlOverride w:ilvl="6">
+      <w:startOverride w:val="1"/>
+    </w:lvlOverride>
+    <w:lvlOverride w:ilvl="7">
+      <w:startOverride w:val="1"/>
+    </w:lvlOverride>
+    <w:lvlOverride w:ilvl="8">
+      <w:startOverride w:val="1"/>
+    </w:lvlOverride>
+  </w:num>
+  <w:num w:numId="1031">
+    <w:abstractNumId w:val="991"/>
+  </w:num>
+  <w:num w:numId="1032">
+    <w:abstractNumId w:val="991"/>
+  </w:num>
+  <w:num w:numId="1033">
+    <w:abstractNumId w:val="99411"/>
+    <w:lvlOverride w:ilvl="0">
+      <w:startOverride w:val="1"/>
+    </w:lvlOverride>
+    <w:lvlOverride w:ilvl="1">
+      <w:startOverride w:val="1"/>
+    </w:lvlOverride>
+    <w:lvlOverride w:ilvl="2">
+      <w:startOverride w:val="1"/>
+    </w:lvlOverride>
+    <w:lvlOverride w:ilvl="3">
+      <w:startOverride w:val="1"/>
+    </w:lvlOverride>
+    <w:lvlOverride w:ilvl="4">
+      <w:startOverride w:val="1"/>
+    </w:lvlOverride>
+    <w:lvlOverride w:ilvl="5">
+      <w:startOverride w:val="1"/>
+    </w:lvlOverride>
+    <w:lvlOverride w:ilvl="6">
+      <w:startOverride w:val="1"/>
+    </w:lvlOverride>
+    <w:lvlOverride w:ilvl="7">
+      <w:startOverride w:val="1"/>
+    </w:lvlOverride>
+    <w:lvlOverride w:ilvl="8">
+      <w:startOverride w:val="1"/>
+    </w:lvlOverride>
+  </w:num>
+  <w:num w:numId="1034">
+    <w:abstractNumId w:val="991"/>
+  </w:num>
+  <w:num w:numId="1035">
+    <w:abstractNumId w:val="991"/>
+  </w:num>
+  <w:num w:numId="1036">
+    <w:abstractNumId w:val="99411"/>
+    <w:lvlOverride w:ilvl="0">
+      <w:startOverride w:val="1"/>
+    </w:lvlOverride>
+    <w:lvlOverride w:ilvl="1">
+      <w:startOverride w:val="1"/>
+    </w:lvlOverride>
+    <w:lvlOverride w:ilvl="2">
+      <w:startOverride w:val="1"/>
+    </w:lvlOverride>
+    <w:lvlOverride w:ilvl="3">
+      <w:startOverride w:val="1"/>
+    </w:lvlOverride>
+    <w:lvlOverride w:ilvl="4">
+      <w:startOverride w:val="1"/>
+    </w:lvlOverride>
+    <w:lvlOverride w:ilvl="5">
+      <w:startOverride w:val="1"/>
+    </w:lvlOverride>
+    <w:lvlOverride w:ilvl="6">
+      <w:startOverride w:val="1"/>
+    </w:lvlOverride>
+    <w:lvlOverride w:ilvl="7">
+      <w:startOverride w:val="1"/>
+    </w:lvlOverride>
+    <w:lvlOverride w:ilvl="8">
+      <w:startOverride w:val="1"/>
+    </w:lvlOverride>
   </w:num>
 </w:numbering>
 </file>
